--- a/Digital_Dealers_Capstone_2026.docx
+++ b/Digital_Dealers_Capstone_2026.docx
@@ -1053,6 +1053,15 @@
         <w:suppressLineNumbers w:val="0"/>
         <w:bidi w:val="0"/>
         <w:spacing w:before="240" w:beforeAutospacing="0" w:after="240" w:afterAutospacing="0" w:line="17" w:lineRule="atLeast"/>
+        <w:rPr>
+          <w:rFonts w:hint="default" w:ascii="Courier New" w:hAnsi="Courier New" w:cs="Courier New"/>
+          <w:i w:val="0"/>
+          <w:iCs w:val="0"/>
+          <w:color w:val="000000"/>
+          <w:sz w:val="24"/>
+          <w:szCs w:val="24"/>
+          <w:u w:val="none"/>
+        </w:rPr>
       </w:pPr>
       <w:r>
         <w:rPr>
@@ -1067,29 +1076,6 @@
         </w:rPr>
         <w:t>Specifically, the study aims to solve the following problems:</w:t>
       </w:r>
-    </w:p>
-    <w:p>
-      <w:pPr>
-        <w:keepNext w:val="0"/>
-        <w:keepLines w:val="0"/>
-        <w:widowControl/>
-        <w:numPr>
-          <w:numId w:val="0"/>
-        </w:numPr>
-        <w:suppressLineNumbers w:val="0"/>
-        <w:bidi w:val="0"/>
-        <w:spacing w:before="0" w:beforeAutospacing="1" w:after="0" w:afterAutospacing="1"/>
-        <w:textAlignment w:val="baseline"/>
-        <w:rPr>
-          <w:rFonts w:ascii="Courier New" w:hAnsi="Courier New" w:cs="Courier New"/>
-          <w:i w:val="0"/>
-          <w:iCs w:val="0"/>
-          <w:color w:val="000000"/>
-          <w:sz w:val="24"/>
-          <w:szCs w:val="24"/>
-          <w:u w:val="none"/>
-        </w:rPr>
-      </w:pPr>
     </w:p>
     <w:p>
       <w:pPr>
@@ -1103,7 +1089,7 @@
         </w:numPr>
         <w:suppressLineNumbers w:val="0"/>
         <w:bidi w:val="0"/>
-        <w:spacing w:before="240" w:beforeAutospacing="0" w:after="240" w:afterAutospacing="0" w:line="17" w:lineRule="atLeast"/>
+        <w:spacing w:before="240" w:beforeAutospacing="0" w:after="0" w:afterAutospacing="0" w:line="17" w:lineRule="atLeast"/>
         <w:ind w:left="420" w:leftChars="0" w:hanging="420" w:firstLineChars="0"/>
         <w:rPr>
           <w:rFonts w:hint="default" w:ascii="Courier New" w:hAnsi="Courier New" w:cs="Courier New"/>
@@ -1114,7 +1100,6 @@
           <w:szCs w:val="24"/>
           <w:u w:val="none"/>
           <w:vertAlign w:val="baseline"/>
-          <w:lang w:val="en-US"/>
         </w:rPr>
       </w:pPr>
       <w:r>
@@ -1143,43 +1128,28 @@
           <w:u w:val="none"/>
           <w:vertAlign w:val="baseline"/>
         </w:rPr>
-        <w:t xml:space="preserve"> Customers have a hard time placing custom cake orders because there is no official online catalog or ordering system. There is no tool to calculate prices automatically when a customer picks different sizes, layers, or flavors. Furthermore, customers cannot upload reference photos of their desired cake designs, forcing them to explain everything through long, confusing chat messages on social media</w:t>
-      </w:r>
-      <w:r>
-        <w:rPr>
-          <w:rFonts w:hint="default" w:ascii="Courier New" w:hAnsi="Courier New" w:cs="Courier New"/>
-          <w:i w:val="0"/>
-          <w:iCs w:val="0"/>
-          <w:color w:val="000000"/>
-          <w:sz w:val="24"/>
-          <w:szCs w:val="24"/>
-          <w:u w:val="none"/>
-          <w:vertAlign w:val="baseline"/>
-          <w:lang w:val="en-US"/>
-        </w:rPr>
-        <w:t>.</w:t>
-      </w:r>
-    </w:p>
-    <w:p>
-      <w:pPr>
-        <w:keepNext w:val="0"/>
-        <w:keepLines w:val="0"/>
-        <w:widowControl/>
-        <w:numPr>
-          <w:numId w:val="0"/>
-        </w:numPr>
-        <w:suppressLineNumbers w:val="0"/>
-        <w:bidi w:val="0"/>
-        <w:spacing w:before="0" w:beforeAutospacing="1" w:after="0" w:afterAutospacing="1"/>
-        <w:textAlignment w:val="baseline"/>
-        <w:rPr>
-          <w:rFonts w:ascii="Courier New" w:hAnsi="Courier New" w:cs="Courier New"/>
-          <w:i w:val="0"/>
-          <w:iCs w:val="0"/>
-          <w:color w:val="000000"/>
-          <w:sz w:val="24"/>
-          <w:szCs w:val="24"/>
-          <w:u w:val="none"/>
+        <w:t xml:space="preserve"> Customers have a hard time placing custom cake orders because there is no official online catalog or ordering system. There is no tool to calculate prices automatically when a customer picks different sizes, layers, or flavors. Furthermore, customers cannot upload reference photos of their desired cake designs, forcing them to explain everything through long, confusing chat messages on social media.</w:t>
+      </w:r>
+    </w:p>
+    <w:p>
+      <w:pPr>
+        <w:pStyle w:val="11"/>
+        <w:keepNext w:val="0"/>
+        <w:keepLines w:val="0"/>
+        <w:widowControl/>
+        <w:suppressLineNumbers w:val="0"/>
+        <w:bidi w:val="0"/>
+        <w:spacing w:before="240" w:beforeAutospacing="0" w:after="0" w:afterAutospacing="0" w:line="17" w:lineRule="atLeast"/>
+        <w:ind w:left="720"/>
+        <w:rPr>
+          <w:rFonts w:hint="default" w:ascii="Courier New" w:hAnsi="Courier New" w:cs="Courier New"/>
+          <w:i w:val="0"/>
+          <w:iCs w:val="0"/>
+          <w:color w:val="000000"/>
+          <w:sz w:val="24"/>
+          <w:szCs w:val="24"/>
+          <w:u w:val="none"/>
+          <w:vertAlign w:val="baseline"/>
         </w:rPr>
       </w:pPr>
     </w:p>
@@ -1195,7 +1165,7 @@
         </w:numPr>
         <w:suppressLineNumbers w:val="0"/>
         <w:bidi w:val="0"/>
-        <w:spacing w:before="240" w:beforeAutospacing="0" w:after="0" w:afterAutospacing="0" w:line="17" w:lineRule="atLeast"/>
+        <w:spacing w:before="0" w:beforeAutospacing="0" w:after="0" w:afterAutospacing="0" w:line="17" w:lineRule="atLeast"/>
         <w:ind w:left="420" w:leftChars="0" w:hanging="420" w:firstLineChars="0"/>
         <w:rPr>
           <w:rFonts w:hint="default" w:ascii="Courier New" w:hAnsi="Courier New" w:cs="Courier New"/>
@@ -1245,7 +1215,7 @@
         <w:widowControl/>
         <w:suppressLineNumbers w:val="0"/>
         <w:bidi w:val="0"/>
-        <w:spacing w:before="240" w:beforeAutospacing="0" w:after="0" w:afterAutospacing="0" w:line="17" w:lineRule="atLeast"/>
+        <w:spacing w:before="0" w:beforeAutospacing="0" w:after="0" w:afterAutospacing="0" w:line="17" w:lineRule="atLeast"/>
         <w:ind w:left="720"/>
         <w:rPr>
           <w:rFonts w:hint="default" w:ascii="Courier New" w:hAnsi="Courier New" w:cs="Courier New"/>
@@ -1381,33 +1351,8 @@
     </w:p>
     <w:p>
       <w:pPr>
-        <w:keepNext w:val="0"/>
-        <w:keepLines w:val="0"/>
-        <w:widowControl/>
-        <w:numPr>
-          <w:numId w:val="0"/>
-        </w:numPr>
-        <w:suppressLineNumbers w:val="0"/>
-        <w:bidi w:val="0"/>
-        <w:spacing w:before="0" w:beforeAutospacing="1" w:after="0" w:afterAutospacing="1"/>
-        <w:ind w:left="1080" w:leftChars="0"/>
-        <w:textAlignment w:val="baseline"/>
-        <w:rPr>
-          <w:rFonts w:hint="default" w:ascii="Courier New" w:hAnsi="Courier New" w:cs="Courier New"/>
-          <w:i w:val="0"/>
-          <w:iCs w:val="0"/>
-          <w:color w:val="000000"/>
-          <w:sz w:val="24"/>
-          <w:szCs w:val="24"/>
-          <w:u w:val="none"/>
-        </w:rPr>
-      </w:pPr>
-    </w:p>
-    <w:p>
-      <w:pPr>
         <w:widowControl/>
         <w:spacing w:before="240" w:after="240"/>
-        <w:ind w:left="720" w:firstLine="0"/>
         <w:rPr>
           <w:rFonts w:ascii="Courier New" w:hAnsi="Courier New" w:eastAsia="Courier New" w:cs="Courier New"/>
           <w:sz w:val="24"/>
@@ -1536,7 +1481,7 @@
         <w:bidi w:val="0"/>
         <w:spacing w:before="240" w:beforeAutospacing="0" w:after="240" w:afterAutospacing="0" w:line="17" w:lineRule="atLeast"/>
         <w:rPr>
-          <w:rFonts w:hint="default" w:ascii="Courier New" w:hAnsi="Courier New" w:cs="Courier New"/>
+          <w:rFonts w:ascii="Courier New" w:hAnsi="Courier New" w:cs="Courier New"/>
           <w:i w:val="0"/>
           <w:iCs w:val="0"/>
           <w:color w:val="000000"/>
@@ -1619,51 +1564,22 @@
         <w:keepLines w:val="0"/>
         <w:widowControl/>
         <w:numPr>
-          <w:ilvl w:val="0"/>
-          <w:numId w:val="2"/>
+          <w:numId w:val="0"/>
         </w:numPr>
         <w:suppressLineNumbers w:val="0"/>
         <w:bidi w:val="0"/>
-        <w:spacing w:before="0" w:beforeAutospacing="0" w:after="0" w:afterAutospacing="0" w:line="17" w:lineRule="atLeast"/>
-        <w:ind w:left="425" w:leftChars="0" w:hanging="425" w:firstLineChars="0"/>
-        <w:rPr>
-          <w:rFonts w:hint="default" w:ascii="Courier New" w:hAnsi="Courier New" w:cs="Courier New"/>
-          <w:i w:val="0"/>
-          <w:iCs w:val="0"/>
-          <w:color w:val="000000"/>
-          <w:sz w:val="24"/>
-          <w:szCs w:val="24"/>
-          <w:u w:val="none"/>
-        </w:rPr>
-      </w:pPr>
-      <w:r>
-        <w:rPr>
-          <w:rFonts w:hint="default" w:ascii="Courier New" w:hAnsi="Courier New" w:cs="Courier New"/>
-          <w:b/>
-          <w:bCs/>
-          <w:i w:val="0"/>
-          <w:iCs w:val="0"/>
-          <w:color w:val="000000"/>
-          <w:sz w:val="24"/>
-          <w:szCs w:val="24"/>
-          <w:u w:val="none"/>
-          <w:vertAlign w:val="baseline"/>
-        </w:rPr>
-        <w:t>Build a smart scheduling system</w:t>
-      </w:r>
-      <w:r>
-        <w:rPr>
-          <w:rFonts w:hint="default" w:ascii="Courier New" w:hAnsi="Courier New" w:cs="Courier New"/>
-          <w:i w:val="0"/>
-          <w:iCs w:val="0"/>
-          <w:color w:val="000000"/>
-          <w:sz w:val="24"/>
-          <w:szCs w:val="24"/>
-          <w:u w:val="none"/>
-          <w:vertAlign w:val="baseline"/>
-        </w:rPr>
-        <w:t xml:space="preserve"> with an interactive administrative calendar that shows daily order limits, lets the staff easily change product availability states, and organizes pick-up or delivery dates to prevent the kitchen from getting overbooked.</w:t>
-      </w:r>
+        <w:spacing w:before="240" w:beforeAutospacing="0" w:after="0" w:afterAutospacing="0" w:line="17" w:lineRule="atLeast"/>
+        <w:ind w:leftChars="0" w:right="0" w:rightChars="0"/>
+        <w:rPr>
+          <w:rFonts w:hint="default" w:ascii="Courier New" w:hAnsi="Courier New" w:cs="Courier New"/>
+          <w:i w:val="0"/>
+          <w:iCs w:val="0"/>
+          <w:color w:val="000000"/>
+          <w:sz w:val="24"/>
+          <w:szCs w:val="24"/>
+          <w:u w:val="none"/>
+        </w:rPr>
+      </w:pPr>
     </w:p>
     <w:p>
       <w:pPr>
@@ -1702,21 +1618,45 @@
           <w:u w:val="none"/>
           <w:vertAlign w:val="baseline"/>
         </w:rPr>
-        <w:t>Implement a multi-stage order tracking system</w:t>
-      </w:r>
-      <w:r>
-        <w:rPr>
-          <w:rFonts w:hint="default" w:ascii="Courier New" w:hAnsi="Courier New" w:cs="Courier New"/>
-          <w:i w:val="0"/>
-          <w:iCs w:val="0"/>
-          <w:color w:val="000000"/>
-          <w:sz w:val="24"/>
-          <w:szCs w:val="24"/>
-          <w:u w:val="none"/>
-          <w:vertAlign w:val="baseline"/>
-        </w:rPr>
-        <w:t xml:space="preserve"> that gives customers real-time updates on their order progress while providing the admin with a dashboard separated into clear production phases (Pending, Confirmed, Baking, Ready, Completed, and Cancelled). </w:t>
-      </w:r>
+        <w:t>Build a smart scheduling system</w:t>
+      </w:r>
+      <w:r>
+        <w:rPr>
+          <w:rFonts w:hint="default" w:ascii="Courier New" w:hAnsi="Courier New" w:cs="Courier New"/>
+          <w:i w:val="0"/>
+          <w:iCs w:val="0"/>
+          <w:color w:val="000000"/>
+          <w:sz w:val="24"/>
+          <w:szCs w:val="24"/>
+          <w:u w:val="none"/>
+          <w:vertAlign w:val="baseline"/>
+        </w:rPr>
+        <w:t xml:space="preserve"> with an interactive administrative calendar that shows daily order limits, lets the staff easily change product availability states, and organizes pick-up or delivery dates to prevent the kitchen from getting overbooked.</w:t>
+      </w:r>
+    </w:p>
+    <w:p>
+      <w:pPr>
+        <w:pStyle w:val="11"/>
+        <w:keepNext w:val="0"/>
+        <w:keepLines w:val="0"/>
+        <w:widowControl/>
+        <w:numPr>
+          <w:numId w:val="0"/>
+        </w:numPr>
+        <w:suppressLineNumbers w:val="0"/>
+        <w:bidi w:val="0"/>
+        <w:spacing w:before="0" w:beforeAutospacing="0" w:after="0" w:afterAutospacing="0" w:line="17" w:lineRule="atLeast"/>
+        <w:ind w:leftChars="0" w:right="0" w:rightChars="0"/>
+        <w:rPr>
+          <w:rFonts w:hint="default" w:ascii="Courier New" w:hAnsi="Courier New" w:cs="Courier New"/>
+          <w:i w:val="0"/>
+          <w:iCs w:val="0"/>
+          <w:color w:val="000000"/>
+          <w:sz w:val="24"/>
+          <w:szCs w:val="24"/>
+          <w:u w:val="none"/>
+        </w:rPr>
+      </w:pPr>
     </w:p>
     <w:p>
       <w:pPr>
@@ -1755,21 +1695,45 @@
           <w:u w:val="none"/>
           <w:vertAlign w:val="baseline"/>
         </w:rPr>
-        <w:t>Create a sales analytics dashboard</w:t>
-      </w:r>
-      <w:r>
-        <w:rPr>
-          <w:rFonts w:hint="default" w:ascii="Courier New" w:hAnsi="Courier New" w:cs="Courier New"/>
-          <w:i w:val="0"/>
-          <w:iCs w:val="0"/>
-          <w:color w:val="000000"/>
-          <w:sz w:val="24"/>
-          <w:szCs w:val="24"/>
-          <w:u w:val="none"/>
-          <w:vertAlign w:val="baseline"/>
-        </w:rPr>
-        <w:t xml:space="preserve"> for the bakery owner that uses simple data visualization charts, specifically a vertical Monthly Revenue Chart and a horizontal Top Products Chart, to track income and identify best-selling menu items.</w:t>
-      </w:r>
+        <w:t>Implement a multi-stage order tracking system</w:t>
+      </w:r>
+      <w:r>
+        <w:rPr>
+          <w:rFonts w:hint="default" w:ascii="Courier New" w:hAnsi="Courier New" w:cs="Courier New"/>
+          <w:i w:val="0"/>
+          <w:iCs w:val="0"/>
+          <w:color w:val="000000"/>
+          <w:sz w:val="24"/>
+          <w:szCs w:val="24"/>
+          <w:u w:val="none"/>
+          <w:vertAlign w:val="baseline"/>
+        </w:rPr>
+        <w:t xml:space="preserve"> that gives customers real-time updates on their order progress while providing the admin with a dashboard separated into clear production phases (Pending, Confirmed, Baking, Ready, Completed, and Cancelled). </w:t>
+      </w:r>
+    </w:p>
+    <w:p>
+      <w:pPr>
+        <w:pStyle w:val="11"/>
+        <w:keepNext w:val="0"/>
+        <w:keepLines w:val="0"/>
+        <w:widowControl/>
+        <w:numPr>
+          <w:numId w:val="0"/>
+        </w:numPr>
+        <w:suppressLineNumbers w:val="0"/>
+        <w:bidi w:val="0"/>
+        <w:spacing w:before="0" w:beforeAutospacing="0" w:after="0" w:afterAutospacing="0" w:line="17" w:lineRule="atLeast"/>
+        <w:ind w:leftChars="0" w:right="0" w:rightChars="0"/>
+        <w:rPr>
+          <w:rFonts w:hint="default" w:ascii="Courier New" w:hAnsi="Courier New" w:cs="Courier New"/>
+          <w:i w:val="0"/>
+          <w:iCs w:val="0"/>
+          <w:color w:val="000000"/>
+          <w:sz w:val="24"/>
+          <w:szCs w:val="24"/>
+          <w:u w:val="none"/>
+        </w:rPr>
+      </w:pPr>
     </w:p>
     <w:p>
       <w:pPr>
@@ -1783,6 +1747,83 @@
         </w:numPr>
         <w:suppressLineNumbers w:val="0"/>
         <w:bidi w:val="0"/>
+        <w:spacing w:before="0" w:beforeAutospacing="0" w:after="0" w:afterAutospacing="0" w:line="17" w:lineRule="atLeast"/>
+        <w:ind w:left="425" w:leftChars="0" w:hanging="425" w:firstLineChars="0"/>
+        <w:rPr>
+          <w:rFonts w:hint="default" w:ascii="Courier New" w:hAnsi="Courier New" w:cs="Courier New"/>
+          <w:i w:val="0"/>
+          <w:iCs w:val="0"/>
+          <w:color w:val="000000"/>
+          <w:sz w:val="24"/>
+          <w:szCs w:val="24"/>
+          <w:u w:val="none"/>
+        </w:rPr>
+      </w:pPr>
+      <w:r>
+        <w:rPr>
+          <w:rFonts w:hint="default" w:ascii="Courier New" w:hAnsi="Courier New" w:cs="Courier New"/>
+          <w:b/>
+          <w:bCs/>
+          <w:i w:val="0"/>
+          <w:iCs w:val="0"/>
+          <w:color w:val="000000"/>
+          <w:sz w:val="24"/>
+          <w:szCs w:val="24"/>
+          <w:u w:val="none"/>
+          <w:vertAlign w:val="baseline"/>
+        </w:rPr>
+        <w:t>Create a sales analytics dashboard</w:t>
+      </w:r>
+      <w:r>
+        <w:rPr>
+          <w:rFonts w:hint="default" w:ascii="Courier New" w:hAnsi="Courier New" w:cs="Courier New"/>
+          <w:i w:val="0"/>
+          <w:iCs w:val="0"/>
+          <w:color w:val="000000"/>
+          <w:sz w:val="24"/>
+          <w:szCs w:val="24"/>
+          <w:u w:val="none"/>
+          <w:vertAlign w:val="baseline"/>
+        </w:rPr>
+        <w:t xml:space="preserve"> for the bakery owner that uses simple data visualization charts, specifically a vertical Monthly Revenue Chart and a horizontal Top Products Chart, to track income and identify best-selling menu items.</w:t>
+      </w:r>
+    </w:p>
+    <w:p>
+      <w:pPr>
+        <w:pStyle w:val="11"/>
+        <w:keepNext w:val="0"/>
+        <w:keepLines w:val="0"/>
+        <w:widowControl/>
+        <w:numPr>
+          <w:numId w:val="0"/>
+        </w:numPr>
+        <w:suppressLineNumbers w:val="0"/>
+        <w:bidi w:val="0"/>
+        <w:spacing w:before="0" w:beforeAutospacing="0" w:after="0" w:afterAutospacing="0" w:line="17" w:lineRule="atLeast"/>
+        <w:ind w:leftChars="0" w:right="0" w:rightChars="0"/>
+        <w:rPr>
+          <w:rFonts w:hint="default" w:ascii="Courier New" w:hAnsi="Courier New" w:cs="Courier New"/>
+          <w:i w:val="0"/>
+          <w:iCs w:val="0"/>
+          <w:color w:val="000000"/>
+          <w:sz w:val="24"/>
+          <w:szCs w:val="24"/>
+          <w:u w:val="none"/>
+        </w:rPr>
+      </w:pPr>
+    </w:p>
+    <w:p>
+      <w:pPr>
+        <w:pStyle w:val="11"/>
+        <w:keepNext w:val="0"/>
+        <w:keepLines w:val="0"/>
+        <w:widowControl/>
+        <w:numPr>
+          <w:ilvl w:val="0"/>
+          <w:numId w:val="2"/>
+        </w:numPr>
+        <w:suppressLineNumbers w:val="0"/>
+        <w:bidi w:val="0"/>
         <w:spacing w:before="0" w:beforeAutospacing="0" w:after="240" w:afterAutospacing="0" w:line="17" w:lineRule="atLeast"/>
         <w:ind w:left="425" w:leftChars="0" w:hanging="425" w:firstLineChars="0"/>
       </w:pPr>
@@ -1814,6 +1855,30 @@
         </w:rPr>
         <w:t xml:space="preserve"> using Firebase to protect the admin panel, allow users to safely update their passwords, and securely log customer details—including direct Facebook profile links for quick communication.</w:t>
       </w:r>
+    </w:p>
+    <w:p>
+      <w:pPr>
+        <w:keepNext w:val="0"/>
+        <w:keepLines w:val="0"/>
+        <w:widowControl/>
+        <w:numPr>
+          <w:numId w:val="0"/>
+        </w:numPr>
+        <w:suppressLineNumbers w:val="0"/>
+        <w:bidi w:val="0"/>
+        <w:spacing w:before="0" w:beforeAutospacing="1" w:after="0" w:afterAutospacing="1"/>
+        <w:ind w:left="1080" w:leftChars="0"/>
+        <w:textAlignment w:val="baseline"/>
+        <w:rPr>
+          <w:rFonts w:hint="default" w:ascii="Courier New" w:hAnsi="Courier New" w:cs="Courier New"/>
+          <w:i w:val="0"/>
+          <w:iCs w:val="0"/>
+          <w:color w:val="000000"/>
+          <w:sz w:val="24"/>
+          <w:szCs w:val="24"/>
+          <w:u w:val="none"/>
+        </w:rPr>
+      </w:pPr>
     </w:p>
     <w:p>
       <w:pPr>
@@ -1890,7 +1955,7 @@
       </w:pPr>
       <w:r>
         <w:rPr>
-          <w:rFonts w:hint="default" w:ascii="Courier New" w:hAnsi="Courier New" w:cs="Courier New"/>
+          <w:rFonts w:ascii="Courier New" w:hAnsi="Courier New" w:cs="Courier New"/>
           <w:i w:val="0"/>
           <w:iCs w:val="0"/>
           <w:color w:val="000000"/>
@@ -1923,7 +1988,7 @@
           <w:u w:val="none"/>
           <w:vertAlign w:val="baseline"/>
         </w:rPr>
-        <w:t>For the customers, The system provides a responsive website that works smoothly on both computers and smartphones. It includes a digital menu where users can filter bakery items by product type (Cakes, Cupcakes, Kakanin) and budget ranges (₱0–₱199, ₱200–₱500, ₱501+). It also features an interactive FAQ section and a customer review carousel. Through the custom cake builder, customers can select options like sizes, layers, or flavors, see the price calculated automatically, and upload an image file as a design reference. The checkout page allows them to select an open pickup or delivery date from an availability calendar, input their contact details (including a Facebook profile link), and choose between Cash on Delivery, GCash, or Bank Transfer. Customers also have a personal dashboard where they can track their order status (PENDING , UNPAID , COD) and safely update their login information through a slide-out security account menu. </w:t>
+        <w:t>For the customers, The system provides a responsive website that works smoothly on both computers and smartphones. It includes a digital menu where users can filter bakery items by product type (Cakes, Cupcakes, Kakanin) and budget ranges (₱0–₱199, ₱200–₱500, ₱501+). It also features an interactive FAQ section and a customer review . Through the custom cake builder, customers can select options like sizes, layers, or flavors, see the price calculated automatically, and upload an image file as a design reference. The checkout page allows them to select an open pickup or delivery date from an availability calendar, input their contact details (including a Facebook profile link), and choose between Cash on Delivery, GCash, or Bank Transfer. Customers also have a personal dashboard where they can track their order status (PENDING , UNPAID , COD) and safely update their login information through a slide-out security account menu. </w:t>
       </w:r>
     </w:p>
     <w:p>
@@ -1947,7 +2012,7 @@
           <w:u w:val="none"/>
           <w:vertAlign w:val="baseline"/>
         </w:rPr>
-        <w:t>For the administrators, The platform provides a comprehensive control panel to manage daily business tasks. The main order management area uses a tabbed navigation bar to sort orders across specific production stages: All, Pending, Confirmed, Baking, Ready, Completed, and Cancelled. Admin cards show complete order details, including custom cake specifications, uploaded design guides, customer contact entries, and proof-of-payment receipts. The administrator can update order progress using drop-down selectors and verify payments using a simple Paid or Unpaid toggle switch. Additionally, the admin has access to a centralized calendar showing daily order volumes, full CRUD control over the menu items (with instant "Available" toggle switches to hide items that run out of ingredients), and an analytics page featuring a vertical Monthly Revenue Chart and a horizontal Top Products Chart. </w:t>
+        <w:t>For the administrators, The platform provides a comprehensive control panel to manage daily business tasks. The main dashboard header displays quick-glance calculation summary cards for Total Revenue, Total Orders, and Pending Orders. Below the metrics, the order management area uses a tabbed navigation bar and an instant customer search box to sort through active invoices. Admin panels display summary rows for customer names, product selections, pickup dates, and pricing totals. Clicking an order card opens a dedicated interactive modal window that splits the workspace to show the custom design blueprint image on the left, full transaction records on the right, and an integrated status updating dropdown menu. The administrator can update order progress using drop-down selectors and verify payments using a simple Paid or Unpaid toggle switch. Additionally, the admin has access to a centralized calendar showing daily order volumes, full CRUD control over the menu items (with instant "Available" toggle switches to hide items that run out of ingredients), and an analytics page featuring a vertical Monthly Revenue Chart and a horizontal Top Products Chart.</w:t>
       </w:r>
     </w:p>
     <w:p>
@@ -1988,7 +2053,7 @@
       </w:pPr>
       <w:r>
         <w:rPr>
-          <w:rFonts w:hint="default" w:ascii="Courier New" w:hAnsi="Courier New" w:cs="Courier New"/>
+          <w:rFonts w:ascii="Courier New" w:hAnsi="Courier New" w:cs="Courier New"/>
           <w:i w:val="0"/>
           <w:iCs w:val="0"/>
           <w:color w:val="000000"/>
@@ -2021,7 +2086,7 @@
           <w:u w:val="none"/>
           <w:vertAlign w:val="baseline"/>
         </w:rPr>
-        <w:t>While the system displays the bakery's GCash QR codes and bank account details for customer convenience, it does not feature direct API integration with banking systems or digital wallets. This means the platform cannot automatically confirm electronic funds transfers; payment verification remains a manual task where the admin must look at the customer's uploaded receipt image and toggle the status by hand. Lastly, the platform does not feature automated third-party delivery webhooks (like GrabExpress or Lalamove APIs), meaning any cake distribution or customer pickup must be coordinated outside the system.</w:t>
+        <w:t>While the system displays the bakery's GCash QR codes and bank account details for customer convenience, it does not feature direct API integration with banking systems or digital wallets. This means the platform cannot automatically confirm electronic funds transfers; payment verification remains a manual task where the admin must look at the customer's uploaded receipt image and toggle the status by hand. Lastly, the platform does not feature automated third-party delivery meaning any cake distribution or customer pickup must be coordinated outside the system.</w:t>
       </w:r>
     </w:p>
     <w:p/>
@@ -2364,6 +2429,318 @@
     </w:p>
     <w:p>
       <w:pPr>
+        <w:pStyle w:val="11"/>
+        <w:keepNext w:val="0"/>
+        <w:keepLines w:val="0"/>
+        <w:widowControl/>
+        <w:suppressLineNumbers w:val="0"/>
+        <w:bidi w:val="0"/>
+        <w:spacing w:before="240" w:beforeAutospacing="0" w:after="240" w:afterAutospacing="0" w:line="17" w:lineRule="atLeast"/>
+      </w:pPr>
+      <w:r>
+        <w:rPr>
+          <w:rFonts w:ascii="Courier New" w:hAnsi="Courier New" w:cs="Courier New"/>
+          <w:i w:val="0"/>
+          <w:iCs w:val="0"/>
+          <w:color w:val="000000"/>
+          <w:sz w:val="24"/>
+          <w:szCs w:val="24"/>
+          <w:u w:val="none"/>
+          <w:vertAlign w:val="baseline"/>
+        </w:rPr>
+        <w:t>The following terms are defined based on how they are used in this study:</w:t>
+      </w:r>
+    </w:p>
+    <w:p>
+      <w:pPr>
+        <w:pStyle w:val="11"/>
+        <w:keepNext w:val="0"/>
+        <w:keepLines w:val="0"/>
+        <w:widowControl/>
+        <w:suppressLineNumbers w:val="0"/>
+        <w:bidi w:val="0"/>
+        <w:spacing w:before="240" w:beforeAutospacing="0" w:after="240" w:afterAutospacing="0" w:line="17" w:lineRule="atLeast"/>
+      </w:pPr>
+      <w:r>
+        <w:rPr>
+          <w:rFonts w:hint="default" w:ascii="Courier New" w:hAnsi="Courier New" w:cs="Courier New"/>
+          <w:i w:val="0"/>
+          <w:iCs w:val="0"/>
+          <w:color w:val="000000"/>
+          <w:sz w:val="24"/>
+          <w:szCs w:val="24"/>
+          <w:u w:val="none"/>
+          <w:vertAlign w:val="baseline"/>
+        </w:rPr>
+        <w:t>Custom Cake Builder — An interactive online form where customers can pick their cake sizes, layers, and flavors, and see the estimated total price change automatically on the screen.</w:t>
+      </w:r>
+    </w:p>
+    <w:p>
+      <w:pPr>
+        <w:pStyle w:val="11"/>
+        <w:keepNext w:val="0"/>
+        <w:keepLines w:val="0"/>
+        <w:widowControl/>
+        <w:suppressLineNumbers w:val="0"/>
+        <w:bidi w:val="0"/>
+        <w:spacing w:before="240" w:beforeAutospacing="0" w:after="240" w:afterAutospacing="0" w:line="17" w:lineRule="atLeast"/>
+      </w:pPr>
+      <w:r>
+        <w:rPr>
+          <w:rFonts w:hint="default" w:ascii="Courier New" w:hAnsi="Courier New" w:cs="Courier New"/>
+          <w:i w:val="0"/>
+          <w:iCs w:val="0"/>
+          <w:color w:val="000000"/>
+          <w:sz w:val="24"/>
+          <w:szCs w:val="24"/>
+          <w:u w:val="none"/>
+          <w:vertAlign w:val="baseline"/>
+        </w:rPr>
+        <w:t>Dashboard Summary Cards — High-level graphic counters at the very top of the admin page that show real-time totals for Total Revenue, Total Orders, and Pending Orders.</w:t>
+      </w:r>
+    </w:p>
+    <w:p>
+      <w:pPr>
+        <w:pStyle w:val="11"/>
+        <w:keepNext w:val="0"/>
+        <w:keepLines w:val="0"/>
+        <w:widowControl/>
+        <w:suppressLineNumbers w:val="0"/>
+        <w:bidi w:val="0"/>
+        <w:spacing w:before="240" w:beforeAutospacing="0" w:after="240" w:afterAutospacing="0" w:line="17" w:lineRule="atLeast"/>
+      </w:pPr>
+      <w:r>
+        <w:rPr>
+          <w:rFonts w:hint="default" w:ascii="Courier New" w:hAnsi="Courier New" w:cs="Courier New"/>
+          <w:i w:val="0"/>
+          <w:iCs w:val="0"/>
+          <w:color w:val="000000"/>
+          <w:sz w:val="24"/>
+          <w:szCs w:val="24"/>
+          <w:u w:val="none"/>
+          <w:vertAlign w:val="baseline"/>
+        </w:rPr>
+        <w:t>Data Visualization Suite — The section of the admin dashboard that takes raw sales numbers and automatically turns them into simple visual graphs, specifically a vertical Monthly Revenue Chart and a horizontal Top Products Chart.</w:t>
+      </w:r>
+    </w:p>
+    <w:p>
+      <w:pPr>
+        <w:pStyle w:val="11"/>
+        <w:keepNext w:val="0"/>
+        <w:keepLines w:val="0"/>
+        <w:widowControl/>
+        <w:suppressLineNumbers w:val="0"/>
+        <w:bidi w:val="0"/>
+        <w:spacing w:before="240" w:beforeAutospacing="0" w:after="240" w:afterAutospacing="0" w:line="17" w:lineRule="atLeast"/>
+      </w:pPr>
+      <w:r>
+        <w:rPr>
+          <w:rFonts w:hint="default" w:ascii="Courier New" w:hAnsi="Courier New" w:cs="Courier New"/>
+          <w:i w:val="0"/>
+          <w:iCs w:val="0"/>
+          <w:color w:val="000000"/>
+          <w:sz w:val="24"/>
+          <w:szCs w:val="24"/>
+          <w:u w:val="none"/>
+          <w:vertAlign w:val="baseline"/>
+        </w:rPr>
+        <w:t>Email Notification System — Automated messages sent to a customer's inbox to provide real-time updates whenever the bakery staff changes their order status on the dashboard pipeline.</w:t>
+      </w:r>
+    </w:p>
+    <w:p>
+      <w:pPr>
+        <w:pStyle w:val="11"/>
+        <w:keepNext w:val="0"/>
+        <w:keepLines w:val="0"/>
+        <w:widowControl/>
+        <w:suppressLineNumbers w:val="0"/>
+        <w:bidi w:val="0"/>
+        <w:spacing w:before="240" w:beforeAutospacing="0" w:after="240" w:afterAutospacing="0" w:line="17" w:lineRule="atLeast"/>
+      </w:pPr>
+      <w:r>
+        <w:rPr>
+          <w:rFonts w:hint="default" w:ascii="Courier New" w:hAnsi="Courier New" w:cs="Courier New"/>
+          <w:i w:val="0"/>
+          <w:iCs w:val="0"/>
+          <w:color w:val="000000"/>
+          <w:sz w:val="24"/>
+          <w:szCs w:val="24"/>
+          <w:u w:val="none"/>
+          <w:vertAlign w:val="baseline"/>
+        </w:rPr>
+        <w:t>In-Stock Switch — A simple on-and-off switch on the admin page that lets the staff instantly hide a cake or cupcake from the website menu if they run out of baking ingredients.</w:t>
+      </w:r>
+    </w:p>
+    <w:p>
+      <w:pPr>
+        <w:pStyle w:val="11"/>
+        <w:keepNext w:val="0"/>
+        <w:keepLines w:val="0"/>
+        <w:widowControl/>
+        <w:suppressLineNumbers w:val="0"/>
+        <w:bidi w:val="0"/>
+        <w:spacing w:before="240" w:beforeAutospacing="0" w:after="240" w:afterAutospacing="0" w:line="17" w:lineRule="atLeast"/>
+      </w:pPr>
+      <w:r>
+        <w:rPr>
+          <w:rFonts w:hint="default" w:ascii="Courier New" w:hAnsi="Courier New" w:cs="Courier New"/>
+          <w:i w:val="0"/>
+          <w:iCs w:val="0"/>
+          <w:color w:val="000000"/>
+          <w:sz w:val="24"/>
+          <w:szCs w:val="24"/>
+          <w:u w:val="none"/>
+          <w:vertAlign w:val="baseline"/>
+        </w:rPr>
+        <w:t>Interactive Order Modal — A split-view pop-up overlay that appears when clicking an admin order card, displaying the user's cake design blueprint photo on the left, full transaction fields on the right, and a dropdown status updater.</w:t>
+      </w:r>
+    </w:p>
+    <w:p>
+      <w:pPr>
+        <w:pStyle w:val="11"/>
+        <w:keepNext w:val="0"/>
+        <w:keepLines w:val="0"/>
+        <w:widowControl/>
+        <w:suppressLineNumbers w:val="0"/>
+        <w:bidi w:val="0"/>
+        <w:spacing w:before="240" w:beforeAutospacing="0" w:after="240" w:afterAutospacing="0" w:line="17" w:lineRule="atLeast"/>
+      </w:pPr>
+      <w:r>
+        <w:rPr>
+          <w:rFonts w:hint="default" w:ascii="Courier New" w:hAnsi="Courier New" w:cs="Courier New"/>
+          <w:i w:val="0"/>
+          <w:iCs w:val="0"/>
+          <w:color w:val="000000"/>
+          <w:sz w:val="24"/>
+          <w:szCs w:val="24"/>
+          <w:u w:val="none"/>
+          <w:vertAlign w:val="baseline"/>
+        </w:rPr>
+        <w:t>Menu Budget Filters — Clickable filter buttons that let customers sort bakery items quickly by price ranges, such as ₱0–₱199, ₱200–₱500, or ₱501+.</w:t>
+      </w:r>
+    </w:p>
+    <w:p>
+      <w:pPr>
+        <w:pStyle w:val="11"/>
+        <w:keepNext w:val="0"/>
+        <w:keepLines w:val="0"/>
+        <w:widowControl/>
+        <w:suppressLineNumbers w:val="0"/>
+        <w:bidi w:val="0"/>
+        <w:spacing w:before="240" w:beforeAutospacing="0" w:after="240" w:afterAutospacing="0" w:line="17" w:lineRule="atLeast"/>
+      </w:pPr>
+      <w:r>
+        <w:rPr>
+          <w:rFonts w:hint="default" w:ascii="Courier New" w:hAnsi="Courier New" w:cs="Courier New"/>
+          <w:i w:val="0"/>
+          <w:iCs w:val="0"/>
+          <w:color w:val="000000"/>
+          <w:sz w:val="24"/>
+          <w:szCs w:val="24"/>
+          <w:u w:val="none"/>
+          <w:vertAlign w:val="baseline"/>
+        </w:rPr>
+        <w:t>Menu Catalog — The digital storefront of the website where customers can browse bakery items by categories (Cakes, Cupcakes, Kakanin) and instantly sort them using budget filter buttons.</w:t>
+      </w:r>
+    </w:p>
+    <w:p>
+      <w:pPr>
+        <w:pStyle w:val="11"/>
+        <w:keepNext w:val="0"/>
+        <w:keepLines w:val="0"/>
+        <w:widowControl/>
+        <w:suppressLineNumbers w:val="0"/>
+        <w:bidi w:val="0"/>
+        <w:spacing w:before="240" w:beforeAutospacing="0" w:after="240" w:afterAutospacing="0" w:line="17" w:lineRule="atLeast"/>
+      </w:pPr>
+      <w:r>
+        <w:rPr>
+          <w:rFonts w:hint="default" w:ascii="Courier New" w:hAnsi="Courier New" w:cs="Courier New"/>
+          <w:i w:val="0"/>
+          <w:iCs w:val="0"/>
+          <w:color w:val="000000"/>
+          <w:sz w:val="24"/>
+          <w:szCs w:val="24"/>
+          <w:u w:val="none"/>
+          <w:vertAlign w:val="baseline"/>
+        </w:rPr>
+        <w:t>Multi-Channel Payment Framework — The checkout options built into the system that let customers choose their preferred way to settle payments, specifically supporting Cash on Delivery, GCash QR scans, or manual Bank Transfers.</w:t>
+      </w:r>
+    </w:p>
+    <w:p>
+      <w:pPr>
+        <w:pStyle w:val="11"/>
+        <w:keepNext w:val="0"/>
+        <w:keepLines w:val="0"/>
+        <w:widowControl/>
+        <w:suppressLineNumbers w:val="0"/>
+        <w:bidi w:val="0"/>
+        <w:spacing w:before="240" w:beforeAutospacing="0" w:after="240" w:afterAutospacing="0" w:line="17" w:lineRule="atLeast"/>
+      </w:pPr>
+      <w:r>
+        <w:rPr>
+          <w:rFonts w:hint="default" w:ascii="Courier New" w:hAnsi="Courier New" w:cs="Courier New"/>
+          <w:i w:val="0"/>
+          <w:iCs w:val="0"/>
+          <w:color w:val="000000"/>
+          <w:sz w:val="24"/>
+          <w:szCs w:val="24"/>
+          <w:u w:val="none"/>
+          <w:vertAlign w:val="baseline"/>
+        </w:rPr>
+        <w:t>Multi-Stage Order Pipeline — An organized tabbed row combined with a text search input bar on the admin side that filters active orders by their current production status: Pending, Confirmed, Baking, Ready, Completed, or Cancelled.</w:t>
+      </w:r>
+    </w:p>
+    <w:p>
+      <w:pPr>
+        <w:pStyle w:val="11"/>
+        <w:keepNext w:val="0"/>
+        <w:keepLines w:val="0"/>
+        <w:widowControl/>
+        <w:suppressLineNumbers w:val="0"/>
+        <w:bidi w:val="0"/>
+        <w:spacing w:before="240" w:beforeAutospacing="0" w:after="240" w:afterAutospacing="0" w:line="17" w:lineRule="atLeast"/>
+      </w:pPr>
+      <w:r>
+        <w:rPr>
+          <w:rFonts w:hint="default" w:ascii="Courier New" w:hAnsi="Courier New" w:cs="Courier New"/>
+          <w:i w:val="0"/>
+          <w:iCs w:val="0"/>
+          <w:color w:val="000000"/>
+          <w:sz w:val="24"/>
+          <w:szCs w:val="24"/>
+          <w:u w:val="none"/>
+          <w:vertAlign w:val="baseline"/>
+        </w:rPr>
+        <w:t>Payment Verification Toggle — A simple dashboard switch that lets the admin quickly click and mark a customer’s uploaded receipt image as either Paid or Unpaid.</w:t>
+      </w:r>
+    </w:p>
+    <w:p>
+      <w:pPr>
+        <w:pStyle w:val="11"/>
+        <w:keepNext w:val="0"/>
+        <w:keepLines w:val="0"/>
+        <w:widowControl/>
+        <w:suppressLineNumbers w:val="0"/>
+        <w:bidi w:val="0"/>
+        <w:spacing w:before="240" w:beforeAutospacing="0" w:after="240" w:afterAutospacing="0" w:line="17" w:lineRule="atLeast"/>
+      </w:pPr>
+      <w:r>
+        <w:rPr>
+          <w:rFonts w:hint="default" w:ascii="Courier New" w:hAnsi="Courier New" w:cs="Courier New"/>
+          <w:i w:val="0"/>
+          <w:iCs w:val="0"/>
+          <w:color w:val="000000"/>
+          <w:sz w:val="24"/>
+          <w:szCs w:val="24"/>
+          <w:u w:val="none"/>
+          <w:vertAlign w:val="baseline"/>
+        </w:rPr>
+        <w:t>Web-Based System — A system that runs on a web browser and can be accessed online without needing to install any software on the user's device.</w:t>
+      </w:r>
+    </w:p>
+    <w:p>
+      <w:pPr>
         <w:spacing w:before="240" w:after="240"/>
         <w:rPr>
           <w:rFonts w:ascii="Courier New" w:hAnsi="Courier New" w:eastAsia="Courier New" w:cs="Courier New"/>
@@ -2371,652 +2748,96 @@
           <w:szCs w:val="24"/>
         </w:rPr>
       </w:pPr>
-      <w:r>
-        <w:rPr>
-          <w:rFonts w:ascii="Courier New" w:hAnsi="Courier New" w:eastAsia="Courier New" w:cs="Courier New"/>
-          <w:sz w:val="24"/>
-          <w:szCs w:val="24"/>
-          <w:rtl w:val="0"/>
-        </w:rPr>
-        <w:t>The following terms are defined based on how they are used in this study:</w:t>
-      </w:r>
-    </w:p>
-    <w:p>
-      <w:pPr>
-        <w:pStyle w:val="11"/>
-        <w:keepNext w:val="0"/>
-        <w:keepLines w:val="0"/>
-        <w:widowControl/>
-        <w:suppressLineNumbers w:val="0"/>
-        <w:bidi w:val="0"/>
-        <w:spacing w:before="240" w:beforeAutospacing="0" w:after="240" w:afterAutospacing="0" w:line="17" w:lineRule="atLeast"/>
-      </w:pPr>
-      <w:r>
-        <w:rPr>
-          <w:rFonts w:ascii="Courier New" w:hAnsi="Courier New" w:cs="Courier New"/>
-          <w:b/>
-          <w:bCs/>
-          <w:i w:val="0"/>
-          <w:iCs w:val="0"/>
-          <w:color w:val="000000"/>
-          <w:sz w:val="24"/>
-          <w:szCs w:val="24"/>
-          <w:u w:val="none"/>
-          <w:vertAlign w:val="baseline"/>
-        </w:rPr>
-        <w:t>Availability Calendar</w:t>
-      </w:r>
-      <w:r>
-        <w:rPr>
-          <w:rFonts w:hint="default" w:ascii="Courier New" w:hAnsi="Courier New" w:cs="Courier New"/>
-          <w:i w:val="0"/>
-          <w:iCs w:val="0"/>
-          <w:color w:val="000000"/>
-          <w:sz w:val="24"/>
-          <w:szCs w:val="24"/>
-          <w:u w:val="none"/>
-          <w:vertAlign w:val="baseline"/>
-        </w:rPr>
-        <w:t xml:space="preserve"> — A scheduling feature in the system that shows which dates are open or unavailable for pre-orders, so customers can pick a pickup date based</w:t>
-      </w:r>
-      <w:bookmarkStart w:id="31" w:name="_GoBack"/>
-      <w:bookmarkEnd w:id="31"/>
-      <w:r>
-        <w:rPr>
-          <w:rFonts w:hint="default" w:ascii="Courier New" w:hAnsi="Courier New" w:cs="Courier New"/>
-          <w:i w:val="0"/>
-          <w:iCs w:val="0"/>
-          <w:color w:val="000000"/>
-          <w:sz w:val="24"/>
-          <w:szCs w:val="24"/>
-          <w:u w:val="none"/>
-          <w:vertAlign w:val="baseline"/>
-        </w:rPr>
-        <w:t xml:space="preserve"> on what the bakery can accommodate.</w:t>
-      </w:r>
-    </w:p>
-    <w:p>
-      <w:pPr>
-        <w:pStyle w:val="11"/>
-        <w:keepNext w:val="0"/>
-        <w:keepLines w:val="0"/>
-        <w:widowControl/>
-        <w:suppressLineNumbers w:val="0"/>
-        <w:bidi w:val="0"/>
-        <w:spacing w:before="240" w:beforeAutospacing="0" w:after="240" w:afterAutospacing="0" w:line="17" w:lineRule="atLeast"/>
-      </w:pPr>
-      <w:r>
-        <w:rPr>
-          <w:rFonts w:hint="default" w:ascii="Courier New" w:hAnsi="Courier New" w:cs="Courier New"/>
-          <w:i w:val="0"/>
-          <w:iCs w:val="0"/>
-          <w:color w:val="000000"/>
-          <w:sz w:val="24"/>
-          <w:szCs w:val="24"/>
-          <w:u w:val="none"/>
-          <w:vertAlign w:val="baseline"/>
-        </w:rPr>
-        <w:t>Bank Transfer — An electronic payment method where a customer sends money directly from their bank account to the bakery’s account, with the transaction verified by the admin through the dashboard.</w:t>
-      </w:r>
-    </w:p>
-    <w:p>
-      <w:pPr>
-        <w:pStyle w:val="11"/>
-        <w:keepNext w:val="0"/>
-        <w:keepLines w:val="0"/>
-        <w:widowControl/>
-        <w:suppressLineNumbers w:val="0"/>
-        <w:bidi w:val="0"/>
-        <w:spacing w:before="240" w:beforeAutospacing="0" w:after="240" w:afterAutospacing="0" w:line="17" w:lineRule="atLeast"/>
-      </w:pPr>
-      <w:r>
-        <w:rPr>
-          <w:rFonts w:hint="default" w:ascii="Courier New" w:hAnsi="Courier New" w:cs="Courier New"/>
-          <w:b/>
-          <w:bCs/>
-          <w:i w:val="0"/>
-          <w:iCs w:val="0"/>
-          <w:color w:val="000000"/>
-          <w:sz w:val="24"/>
-          <w:szCs w:val="24"/>
-          <w:u w:val="none"/>
-          <w:vertAlign w:val="baseline"/>
-        </w:rPr>
-        <w:t>Custom Cake</w:t>
-      </w:r>
-      <w:r>
-        <w:rPr>
-          <w:rFonts w:hint="default" w:ascii="Courier New" w:hAnsi="Courier New" w:cs="Courier New"/>
-          <w:i w:val="0"/>
-          <w:iCs w:val="0"/>
-          <w:color w:val="000000"/>
-          <w:sz w:val="24"/>
-          <w:szCs w:val="24"/>
-          <w:u w:val="none"/>
-          <w:vertAlign w:val="baseline"/>
-        </w:rPr>
-        <w:t xml:space="preserve"> — A cake that the customer personalizes by choosing specific details like size, flavor, number of layers, frosting, design, and a dedication message.</w:t>
-      </w:r>
-    </w:p>
-    <w:p>
-      <w:pPr>
-        <w:pStyle w:val="11"/>
-        <w:keepNext w:val="0"/>
-        <w:keepLines w:val="0"/>
-        <w:widowControl/>
-        <w:suppressLineNumbers w:val="0"/>
-        <w:bidi w:val="0"/>
-        <w:spacing w:before="240" w:beforeAutospacing="0" w:after="240" w:afterAutospacing="0" w:line="17" w:lineRule="atLeast"/>
-      </w:pPr>
-      <w:r>
-        <w:rPr>
-          <w:rFonts w:hint="default" w:ascii="Courier New" w:hAnsi="Courier New" w:cs="Courier New"/>
-          <w:b/>
-          <w:bCs/>
-          <w:i w:val="0"/>
-          <w:iCs w:val="0"/>
-          <w:color w:val="000000"/>
-          <w:sz w:val="24"/>
-          <w:szCs w:val="24"/>
-          <w:u w:val="none"/>
-          <w:vertAlign w:val="baseline"/>
-        </w:rPr>
-        <w:t>Dashboard</w:t>
-      </w:r>
-      <w:r>
-        <w:rPr>
-          <w:rFonts w:hint="default" w:ascii="Courier New" w:hAnsi="Courier New" w:cs="Courier New"/>
-          <w:i w:val="0"/>
-          <w:iCs w:val="0"/>
-          <w:color w:val="000000"/>
-          <w:sz w:val="24"/>
-          <w:szCs w:val="24"/>
-          <w:u w:val="none"/>
-          <w:vertAlign w:val="baseline"/>
-        </w:rPr>
-        <w:t xml:space="preserve"> — The admin interface in the system that shows a summary of orders, sales, and other important business information in one place.</w:t>
-      </w:r>
-    </w:p>
-    <w:p>
-      <w:pPr>
-        <w:pStyle w:val="11"/>
-        <w:keepNext w:val="0"/>
-        <w:keepLines w:val="0"/>
-        <w:widowControl/>
-        <w:suppressLineNumbers w:val="0"/>
-        <w:bidi w:val="0"/>
-        <w:spacing w:before="240" w:beforeAutospacing="0" w:after="240" w:afterAutospacing="0" w:line="17" w:lineRule="atLeast"/>
-      </w:pPr>
-      <w:r>
-        <w:rPr>
-          <w:rFonts w:hint="default" w:ascii="Courier New" w:hAnsi="Courier New" w:cs="Courier New"/>
-          <w:b/>
-          <w:bCs/>
-          <w:i w:val="0"/>
-          <w:iCs w:val="0"/>
-          <w:color w:val="000000"/>
-          <w:sz w:val="24"/>
-          <w:szCs w:val="24"/>
-          <w:u w:val="none"/>
-          <w:vertAlign w:val="baseline"/>
-        </w:rPr>
-        <w:t>Data Visualization</w:t>
-      </w:r>
-      <w:r>
-        <w:rPr>
-          <w:rFonts w:hint="default" w:ascii="Courier New" w:hAnsi="Courier New" w:cs="Courier New"/>
-          <w:i w:val="0"/>
-          <w:iCs w:val="0"/>
-          <w:color w:val="000000"/>
-          <w:sz w:val="24"/>
-          <w:szCs w:val="24"/>
-          <w:u w:val="none"/>
-          <w:vertAlign w:val="baseline"/>
-        </w:rPr>
-        <w:t xml:space="preserve"> — The use of bar charts and statistical summaries within the admin dashboard to represent sales trends and order volumes for quick analysis. </w:t>
-      </w:r>
-    </w:p>
-    <w:p>
-      <w:pPr>
-        <w:pStyle w:val="11"/>
-        <w:keepNext w:val="0"/>
-        <w:keepLines w:val="0"/>
-        <w:widowControl/>
-        <w:suppressLineNumbers w:val="0"/>
-        <w:bidi w:val="0"/>
-        <w:spacing w:before="240" w:beforeAutospacing="0" w:after="240" w:afterAutospacing="0" w:line="17" w:lineRule="atLeast"/>
-      </w:pPr>
-      <w:r>
-        <w:rPr>
-          <w:rFonts w:hint="default" w:ascii="Courier New" w:hAnsi="Courier New" w:cs="Courier New"/>
-          <w:b/>
-          <w:bCs/>
-          <w:i w:val="0"/>
-          <w:iCs w:val="0"/>
-          <w:color w:val="000000"/>
-          <w:sz w:val="24"/>
-          <w:szCs w:val="24"/>
-          <w:u w:val="none"/>
-          <w:vertAlign w:val="baseline"/>
-        </w:rPr>
-        <w:t>Email Notification —</w:t>
-      </w:r>
-      <w:r>
-        <w:rPr>
-          <w:rFonts w:hint="default" w:ascii="Courier New" w:hAnsi="Courier New" w:cs="Courier New"/>
-          <w:i w:val="0"/>
-          <w:iCs w:val="0"/>
-          <w:color w:val="000000"/>
-          <w:sz w:val="24"/>
-          <w:szCs w:val="24"/>
-          <w:u w:val="none"/>
-          <w:vertAlign w:val="baseline"/>
-        </w:rPr>
-        <w:t xml:space="preserve"> A system-generated message automatically sent to customers to provide updates on order status, including order confirmation, down payment verification, and pickup or delivery readiness.</w:t>
-      </w:r>
-    </w:p>
-    <w:p>
-      <w:pPr>
-        <w:pStyle w:val="11"/>
-        <w:keepNext w:val="0"/>
-        <w:keepLines w:val="0"/>
-        <w:widowControl/>
-        <w:suppressLineNumbers w:val="0"/>
-        <w:bidi w:val="0"/>
-        <w:spacing w:before="240" w:beforeAutospacing="0" w:after="240" w:afterAutospacing="0" w:line="17" w:lineRule="atLeast"/>
-      </w:pPr>
-      <w:r>
-        <w:rPr>
-          <w:rFonts w:hint="default" w:ascii="Courier New" w:hAnsi="Courier New" w:cs="Courier New"/>
-          <w:i w:val="0"/>
-          <w:iCs w:val="0"/>
-          <w:color w:val="000000"/>
-          <w:sz w:val="24"/>
-          <w:szCs w:val="24"/>
-          <w:u w:val="none"/>
-          <w:vertAlign w:val="baseline"/>
-        </w:rPr>
-        <w:t>Multi-Channel Payment — A system that offers various ways to pay, such as digital (QR), electronic (Bank Transfer), and manual (Cash on Delivery), to provide flexibility to the customer.</w:t>
-      </w:r>
-    </w:p>
-    <w:p>
-      <w:pPr>
-        <w:pStyle w:val="11"/>
-        <w:keepNext w:val="0"/>
-        <w:keepLines w:val="0"/>
-        <w:widowControl/>
-        <w:suppressLineNumbers w:val="0"/>
-        <w:bidi w:val="0"/>
-        <w:spacing w:before="240" w:beforeAutospacing="0" w:after="240" w:afterAutospacing="0" w:line="17" w:lineRule="atLeast"/>
-      </w:pPr>
-      <w:r>
-        <w:rPr>
-          <w:rFonts w:hint="default" w:ascii="Courier New" w:hAnsi="Courier New" w:cs="Courier New"/>
-          <w:b/>
-          <w:bCs/>
-          <w:i w:val="0"/>
-          <w:iCs w:val="0"/>
-          <w:color w:val="000000"/>
-          <w:sz w:val="24"/>
-          <w:szCs w:val="24"/>
-          <w:u w:val="none"/>
-          <w:vertAlign w:val="baseline"/>
-        </w:rPr>
-        <w:t>Online Catalog</w:t>
-      </w:r>
-      <w:r>
-        <w:rPr>
-          <w:rFonts w:hint="default" w:ascii="Courier New" w:hAnsi="Courier New" w:cs="Courier New"/>
-          <w:i w:val="0"/>
-          <w:iCs w:val="0"/>
-          <w:color w:val="000000"/>
-          <w:sz w:val="24"/>
-          <w:szCs w:val="24"/>
-          <w:u w:val="none"/>
-          <w:vertAlign w:val="baseline"/>
-        </w:rPr>
-        <w:t xml:space="preserve"> — A digital display of the bakery’s product menu, featuring regular items and custom cake categories available for selection. </w:t>
-      </w:r>
-    </w:p>
-    <w:p>
-      <w:pPr>
-        <w:pStyle w:val="11"/>
-        <w:keepNext w:val="0"/>
-        <w:keepLines w:val="0"/>
-        <w:widowControl/>
-        <w:suppressLineNumbers w:val="0"/>
-        <w:bidi w:val="0"/>
-        <w:spacing w:before="240" w:beforeAutospacing="0" w:after="240" w:afterAutospacing="0" w:line="17" w:lineRule="atLeast"/>
-      </w:pPr>
-      <w:r>
-        <w:rPr>
-          <w:rFonts w:hint="default" w:ascii="Courier New" w:hAnsi="Courier New" w:cs="Courier New"/>
-          <w:b/>
-          <w:bCs/>
-          <w:i w:val="0"/>
-          <w:iCs w:val="0"/>
-          <w:color w:val="000000"/>
-          <w:sz w:val="24"/>
-          <w:szCs w:val="24"/>
-          <w:u w:val="none"/>
-          <w:vertAlign w:val="baseline"/>
-        </w:rPr>
-        <w:t>Payment Verification</w:t>
-      </w:r>
-      <w:r>
-        <w:rPr>
-          <w:rFonts w:hint="default" w:ascii="Courier New" w:hAnsi="Courier New" w:cs="Courier New"/>
-          <w:i w:val="0"/>
-          <w:iCs w:val="0"/>
-          <w:color w:val="000000"/>
-          <w:sz w:val="24"/>
-          <w:szCs w:val="24"/>
-          <w:u w:val="none"/>
-          <w:vertAlign w:val="baseline"/>
-        </w:rPr>
-        <w:t xml:space="preserve"> — The administrative process of manually reviewing proof of payment and updating the order status in the system to reflect down payments or full settlements. </w:t>
-      </w:r>
-    </w:p>
-    <w:p>
-      <w:pPr>
-        <w:pStyle w:val="11"/>
-        <w:keepNext w:val="0"/>
-        <w:keepLines w:val="0"/>
-        <w:widowControl/>
-        <w:suppressLineNumbers w:val="0"/>
-        <w:bidi w:val="0"/>
-        <w:spacing w:before="240" w:beforeAutospacing="0" w:after="240" w:afterAutospacing="0" w:line="17" w:lineRule="atLeast"/>
-      </w:pPr>
-      <w:r>
-        <w:rPr>
-          <w:rFonts w:hint="default" w:ascii="Courier New" w:hAnsi="Courier New" w:cs="Courier New"/>
-          <w:b/>
-          <w:bCs/>
-          <w:i w:val="0"/>
-          <w:iCs w:val="0"/>
-          <w:color w:val="000000"/>
-          <w:sz w:val="24"/>
-          <w:szCs w:val="24"/>
-          <w:u w:val="none"/>
-          <w:vertAlign w:val="baseline"/>
-        </w:rPr>
-        <w:t>Performance Metrics</w:t>
-      </w:r>
-      <w:r>
-        <w:rPr>
-          <w:rFonts w:hint="default" w:ascii="Courier New" w:hAnsi="Courier New" w:cs="Courier New"/>
-          <w:i w:val="0"/>
-          <w:iCs w:val="0"/>
-          <w:color w:val="000000"/>
-          <w:sz w:val="24"/>
-          <w:szCs w:val="24"/>
-          <w:u w:val="none"/>
-          <w:vertAlign w:val="baseline"/>
-        </w:rPr>
-        <w:t xml:space="preserve"> — Numbers and data tracked by the system such as total revenue, order success rates, and popular product categories. </w:t>
-      </w:r>
-    </w:p>
-    <w:p>
-      <w:pPr>
-        <w:pStyle w:val="11"/>
-        <w:keepNext w:val="0"/>
-        <w:keepLines w:val="0"/>
-        <w:widowControl/>
-        <w:suppressLineNumbers w:val="0"/>
-        <w:bidi w:val="0"/>
-        <w:spacing w:before="240" w:beforeAutospacing="0" w:after="240" w:afterAutospacing="0" w:line="17" w:lineRule="atLeast"/>
-      </w:pPr>
-      <w:r>
-        <w:rPr>
-          <w:rFonts w:hint="default" w:ascii="Courier New" w:hAnsi="Courier New" w:cs="Courier New"/>
-          <w:b/>
-          <w:bCs/>
-          <w:i w:val="0"/>
-          <w:iCs w:val="0"/>
-          <w:color w:val="000000"/>
-          <w:sz w:val="24"/>
-          <w:szCs w:val="24"/>
-          <w:u w:val="none"/>
-          <w:vertAlign w:val="baseline"/>
-        </w:rPr>
-        <w:t>Pre-Order</w:t>
-      </w:r>
-      <w:r>
-        <w:rPr>
-          <w:rFonts w:hint="default" w:ascii="Courier New" w:hAnsi="Courier New" w:cs="Courier New"/>
-          <w:i w:val="0"/>
-          <w:iCs w:val="0"/>
-          <w:color w:val="000000"/>
-          <w:sz w:val="24"/>
-          <w:szCs w:val="24"/>
-          <w:u w:val="none"/>
-          <w:vertAlign w:val="baseline"/>
-        </w:rPr>
-        <w:t xml:space="preserve"> — An order that a customer places ahead of time for a specific pickup date, which the staff then reviews and confirms based on availability.</w:t>
-      </w:r>
-    </w:p>
-    <w:p>
-      <w:pPr>
-        <w:pStyle w:val="11"/>
-        <w:keepNext w:val="0"/>
-        <w:keepLines w:val="0"/>
-        <w:widowControl/>
-        <w:suppressLineNumbers w:val="0"/>
-        <w:bidi w:val="0"/>
-        <w:spacing w:before="240" w:beforeAutospacing="0" w:after="240" w:afterAutospacing="0" w:line="17" w:lineRule="atLeast"/>
-      </w:pPr>
-      <w:r>
-        <w:rPr>
-          <w:rFonts w:hint="default" w:ascii="Courier New" w:hAnsi="Courier New" w:cs="Courier New"/>
-          <w:b/>
-          <w:bCs/>
-          <w:i w:val="0"/>
-          <w:iCs w:val="0"/>
-          <w:color w:val="000000"/>
-          <w:sz w:val="24"/>
-          <w:szCs w:val="24"/>
-          <w:u w:val="none"/>
-          <w:vertAlign w:val="baseline"/>
-        </w:rPr>
-        <w:t>QR Code Payment</w:t>
-      </w:r>
-      <w:r>
-        <w:rPr>
-          <w:rFonts w:hint="default" w:ascii="Courier New" w:hAnsi="Courier New" w:cs="Courier New"/>
-          <w:i w:val="0"/>
-          <w:iCs w:val="0"/>
-          <w:color w:val="000000"/>
-          <w:sz w:val="24"/>
-          <w:szCs w:val="24"/>
-          <w:u w:val="none"/>
-          <w:vertAlign w:val="baseline"/>
-        </w:rPr>
-        <w:t xml:space="preserve"> — A payment method where the customer scans a QR code using their phone to pay for their order digitally without needing cash.</w:t>
-      </w:r>
-    </w:p>
-    <w:p>
-      <w:pPr>
-        <w:pStyle w:val="11"/>
-        <w:keepNext w:val="0"/>
-        <w:keepLines w:val="0"/>
-        <w:widowControl/>
-        <w:suppressLineNumbers w:val="0"/>
-        <w:bidi w:val="0"/>
-        <w:spacing w:before="240" w:beforeAutospacing="0" w:after="240" w:afterAutospacing="0" w:line="17" w:lineRule="atLeast"/>
-      </w:pPr>
-      <w:r>
-        <w:rPr>
-          <w:rFonts w:hint="default" w:ascii="Courier New" w:hAnsi="Courier New" w:cs="Courier New"/>
-          <w:b/>
-          <w:bCs/>
-          <w:i w:val="0"/>
-          <w:iCs w:val="0"/>
-          <w:color w:val="000000"/>
-          <w:sz w:val="24"/>
-          <w:szCs w:val="24"/>
-          <w:u w:val="none"/>
-          <w:vertAlign w:val="baseline"/>
-        </w:rPr>
-        <w:t>Real-Time Order Tracking</w:t>
-      </w:r>
-      <w:r>
-        <w:rPr>
-          <w:rFonts w:hint="default" w:ascii="Courier New" w:hAnsi="Courier New" w:cs="Courier New"/>
-          <w:i w:val="0"/>
-          <w:iCs w:val="0"/>
-          <w:color w:val="000000"/>
-          <w:sz w:val="24"/>
-          <w:szCs w:val="24"/>
-          <w:u w:val="none"/>
-          <w:vertAlign w:val="baseline"/>
-        </w:rPr>
-        <w:t xml:space="preserve"> —A visual timeline that allows customers to monitor their order's progress through four specific stages: </w:t>
-      </w:r>
-      <w:r>
-        <w:rPr>
-          <w:rFonts w:hint="default" w:ascii="Courier New" w:hAnsi="Courier New" w:cs="Courier New"/>
-          <w:b/>
-          <w:bCs/>
-          <w:i w:val="0"/>
-          <w:iCs w:val="0"/>
-          <w:color w:val="000000"/>
-          <w:sz w:val="24"/>
-          <w:szCs w:val="24"/>
-          <w:u w:val="none"/>
-          <w:vertAlign w:val="baseline"/>
-        </w:rPr>
-        <w:t>Preparing, Baking, Packing, and Ready for Delivery/Pickup.</w:t>
-      </w:r>
-      <w:r>
-        <w:rPr>
-          <w:rFonts w:hint="default" w:ascii="Courier New" w:hAnsi="Courier New" w:cs="Courier New"/>
-          <w:i w:val="0"/>
-          <w:iCs w:val="0"/>
-          <w:color w:val="000000"/>
-          <w:sz w:val="24"/>
-          <w:szCs w:val="24"/>
-          <w:u w:val="none"/>
-          <w:vertAlign w:val="baseline"/>
-        </w:rPr>
-        <w:t> </w:t>
-      </w:r>
-    </w:p>
-    <w:p>
-      <w:pPr>
-        <w:pStyle w:val="11"/>
-        <w:keepNext w:val="0"/>
-        <w:keepLines w:val="0"/>
-        <w:widowControl/>
-        <w:suppressLineNumbers w:val="0"/>
-        <w:bidi w:val="0"/>
-        <w:spacing w:before="240" w:beforeAutospacing="0" w:after="240" w:afterAutospacing="0" w:line="17" w:lineRule="atLeast"/>
-      </w:pPr>
-      <w:r>
-        <w:rPr>
-          <w:rFonts w:hint="default" w:ascii="Courier New" w:hAnsi="Courier New" w:cs="Courier New"/>
-          <w:b/>
-          <w:bCs/>
-          <w:i w:val="0"/>
-          <w:iCs w:val="0"/>
-          <w:color w:val="000000"/>
-          <w:sz w:val="24"/>
-          <w:szCs w:val="24"/>
-          <w:u w:val="none"/>
-          <w:vertAlign w:val="baseline"/>
-        </w:rPr>
-        <w:t>Sales Analytics</w:t>
-      </w:r>
-      <w:r>
-        <w:rPr>
-          <w:rFonts w:hint="default" w:ascii="Courier New" w:hAnsi="Courier New" w:cs="Courier New"/>
-          <w:i w:val="0"/>
-          <w:iCs w:val="0"/>
-          <w:color w:val="000000"/>
-          <w:sz w:val="24"/>
-          <w:szCs w:val="24"/>
-          <w:u w:val="none"/>
-          <w:vertAlign w:val="baseline"/>
-        </w:rPr>
-        <w:t xml:space="preserve"> — The automated collection and processing of transaction data to generate business insights and historical sales reports. </w:t>
-      </w:r>
-    </w:p>
-    <w:p>
-      <w:pPr>
-        <w:pStyle w:val="11"/>
-        <w:keepNext w:val="0"/>
-        <w:keepLines w:val="0"/>
-        <w:widowControl/>
-        <w:suppressLineNumbers w:val="0"/>
-        <w:bidi w:val="0"/>
-        <w:spacing w:before="240" w:beforeAutospacing="0" w:after="240" w:afterAutospacing="0" w:line="17" w:lineRule="atLeast"/>
-      </w:pPr>
-      <w:r>
-        <w:rPr>
-          <w:rFonts w:hint="default" w:ascii="Courier New" w:hAnsi="Courier New" w:cs="Courier New"/>
-          <w:b/>
-          <w:bCs/>
-          <w:i w:val="0"/>
-          <w:iCs w:val="0"/>
-          <w:color w:val="000000"/>
-          <w:sz w:val="24"/>
-          <w:szCs w:val="24"/>
-          <w:u w:val="none"/>
-          <w:vertAlign w:val="baseline"/>
-        </w:rPr>
-        <w:t>Smart Scheduling</w:t>
-      </w:r>
-      <w:r>
-        <w:rPr>
-          <w:rFonts w:hint="default" w:ascii="Courier New" w:hAnsi="Courier New" w:cs="Courier New"/>
-          <w:i w:val="0"/>
-          <w:iCs w:val="0"/>
-          <w:color w:val="000000"/>
-          <w:sz w:val="24"/>
-          <w:szCs w:val="24"/>
-          <w:u w:val="none"/>
-          <w:vertAlign w:val="baseline"/>
-        </w:rPr>
-        <w:t xml:space="preserve"> — An automated feature of the system that checks order availability, organizes baking and pickup dates, ensuring the bakery does not exceed its daily order limit. </w:t>
-      </w:r>
-    </w:p>
-    <w:p>
-      <w:pPr>
-        <w:pStyle w:val="11"/>
-        <w:keepNext w:val="0"/>
-        <w:keepLines w:val="0"/>
-        <w:widowControl/>
-        <w:suppressLineNumbers w:val="0"/>
-        <w:bidi w:val="0"/>
-        <w:spacing w:before="240" w:beforeAutospacing="0" w:after="240" w:afterAutospacing="0" w:line="17" w:lineRule="atLeast"/>
-      </w:pPr>
-      <w:r>
-        <w:rPr>
-          <w:rFonts w:hint="default" w:ascii="Courier New" w:hAnsi="Courier New" w:cs="Courier New"/>
-          <w:b/>
-          <w:bCs/>
-          <w:i w:val="0"/>
-          <w:iCs w:val="0"/>
-          <w:color w:val="000000"/>
-          <w:sz w:val="24"/>
-          <w:szCs w:val="24"/>
-          <w:u w:val="none"/>
-          <w:vertAlign w:val="baseline"/>
-        </w:rPr>
-        <w:t>Web-Based System</w:t>
-      </w:r>
-      <w:r>
-        <w:rPr>
-          <w:rFonts w:hint="default" w:ascii="Courier New" w:hAnsi="Courier New" w:cs="Courier New"/>
-          <w:i w:val="0"/>
-          <w:iCs w:val="0"/>
-          <w:color w:val="000000"/>
-          <w:sz w:val="24"/>
-          <w:szCs w:val="24"/>
-          <w:u w:val="none"/>
-          <w:vertAlign w:val="baseline"/>
-        </w:rPr>
-        <w:t xml:space="preserve"> — A system that runs on a web browser and can be accessed online without needing to install any software on the user's device.</w:t>
-      </w:r>
+    </w:p>
+    <w:p>
+      <w:pPr>
+        <w:spacing w:before="240" w:after="240"/>
+        <w:rPr>
+          <w:rFonts w:ascii="Courier New" w:hAnsi="Courier New" w:eastAsia="Courier New" w:cs="Courier New"/>
+          <w:sz w:val="24"/>
+          <w:szCs w:val="24"/>
+        </w:rPr>
+      </w:pPr>
+    </w:p>
+    <w:p>
+      <w:pPr>
+        <w:spacing w:before="240" w:after="240"/>
+        <w:rPr>
+          <w:rFonts w:ascii="Courier New" w:hAnsi="Courier New" w:eastAsia="Courier New" w:cs="Courier New"/>
+          <w:sz w:val="24"/>
+          <w:szCs w:val="24"/>
+        </w:rPr>
+      </w:pPr>
+    </w:p>
+    <w:p>
+      <w:pPr>
+        <w:spacing w:before="240" w:after="240"/>
+        <w:rPr>
+          <w:rFonts w:ascii="Courier New" w:hAnsi="Courier New" w:eastAsia="Courier New" w:cs="Courier New"/>
+          <w:sz w:val="24"/>
+          <w:szCs w:val="24"/>
+        </w:rPr>
+      </w:pPr>
+    </w:p>
+    <w:p>
+      <w:pPr>
+        <w:spacing w:before="240" w:after="240"/>
+        <w:rPr>
+          <w:rFonts w:ascii="Courier New" w:hAnsi="Courier New" w:eastAsia="Courier New" w:cs="Courier New"/>
+          <w:sz w:val="24"/>
+          <w:szCs w:val="24"/>
+        </w:rPr>
+      </w:pPr>
+    </w:p>
+    <w:p>
+      <w:pPr>
+        <w:spacing w:before="240" w:after="240"/>
+        <w:rPr>
+          <w:rFonts w:ascii="Courier New" w:hAnsi="Courier New" w:eastAsia="Courier New" w:cs="Courier New"/>
+          <w:sz w:val="24"/>
+          <w:szCs w:val="24"/>
+        </w:rPr>
+      </w:pPr>
+    </w:p>
+    <w:p>
+      <w:pPr>
+        <w:spacing w:before="240" w:after="240"/>
+        <w:rPr>
+          <w:rFonts w:ascii="Courier New" w:hAnsi="Courier New" w:eastAsia="Courier New" w:cs="Courier New"/>
+          <w:sz w:val="24"/>
+          <w:szCs w:val="24"/>
+        </w:rPr>
+      </w:pPr>
+    </w:p>
+    <w:p>
+      <w:pPr>
+        <w:spacing w:before="240" w:after="240"/>
+        <w:rPr>
+          <w:rFonts w:ascii="Courier New" w:hAnsi="Courier New" w:eastAsia="Courier New" w:cs="Courier New"/>
+          <w:sz w:val="24"/>
+          <w:szCs w:val="24"/>
+        </w:rPr>
+      </w:pPr>
+    </w:p>
+    <w:p>
+      <w:pPr>
+        <w:spacing w:before="240" w:after="240"/>
+        <w:rPr>
+          <w:rFonts w:ascii="Courier New" w:hAnsi="Courier New" w:eastAsia="Courier New" w:cs="Courier New"/>
+          <w:sz w:val="24"/>
+          <w:szCs w:val="24"/>
+        </w:rPr>
+      </w:pPr>
+    </w:p>
+    <w:p>
+      <w:pPr>
+        <w:spacing w:before="240" w:after="240"/>
+        <w:rPr>
+          <w:rFonts w:ascii="Courier New" w:hAnsi="Courier New" w:eastAsia="Courier New" w:cs="Courier New"/>
+          <w:sz w:val="24"/>
+          <w:szCs w:val="24"/>
+        </w:rPr>
+      </w:pPr>
     </w:p>
     <w:p>
       <w:pPr>
@@ -3173,8 +2994,9 @@
         <w:suppressLineNumbers w:val="0"/>
         <w:bidi w:val="0"/>
         <w:spacing w:before="0" w:beforeAutospacing="0" w:after="0" w:afterAutospacing="0" w:line="17" w:lineRule="atLeast"/>
-        <w:ind w:left="0" w:firstLine="720"/>
-      </w:pPr>
+      </w:pPr>
+      <w:bookmarkStart w:id="17" w:name="_758dstwtk2x8" w:colFirst="0" w:colLast="0"/>
+      <w:bookmarkEnd w:id="17"/>
       <w:r>
         <w:rPr>
           <w:rFonts w:ascii="Courier New" w:hAnsi="Courier New" w:cs="Courier New"/>
@@ -3186,247 +3008,8 @@
           <w:u w:val="none"/>
           <w:vertAlign w:val="baseline"/>
         </w:rPr>
-        <w:t>Lim and Hamzah (2023) confirm that transitioning from fragmented manual methods—such as instant messaging and Microsoft Excel—to a dedicated web-based platform significantly improves operational transparency. Their research emphasizes that a centralized database allows for the systematic storage of order details, which prevents the data loss often associated with manual record-keeping. The system was designed with distinct modules for customers to browse categories and track order statuses, while the admin module featured a dashboard for managing product availability and generating sales reports.The study’s User Acceptance Testing (UAT) phase involved rigorous evaluation by both business owners and end-users, focusing on usability and functionality. The findings showed that the system effectively addressed "bottlenecks" in the order fulfillment process, particularly during peak seasons when manual systems typically fail to handle high volumes. By implementing automated order confirmations and a clear digital queue, the researchers concluded that the system not only improved "business smoothness" but also increased customer trust through professionalized digital interactions.This study is relevant because it explains why switching from manual phone calls and walk-ins to a web platform will make C and N Bakery’s operations much clearer and more organized. </w:t>
-      </w:r>
-    </w:p>
-    <w:p>
-      <w:pPr>
-        <w:keepNext w:val="0"/>
-        <w:keepLines w:val="0"/>
-        <w:widowControl/>
-        <w:suppressLineNumbers w:val="0"/>
-        <w:spacing w:after="240" w:afterAutospacing="0"/>
-        <w:jc w:val="left"/>
-      </w:pPr>
-    </w:p>
-    <w:p>
-      <w:pPr>
-        <w:pStyle w:val="11"/>
-        <w:keepNext w:val="0"/>
-        <w:keepLines w:val="0"/>
-        <w:widowControl/>
-        <w:suppressLineNumbers w:val="0"/>
-        <w:bidi w:val="0"/>
-        <w:spacing w:before="0" w:beforeAutospacing="0" w:after="0" w:afterAutospacing="0" w:line="17" w:lineRule="atLeast"/>
-        <w:ind w:left="0" w:firstLine="720"/>
-      </w:pPr>
-      <w:r>
-        <w:rPr>
-          <w:rFonts w:hint="default" w:ascii="Courier New" w:hAnsi="Courier New" w:cs="Courier New"/>
-          <w:b/>
-          <w:bCs/>
-          <w:i w:val="0"/>
-          <w:iCs w:val="0"/>
-          <w:color w:val="000000"/>
-          <w:sz w:val="24"/>
-          <w:szCs w:val="24"/>
-          <w:u w:val="none"/>
-          <w:vertAlign w:val="baseline"/>
-        </w:rPr>
-        <w:t xml:space="preserve">Rajaput et al. (2026) </w:t>
-      </w:r>
-      <w:r>
-        <w:rPr>
-          <w:rFonts w:hint="default" w:ascii="Courier New" w:hAnsi="Courier New" w:cs="Courier New"/>
-          <w:i w:val="0"/>
-          <w:iCs w:val="0"/>
-          <w:color w:val="000000"/>
-          <w:sz w:val="24"/>
-          <w:szCs w:val="24"/>
-          <w:u w:val="none"/>
-          <w:vertAlign w:val="baseline"/>
-        </w:rPr>
-        <w:t>addresses the operational inefficiencies inherent in traditional, manual cake ordering processes. The researchers identify that reliance on handwritten registers and verbal communication frequently leads to critical errors, such as incorrect cake weights, misspelled names for icing, and scheduling conflicts regarding delivery dates. To mitigate these risks, the study proposes a web-based digital customization module that categorizes orders into specific data fields, including flavor, occasion type, and personalized messaging.The study demonstrates that by utilizing a Waterfall Methodology to build a structured database, bakeries can ensure that every customer requirement is captured accurately and stored for real-time administrative review. Furthermore, the findings highlight that the transition from manual logs to a centralized digital framework significantly reduces human error and improves the speed of order processing. The research concludes that an intuitive, computerized management system is a vital tool for small-scale bakeries to maintain data integrity and enhance customer satisfaction in an increasingly digital marketplace.This study is relevant because it justifies why C and N Bakery needs a specific customization menu to help avoid common mistakes like wrong cake flavors or misspelled names on the icing. </w:t>
-      </w:r>
-    </w:p>
-    <w:p>
-      <w:pPr>
-        <w:keepNext w:val="0"/>
-        <w:keepLines w:val="0"/>
-        <w:widowControl/>
-        <w:suppressLineNumbers w:val="0"/>
-        <w:spacing w:after="240" w:afterAutospacing="0"/>
-        <w:jc w:val="left"/>
-      </w:pPr>
-    </w:p>
-    <w:p>
-      <w:pPr>
-        <w:pStyle w:val="11"/>
-        <w:keepNext w:val="0"/>
-        <w:keepLines w:val="0"/>
-        <w:widowControl/>
-        <w:suppressLineNumbers w:val="0"/>
-        <w:bidi w:val="0"/>
-        <w:spacing w:before="0" w:beforeAutospacing="0" w:after="0" w:afterAutospacing="0" w:line="17" w:lineRule="atLeast"/>
-        <w:ind w:left="0" w:firstLine="720"/>
-      </w:pPr>
-      <w:r>
-        <w:rPr>
-          <w:rFonts w:hint="default" w:ascii="Courier New" w:hAnsi="Courier New" w:cs="Courier New"/>
-          <w:i w:val="0"/>
-          <w:iCs w:val="0"/>
-          <w:color w:val="000000"/>
-          <w:sz w:val="24"/>
-          <w:szCs w:val="24"/>
-          <w:u w:val="none"/>
-          <w:vertAlign w:val="baseline"/>
-        </w:rPr>
-        <w:t> Hsu et al. (2024) investigated consumer perceptions toward purchasing bakery goods online using an extended Technology Acceptance Model (TAM). Unlike general food studies, this research specifically focused on the "sensory gap" of buying bread and cakes online, where customers cannot smell or touch the product. The findings revealed that Computer Self-Efficacy (how confident a user feels using the app) and Subjective Norms (social influence) significantly impact how useful and easy the system is perceived to be. The study emphasizes that for traditional bakery owners to successfully move online, they must provide "high-quality visual information" and a seamless interface to make up for the lack of physical interaction. This research is relevant because it highlights the importance of including high-resolution photos and clear descriptions in the C and N Bakery catalog to give customers the confidence to order online. </w:t>
-      </w:r>
-    </w:p>
-    <w:p>
-      <w:pPr>
-        <w:keepNext w:val="0"/>
-        <w:keepLines w:val="0"/>
-        <w:widowControl/>
-        <w:suppressLineNumbers w:val="0"/>
-        <w:spacing w:after="240" w:afterAutospacing="0"/>
-        <w:jc w:val="left"/>
-      </w:pPr>
-    </w:p>
-    <w:p>
-      <w:pPr>
-        <w:pStyle w:val="11"/>
-        <w:keepNext w:val="0"/>
-        <w:keepLines w:val="0"/>
-        <w:widowControl/>
-        <w:suppressLineNumbers w:val="0"/>
-        <w:bidi w:val="0"/>
-        <w:spacing w:before="0" w:beforeAutospacing="0" w:after="0" w:afterAutospacing="0" w:line="17" w:lineRule="atLeast"/>
-        <w:ind w:left="0" w:firstLine="720"/>
-      </w:pPr>
-      <w:r>
-        <w:rPr>
-          <w:rFonts w:hint="default" w:ascii="Courier New" w:hAnsi="Courier New" w:cs="Courier New"/>
-          <w:i w:val="0"/>
-          <w:iCs w:val="0"/>
-          <w:color w:val="000000"/>
-          <w:sz w:val="24"/>
-          <w:szCs w:val="24"/>
-          <w:u w:val="none"/>
-          <w:vertAlign w:val="baseline"/>
-        </w:rPr>
-        <w:t>Prawirayudha et al. (2025) investigated the impact of QR code technology on customer satisfaction and repurchase intentions within the food and beverage industry. The study specifically analyzed three key dimensions: Perceived Usefulness, Perceived Ease of Use, and Perceived Flow. The researchers established that when customers perceive digital systems as easy to navigate, it creates a "flow" state that enhances overall satisfaction and encourages them to return. The study concludes that the digitalization of payments is a critical innovation for customer loyalty. This research is relevant because it validates the goal of integrating modern payment options—including QR codes and bank transfers—into the C and N Bakery platform. It proves that by making transactions faster and more convenient. </w:t>
-      </w:r>
-    </w:p>
-    <w:p>
-      <w:pPr>
-        <w:keepNext w:val="0"/>
-        <w:keepLines w:val="0"/>
-        <w:widowControl/>
-        <w:suppressLineNumbers w:val="0"/>
-        <w:spacing w:after="240" w:afterAutospacing="0"/>
-        <w:jc w:val="left"/>
-      </w:pPr>
-    </w:p>
-    <w:p>
-      <w:pPr>
-        <w:pStyle w:val="11"/>
-        <w:keepNext w:val="0"/>
-        <w:keepLines w:val="0"/>
-        <w:widowControl/>
-        <w:suppressLineNumbers w:val="0"/>
-        <w:bidi w:val="0"/>
-        <w:spacing w:before="0" w:beforeAutospacing="0" w:after="0" w:afterAutospacing="0" w:line="17" w:lineRule="atLeast"/>
-        <w:ind w:left="0" w:firstLine="720"/>
-      </w:pPr>
-      <w:r>
-        <w:rPr>
-          <w:rFonts w:hint="default" w:ascii="Courier New" w:hAnsi="Courier New" w:cs="Courier New"/>
-          <w:i w:val="0"/>
-          <w:iCs w:val="0"/>
-          <w:color w:val="000000"/>
-          <w:sz w:val="24"/>
-          <w:szCs w:val="24"/>
-          <w:u w:val="none"/>
-          <w:vertAlign w:val="baseline"/>
-        </w:rPr>
-        <w:t>Azhari and Sutarman (2024) demonstrate how digital integration modernizes small businesses through a real-time system. To fix the problems of fragmented data, the researchers utilized Firebase as a Backend-as-a-Service (BaaS) to ensure that transactions are synced instantly across the platform. This architecture provides high-speed data integrity—which is essential for businesses like bakeries—without the complexity of traditional, manual server management. The study concludes that moving to an automated, real-time data flow significantly improves operational performance and helps owners move away from manual record-keeping. This research is relevant because it confirms that using Firebase is a smart technical choice for C and N Bakery, as it allows order updates and sales data to be synced instantly without a complicated setup. </w:t>
-      </w:r>
-    </w:p>
-    <w:p>
-      <w:pPr>
-        <w:keepNext w:val="0"/>
-        <w:keepLines w:val="0"/>
-        <w:widowControl/>
-        <w:suppressLineNumbers w:val="0"/>
-        <w:spacing w:after="240" w:afterAutospacing="0"/>
-        <w:jc w:val="left"/>
-      </w:pPr>
-      <w:r>
-        <w:rPr>
-          <w:rFonts w:ascii="SimSun" w:hAnsi="SimSun" w:eastAsia="SimSun" w:cs="SimSun"/>
-          <w:b w:val="0"/>
-          <w:bCs w:val="0"/>
-          <w:kern w:val="0"/>
-          <w:sz w:val="24"/>
-          <w:szCs w:val="24"/>
-          <w:lang w:val="en-US" w:eastAsia="zh-CN" w:bidi="ar"/>
-        </w:rPr>
-        <w:br w:type="textWrapping"/>
-      </w:r>
-    </w:p>
-    <w:p>
-      <w:pPr>
-        <w:pStyle w:val="11"/>
-        <w:keepNext w:val="0"/>
-        <w:keepLines w:val="0"/>
-        <w:widowControl/>
-        <w:suppressLineNumbers w:val="0"/>
-        <w:bidi w:val="0"/>
-        <w:spacing w:before="0" w:beforeAutospacing="0" w:after="240" w:afterAutospacing="0" w:line="17" w:lineRule="atLeast"/>
-        <w:ind w:left="0" w:right="600" w:firstLine="720"/>
-        <w:jc w:val="both"/>
-      </w:pPr>
-      <w:r>
-        <w:rPr>
-          <w:rFonts w:hint="default" w:ascii="Courier New" w:hAnsi="Courier New" w:cs="Courier New"/>
-          <w:i w:val="0"/>
-          <w:iCs w:val="0"/>
-          <w:color w:val="000000"/>
-          <w:sz w:val="24"/>
-          <w:szCs w:val="24"/>
-          <w:u w:val="none"/>
-          <w:vertAlign w:val="baseline"/>
-        </w:rPr>
-        <w:t>Ariani, Audy, and Putra (2025)</w:t>
-      </w:r>
-      <w:r>
-        <w:rPr>
-          <w:rFonts w:hint="default" w:ascii="Times New Roman" w:hAnsi="Times New Roman" w:cs="Times New Roman"/>
-          <w:i w:val="0"/>
-          <w:iCs w:val="0"/>
-          <w:color w:val="000000"/>
-          <w:sz w:val="24"/>
-          <w:szCs w:val="24"/>
-          <w:u w:val="none"/>
-          <w:vertAlign w:val="baseline"/>
-        </w:rPr>
-        <w:t xml:space="preserve"> </w:t>
-      </w:r>
-      <w:r>
-        <w:rPr>
-          <w:rFonts w:hint="default" w:ascii="Courier New" w:hAnsi="Courier New" w:cs="Courier New"/>
-          <w:i w:val="0"/>
-          <w:iCs w:val="0"/>
-          <w:color w:val="000000"/>
-          <w:sz w:val="24"/>
-          <w:szCs w:val="24"/>
-          <w:u w:val="none"/>
-          <w:vertAlign w:val="baseline"/>
-        </w:rPr>
-        <w:t>examines the impact of Firebase Authentication on data confidentiality and system integrity. The researchers highlight that Firebase’s authentication service provides a critical security layer by facilitating efficient login, registration, and token verification systems. These mechanisms protect the confidentiality of user data, such as personal history and transaction records, by ensuring that only authorized individuals can access specific datasets.The study further notes that Firebase’s performance is optimized for real-time environments, with average response times of 120 ms for data reads and 140 ms for data writes, ensuring that security checks do not hinder the user experience. By utilizing token-based validation, the researchers successfully mitigated unauthorized access attempts, confirming that Firebase offers a fast and secure infrastructure suitable for businesses requiring reliable data management. The conclusion emphasizes that for small-scale operations, this integrated security model significantly reduces the risk of data breaches while maintaining operational efficiency.This study is relevant because it explains why Firebase Authentication is the right fit for C and N Bakery, proving that it provides strong security to keep customer data safe without making the website feel slow or laggy.</w:t>
-      </w:r>
-    </w:p>
-    <w:p>
-      <w:pPr>
-        <w:keepNext w:val="0"/>
-        <w:keepLines w:val="0"/>
-        <w:widowControl/>
-        <w:suppressLineNumbers w:val="0"/>
-        <w:spacing w:after="240" w:afterAutospacing="0"/>
-        <w:jc w:val="left"/>
-      </w:pPr>
+        <w:t>Lim and Hamzah (2023) confirm that transitioning from fragmented manual methods—such as instant messaging and Microsoft Excel—to a dedicated web-based platform significantly improves operational transparency. Their research emphasizes that a centralized database allows for the systematic storage of order details, which prevents the data loss often associated with manual record-keeping. The system was designed with distinct modules for customers to browse categories and track order statuses through a multi-stage process, while the admin module featured a dashboard for managing product availability and generating sales reports. The study’s User Acceptance Testing (UAT) phase involved rigorous evaluation by both business owners and end-users, focusing on usability and functionality. The findings showed that the system effectively addressed bottlenecks in the order fulfillment process, particularly during peak seasons when manual systems typically fail to handle high volumes. By implementing automated order confirmations and a clear digital queue, the researchers concluded that the system not only improved business smoothness but also increased customer trust through professionalized digital interactions. This study is relevant because it explains why switching from manual phone calls and walk-ins to a web platform will make C and N Bakery’s operations much clearer and more organized, specifically supporting the implementation of an interactive multi-stage pipeline dashboard separated into clear production tabs alongside an active search input bar to filter orders instantly.</w:t>
+      </w:r>
     </w:p>
     <w:p>
       <w:pPr>
@@ -3437,31 +3020,20 @@
         <w:suppressLineNumbers w:val="0"/>
         <w:bidi w:val="0"/>
         <w:spacing w:before="240" w:beforeAutospacing="0" w:after="240" w:afterAutospacing="0" w:line="17" w:lineRule="atLeast"/>
-        <w:ind w:left="0" w:right="600" w:firstLine="720"/>
-        <w:jc w:val="both"/>
-      </w:pPr>
-      <w:r>
-        <w:rPr>
-          <w:rFonts w:hint="default" w:ascii="Courier New" w:hAnsi="Courier New" w:cs="Courier New"/>
-          <w:i w:val="0"/>
-          <w:iCs w:val="0"/>
-          <w:color w:val="000000"/>
-          <w:sz w:val="24"/>
-          <w:szCs w:val="24"/>
-          <w:u w:val="none"/>
-          <w:vertAlign w:val="baseline"/>
-        </w:rPr>
-        <w:t>Pargaonkar (2023) evaluates the operational suitability of SDLC models within software quality engineering. The study establishes that while the Waterfall model remains effective for projects with fixed, well-defined requirements, the Agile methodology is the superior choice for dynamic, user-centered applications where requirements are expected to evolve during the development process.The research emphasizes that Agile’s iterative nature facilitates continuous feedback and incremental delivery, which significantly reduces the risks associated with late-stage requirement changes. Pargaonkar concludes that for projects requiring high levels of stakeholder interaction—such as a localized ordering platform—the Agile framework provides the necessary flexibility to adapt to user feedback without compromising the overall project quality or timeline.This study is relevant because it justifies why we focused on constant communication with the owner during development. Instead of guessing what would work, the Agile method allowed for a back-and-forth conversation to ensure the features actually solve the bakery's daily struggles. </w:t>
-      </w:r>
-    </w:p>
-    <w:p>
-      <w:pPr>
-        <w:keepNext w:val="0"/>
-        <w:keepLines w:val="0"/>
-        <w:widowControl/>
-        <w:suppressLineNumbers w:val="0"/>
-        <w:jc w:val="left"/>
-      </w:pPr>
+      </w:pPr>
+      <w:r>
+        <w:rPr>
+          <w:rFonts w:hint="default" w:ascii="Courier New" w:hAnsi="Courier New" w:cs="Courier New"/>
+          <w:i w:val="0"/>
+          <w:iCs w:val="0"/>
+          <w:color w:val="000000"/>
+          <w:sz w:val="24"/>
+          <w:szCs w:val="24"/>
+          <w:u w:val="none"/>
+          <w:vertAlign w:val="baseline"/>
+        </w:rPr>
+        <w:t>Rajaput et al. (2026) addresses the operational inefficiencies inherent in traditional, manual cake ordering processes. The researchers identify that reliance on handwritten registers and verbal communication frequently leads to critical errors, such as incorrect cake weights, misspelled names for icing, and scheduling conflicts regarding delivery dates. To mitigate these risks, the study proposes a web-based digital customization module that categorizes orders into specific data fields, including flavor, occasion type, and personalized messaging. The study demonstrates that by utilizing a Waterfall Methodology to build a structured database, bakeries can ensure that every customer requirement is captured accurately and stored for real-time administrative review. Furthermore, the findings highlight that the transition from manual logs to a centralized digital framework significantly reduces human error and improves the speed of order processing. The research concludes that an intuitive, computerized management system is a vital tool for small-scale bakeries to maintain data integrity and enhance customer satisfaction in an increasingly digital marketplace. This study is relevant because it justifies why C and N Bakery needs a specific customization menu to help avoid common mistakes like wrong cake flavors or misspelled names on the icing, while providing the admin with dedicated interactive order cards that open an overlay modal window showing the custom design blueprint on the left and full transaction records on the right.</w:t>
+      </w:r>
     </w:p>
     <w:p>
       <w:pPr>
@@ -3472,77 +3044,140 @@
         <w:suppressLineNumbers w:val="0"/>
         <w:bidi w:val="0"/>
         <w:spacing w:before="240" w:beforeAutospacing="0" w:after="240" w:afterAutospacing="0" w:line="17" w:lineRule="atLeast"/>
-        <w:ind w:right="600" w:firstLine="720" w:firstLineChars="0"/>
-        <w:jc w:val="both"/>
-      </w:pPr>
-      <w:r>
-        <w:rPr>
-          <w:rFonts w:hint="default" w:ascii="Courier New" w:hAnsi="Courier New" w:cs="Courier New"/>
-          <w:b/>
-          <w:bCs/>
-          <w:i w:val="0"/>
-          <w:iCs w:val="0"/>
-          <w:color w:val="000000"/>
-          <w:sz w:val="24"/>
-          <w:szCs w:val="24"/>
-          <w:u w:val="none"/>
-          <w:vertAlign w:val="baseline"/>
-        </w:rPr>
-        <w:t>Eyeregba et al. (2024)</w:t>
-      </w:r>
-      <w:r>
-        <w:rPr>
-          <w:rFonts w:hint="default" w:ascii="Courier New" w:hAnsi="Courier New" w:cs="Courier New"/>
-          <w:i w:val="0"/>
-          <w:iCs w:val="0"/>
-          <w:color w:val="000000"/>
-          <w:sz w:val="24"/>
-          <w:szCs w:val="24"/>
-          <w:u w:val="none"/>
-          <w:vertAlign w:val="baseline"/>
-        </w:rPr>
-        <w:t xml:space="preserve"> explored how integrating visual reporting and analytics dashboards can empower small and medium enterprises (SMEs) to enhance their operational efficiency. The researchers found that visual reporting simplifies complex datasets into intuitive formats, allowing business owners to quickly identify trends, inefficiencies, and growth opportunities. The study emphasizes that for small businesses, real-time access to actionable data through dashboards is a critical strategy for improving decision-making and ensuring long-term sustainability. </w:t>
-      </w:r>
-      <w:r>
-        <w:rPr>
-          <w:rFonts w:hint="default" w:ascii="Courier New" w:hAnsi="Courier New" w:cs="Courier New"/>
-          <w:b/>
-          <w:bCs/>
-          <w:i w:val="0"/>
-          <w:iCs w:val="0"/>
-          <w:color w:val="000000"/>
-          <w:sz w:val="24"/>
-          <w:szCs w:val="24"/>
-          <w:u w:val="none"/>
-          <w:vertAlign w:val="baseline"/>
-        </w:rPr>
-        <w:t>This study is highly relevant because it supports the primary goal of the C and N Bakery platform: providing the owner with a visual sales analytics dashboard that transforms raw order data into meaningful business insights.</w:t>
-      </w:r>
-      <w:r>
-        <w:rPr>
-          <w:rFonts w:hint="default" w:ascii="Courier New" w:hAnsi="Courier New" w:cs="Courier New"/>
-          <w:i w:val="0"/>
-          <w:iCs w:val="0"/>
-          <w:color w:val="000000"/>
-          <w:sz w:val="24"/>
-          <w:szCs w:val="24"/>
-          <w:u w:val="none"/>
-          <w:vertAlign w:val="baseline"/>
-        </w:rPr>
-        <w:t> </w:t>
-      </w:r>
-    </w:p>
-    <w:p>
-      <w:pPr>
-        <w:ind w:left="0" w:firstLine="0"/>
-        <w:rPr>
-          <w:rFonts w:ascii="Courier New" w:hAnsi="Courier New" w:eastAsia="Courier New" w:cs="Courier New"/>
-          <w:b/>
-          <w:bCs/>
-          <w:sz w:val="32"/>
-          <w:szCs w:val="32"/>
-        </w:rPr>
-      </w:pPr>
+      </w:pPr>
+      <w:r>
+        <w:rPr>
+          <w:rFonts w:hint="default" w:ascii="Courier New" w:hAnsi="Courier New" w:cs="Courier New"/>
+          <w:i w:val="0"/>
+          <w:iCs w:val="0"/>
+          <w:color w:val="000000"/>
+          <w:sz w:val="24"/>
+          <w:szCs w:val="24"/>
+          <w:u w:val="none"/>
+          <w:vertAlign w:val="baseline"/>
+        </w:rPr>
+        <w:t>Hsu et al. (2024) investigated consumer perceptions toward purchasing bakery goods online using an extended Technology Acceptance Model (TAM). Unlike general food studies, this research specifically focused on the "sensory gap" of buying bread and cakes online, where customers cannot smell or touch the product. The findings revealed that Computer Self-Efficacy (how confident a user feels using the app) and Subjective Norms (social influence) significantly impact how useful and easy the system is perceived to be. The study emphasizes that for traditional bakery owners to successfully move online, they must provide high-quality visual information, a seamless checkout interface, and budget-friendly filtering options to make up for the lack of physical interaction. This research is relevant because it highlights the importance of including high-resolution photos, an interactive FAQ guide, and clear price descriptions in the C and N Bakery catalog to give customers the confidence to order online.</w:t>
+      </w:r>
+    </w:p>
+    <w:p>
+      <w:pPr>
+        <w:pStyle w:val="11"/>
+        <w:keepNext w:val="0"/>
+        <w:keepLines w:val="0"/>
+        <w:widowControl/>
+        <w:suppressLineNumbers w:val="0"/>
+        <w:bidi w:val="0"/>
+        <w:spacing w:before="240" w:beforeAutospacing="0" w:after="240" w:afterAutospacing="0" w:line="17" w:lineRule="atLeast"/>
+      </w:pPr>
+      <w:r>
+        <w:rPr>
+          <w:rFonts w:hint="default" w:ascii="Courier New" w:hAnsi="Courier New" w:cs="Courier New"/>
+          <w:i w:val="0"/>
+          <w:iCs w:val="0"/>
+          <w:color w:val="000000"/>
+          <w:sz w:val="24"/>
+          <w:szCs w:val="24"/>
+          <w:u w:val="none"/>
+          <w:vertAlign w:val="baseline"/>
+        </w:rPr>
+        <w:t>Prawirayudha et al. (2025) investigated the impact of QR code technology on customer satisfaction and repurchase intentions within the food and beverage industry. The study specifically analyzed three key dimensions: Perceived Usefulness, Perceived Ease of Use, and Perceived Flow. The researchers established that when customers perceive digital systems as easy to navigate, it creates a flow state that enhances overall satisfaction and encourages them to return. The study concludes that the digitalization of payments is a critical innovation for customer loyalty. This research is relevant because it validates the goal of integrating modern payment options—including QR codes and bank transfers—into the C and N Bakery platform. It proves that by making transactions faster and more convenient.</w:t>
+      </w:r>
+    </w:p>
+    <w:p>
+      <w:pPr>
+        <w:pStyle w:val="11"/>
+        <w:keepNext w:val="0"/>
+        <w:keepLines w:val="0"/>
+        <w:widowControl/>
+        <w:suppressLineNumbers w:val="0"/>
+        <w:bidi w:val="0"/>
+        <w:spacing w:before="240" w:beforeAutospacing="0" w:after="240" w:afterAutospacing="0" w:line="17" w:lineRule="atLeast"/>
+      </w:pPr>
+      <w:r>
+        <w:rPr>
+          <w:rFonts w:hint="default" w:ascii="Courier New" w:hAnsi="Courier New" w:cs="Courier New"/>
+          <w:i w:val="0"/>
+          <w:iCs w:val="0"/>
+          <w:color w:val="000000"/>
+          <w:sz w:val="24"/>
+          <w:szCs w:val="24"/>
+          <w:u w:val="none"/>
+          <w:vertAlign w:val="baseline"/>
+        </w:rPr>
+        <w:t>Azhari and Sutarman (2024) demonstrate how digital integration modernizes small businesses through a real-time system. To fix the problems of fragmented data, the researchers utilized Firebase as a Backend-as-a-Service (BaaS) to ensure that transactions are synced instantly across the platform. This architecture provides high-speed data integrity—which is essential for businesses like bakeries—without the complexity of traditional, manual server management. The study concludes that moving to an automated, real-time data flow significantly improves operational performance and helps owners move away from manual record-keeping. This research is relevant because it confirms that using Firebase is a smart technical choice for C and N Bakery, as it allows order updates and sales data to be synced instantly without a complicated setup.</w:t>
+      </w:r>
+    </w:p>
+    <w:p>
+      <w:pPr>
+        <w:pStyle w:val="11"/>
+        <w:keepNext w:val="0"/>
+        <w:keepLines w:val="0"/>
+        <w:widowControl/>
+        <w:suppressLineNumbers w:val="0"/>
+        <w:bidi w:val="0"/>
+        <w:spacing w:before="240" w:beforeAutospacing="0" w:after="240" w:afterAutospacing="0" w:line="17" w:lineRule="atLeast"/>
+      </w:pPr>
+      <w:r>
+        <w:rPr>
+          <w:rFonts w:hint="default" w:ascii="Courier New" w:hAnsi="Courier New" w:cs="Courier New"/>
+          <w:i w:val="0"/>
+          <w:iCs w:val="0"/>
+          <w:color w:val="000000"/>
+          <w:sz w:val="24"/>
+          <w:szCs w:val="24"/>
+          <w:u w:val="none"/>
+          <w:vertAlign w:val="baseline"/>
+        </w:rPr>
+        <w:t>Ariani, Audy, and Putra (2025) examines the impact of Firebase Authentication on data confidentiality and system integrity. The researchers highlight that Firebase’s authentication service provides a critical security layer by facilitating efficient login, registration, and token verification systems. These mechanisms protect the confidentiality of user data, such as personal history and transaction records, by ensuring that only authorized individuals can access specific datasets. The study further notes that Firebase’s performance is optimized for real-time environments, with average response times of 120 ms for data reads and 140 ms for data writes, ensuring that security checks do not hinder the user experience. By utilizing token-based validation, the researchers successfully mitigated unauthorized access attempts, confirming that Firebase offers a fast and secure infrastructure suitable for businesses requiring reliable data management. The conclusion emphasizes that for small-scale operations, this integrated security model significantly reduces the risk of data breaches while maintaining operational efficiency. This study is relevant because it explains why Firebase Authentication is the right fit for C and N Bakery, proving that it provides strong security to keep customer data safe without making the website feel slow or laggy.</w:t>
+      </w:r>
+    </w:p>
+    <w:p>
+      <w:pPr>
+        <w:pStyle w:val="11"/>
+        <w:keepNext w:val="0"/>
+        <w:keepLines w:val="0"/>
+        <w:widowControl/>
+        <w:suppressLineNumbers w:val="0"/>
+        <w:bidi w:val="0"/>
+        <w:spacing w:before="240" w:beforeAutospacing="0" w:after="240" w:afterAutospacing="0" w:line="17" w:lineRule="atLeast"/>
+      </w:pPr>
+      <w:r>
+        <w:rPr>
+          <w:rFonts w:hint="default" w:ascii="Courier New" w:hAnsi="Courier New" w:cs="Courier New"/>
+          <w:i w:val="0"/>
+          <w:iCs w:val="0"/>
+          <w:color w:val="000000"/>
+          <w:sz w:val="24"/>
+          <w:szCs w:val="24"/>
+          <w:u w:val="none"/>
+          <w:vertAlign w:val="baseline"/>
+        </w:rPr>
+        <w:t>Pargaonkar (2023) evaluates the operational suitability of Software Development Life Cycle (SDLC) models within software quality engineering. The study establishes that while the Waterfall model remains effective for projects with fixed, well-defined requirements, the Agile methodology is the superior choice for dynamic, user-centered applications where requirements are expected to evolve during the development process. The research emphasizes that Agile’s iterative nature facilitates continuous feedback and incremental delivery, which significantly reduces the risks associated with late-stage requirement changes. Pargaonkar concludes that for projects requiring high levels of stakeholder interaction—such as a localized ordering platform—the Agile framework provides the necessary flexibility to adapt to user feedback without compromising the overall project quality or timeline. This study is relevant because it justifies why we focused on constant communication with the owner during development. Instead of guessing what would work, the Agile method allowed for a back-and-forth conversation to ensure features like the menu availability toggle actually solved the bakery's daily struggles.</w:t>
+      </w:r>
+    </w:p>
+    <w:p>
+      <w:pPr>
+        <w:pStyle w:val="11"/>
+        <w:keepNext w:val="0"/>
+        <w:keepLines w:val="0"/>
+        <w:widowControl/>
+        <w:suppressLineNumbers w:val="0"/>
+        <w:bidi w:val="0"/>
+        <w:spacing w:before="240" w:beforeAutospacing="0" w:after="240" w:afterAutospacing="0" w:line="17" w:lineRule="atLeast"/>
+      </w:pPr>
+      <w:r>
+        <w:rPr>
+          <w:rFonts w:hint="default" w:ascii="Courier New" w:hAnsi="Courier New" w:cs="Courier New"/>
+          <w:i w:val="0"/>
+          <w:iCs w:val="0"/>
+          <w:color w:val="000000"/>
+          <w:sz w:val="24"/>
+          <w:szCs w:val="24"/>
+          <w:u w:val="none"/>
+          <w:vertAlign w:val="baseline"/>
+        </w:rPr>
+        <w:t>Eyeregba et al. (2024) explored how integrating visual reporting and analytics dashboards can empower small and medium enterprises (SMEs) to enhance their operational efficiency. The researchers found that visual reporting simplifies complex datasets into intuitive formats, allowing business owners to quickly identify trends, inefficiencies, and growth opportunities. The study emphasizes that for small businesses, real-time access to actionable data through dashboards is a critical strategy for improving decision-making and ensuring long-term sustainability. This study is highly relevant because it supports the primary goal of the C and N Bakery platform: providing the owner with a visual sales analytics dashboard featuring specific cards—like a vertical monthly earnings graph and a horizontal top-selling product list—that transforms raw order data into meaningful business insights, augmented by real-time high-level metric dashboard summary cards tracking Total Revenue, Total Orders, and Pending Orders directly above the charts.</w:t>
+      </w:r>
     </w:p>
     <w:p>
       <w:pPr>
@@ -3557,8 +3192,6 @@
           <w:szCs w:val="26"/>
         </w:rPr>
       </w:pPr>
-      <w:bookmarkStart w:id="17" w:name="_758dstwtk2x8" w:colFirst="0" w:colLast="0"/>
-      <w:bookmarkEnd w:id="17"/>
       <w:r>
         <w:rPr>
           <w:rFonts w:ascii="Courier New" w:hAnsi="Courier New" w:eastAsia="Courier New" w:cs="Courier New"/>
@@ -3580,8 +3213,7 @@
         <w:widowControl/>
         <w:suppressLineNumbers w:val="0"/>
         <w:bidi w:val="0"/>
-        <w:spacing w:before="0" w:beforeAutospacing="0" w:after="0" w:afterAutospacing="0" w:line="17" w:lineRule="atLeast"/>
-        <w:ind w:left="0" w:firstLine="720"/>
+        <w:spacing w:before="240" w:beforeAutospacing="0" w:after="240" w:afterAutospacing="0" w:line="17" w:lineRule="atLeast"/>
       </w:pPr>
       <w:r>
         <w:rPr>
@@ -3594,81 +3226,8 @@
           <w:u w:val="none"/>
           <w:vertAlign w:val="baseline"/>
         </w:rPr>
-        <w:t>Bermudez et al. (2022) examined the operational inefficiencies of a local bakery in the Philippines caused by manual data handling. The research highlighted that the absence of an automated system led to slow transaction speeds, specifically noting that the manual process of writing orders and calculating totals caused significant delays during peak hours. The authors observed that manual record-keeping made it difficult for the owner to generate accurate daily sales summaries, often resulting in "data discrepancies" between the physical logbooks and actual cash on hand. To address this, the study developed a centralized platform to ensure that every transaction was recorded instantly and accurately. The findings emphasized that for small-scale bakeshops, digital transformation is essential for organizing order data, improving the speed of service, and ensuring long-term business sustainability. Similar to the foreign study of Lim and Hamzah (2023), this local research confirms that manual record-keeping is a major problem for Filipino bakeries. This is relevant to the current project because it justifies the need for C and N Bakery to have a web-based system that organizes order data and provides clear sales reports without the errors of manual calculation. </w:t>
-      </w:r>
-    </w:p>
-    <w:p>
-      <w:pPr>
-        <w:keepNext w:val="0"/>
-        <w:keepLines w:val="0"/>
-        <w:widowControl/>
-        <w:suppressLineNumbers w:val="0"/>
-        <w:spacing w:after="240" w:afterAutospacing="0"/>
-        <w:jc w:val="left"/>
-      </w:pPr>
-    </w:p>
-    <w:p>
-      <w:pPr>
-        <w:pStyle w:val="11"/>
-        <w:keepNext w:val="0"/>
-        <w:keepLines w:val="0"/>
-        <w:widowControl/>
-        <w:suppressLineNumbers w:val="0"/>
-        <w:bidi w:val="0"/>
-        <w:spacing w:before="0" w:beforeAutospacing="0" w:after="0" w:afterAutospacing="0" w:line="17" w:lineRule="atLeast"/>
-        <w:ind w:left="0" w:firstLine="720"/>
-      </w:pPr>
-      <w:r>
-        <w:rPr>
-          <w:rFonts w:hint="default" w:ascii="Courier New" w:hAnsi="Courier New" w:cs="Courier New"/>
-          <w:i w:val="0"/>
-          <w:iCs w:val="0"/>
-          <w:color w:val="000000"/>
-          <w:sz w:val="24"/>
-          <w:szCs w:val="24"/>
-          <w:u w:val="none"/>
-          <w:vertAlign w:val="baseline"/>
-        </w:rPr>
-        <w:t> </w:t>
-      </w:r>
-      <w:r>
-        <w:rPr>
-          <w:rFonts w:hint="default" w:ascii="Courier New" w:hAnsi="Courier New" w:cs="Courier New"/>
-          <w:b/>
-          <w:bCs/>
-          <w:i w:val="0"/>
-          <w:iCs w:val="0"/>
-          <w:color w:val="000000"/>
-          <w:sz w:val="24"/>
-          <w:szCs w:val="24"/>
-          <w:u w:val="none"/>
-          <w:vertAlign w:val="baseline"/>
-        </w:rPr>
-        <w:t>Li (2024)</w:t>
-      </w:r>
-      <w:r>
-        <w:rPr>
-          <w:rFonts w:hint="default" w:ascii="Courier New" w:hAnsi="Courier New" w:cs="Courier New"/>
-          <w:i w:val="0"/>
-          <w:iCs w:val="0"/>
-          <w:color w:val="000000"/>
-          <w:sz w:val="24"/>
-          <w:szCs w:val="24"/>
-          <w:u w:val="none"/>
-          <w:vertAlign w:val="baseline"/>
-        </w:rPr>
-        <w:t xml:space="preserve"> addresses the operational challenges faced by Philippine eateries still utilizing manual recording methods. The research highlights that traditional systems involving pens and calculators for order tabulation are insufficient for today’s fast-paced environment. To resolve this, the researcher developed a digital ordering layout featuring an efficient interface designed to enhance user engagement for both delivery and self-collection services. The findings suggest that transitioning to a structured digital management style allows proprietors to manage menus and customer orders more effectively. Similar to the foreign findings of Rajput et al. (2026), this local study confirms that relying on manual notes is no longer enough for Filipino businesses. This is relevant to the project because it supports the goal of replacing C and N Bakery’s manual logs with an online platform that makes organizing custom orders much easier for the staff. </w:t>
-      </w:r>
-    </w:p>
-    <w:p>
-      <w:pPr>
-        <w:keepNext w:val="0"/>
-        <w:keepLines w:val="0"/>
-        <w:widowControl/>
-        <w:suppressLineNumbers w:val="0"/>
-        <w:spacing w:after="240" w:afterAutospacing="0"/>
-        <w:jc w:val="left"/>
-      </w:pPr>
+        <w:t>Bermudez et al. (2022) examined the operational inefficiencies of a local bakery in the Philippines caused by manual data handling. The research highlighted that the absence of an automated system led to slow transaction speeds, specifically noting that the manual process of writing orders and calculating totals caused significant delays during peak hours. The authors observed that manual record-keeping made it difficult for the owner to generate accurate daily sales summaries, often resulting in data discrepancies between the physical logbooks and actual cash on hand. To address this, the study developed a centralized platform to ensure that every transaction was recorded instantly and accurately. The findings emphasized that for small-scale bakeshops, digital transformation is essential for organizing order data, improving the speed of service, and ensuring long-term business sustainability. Similar to the foreign study of Lim and Hamzah (2023), this local research confirms that manual record-keeping is a major problem for Filipino bakeries. This is relevant to the current project because it justifies the need for C and N Bakery to have a web-based system that organizes order data and provides clear sales reports without the errors of manual calculation.</w:t>
+      </w:r>
     </w:p>
     <w:p>
       <w:pPr>
@@ -3679,30 +3238,176 @@
         <w:suppressLineNumbers w:val="0"/>
         <w:bidi w:val="0"/>
         <w:spacing w:before="240" w:beforeAutospacing="0" w:after="240" w:afterAutospacing="0" w:line="17" w:lineRule="atLeast"/>
-        <w:ind w:left="0" w:firstLine="720"/>
-      </w:pPr>
-      <w:r>
-        <w:rPr>
-          <w:rFonts w:hint="default" w:ascii="Courier New" w:hAnsi="Courier New" w:cs="Courier New"/>
-          <w:i w:val="0"/>
-          <w:iCs w:val="0"/>
-          <w:color w:val="000000"/>
-          <w:sz w:val="24"/>
-          <w:szCs w:val="24"/>
-          <w:u w:val="none"/>
-          <w:vertAlign w:val="baseline"/>
-        </w:rPr>
-        <w:t>Lambino and Murcia (2025) utilized path analysis to examine the factors influencing the adoption of online food ordering systems among 367 consumers in Davao City, Philippines. The research focuses on why Filipino customers choose to use platforms like GrabFood and FoodPanda, evaluating variables such as System Quality, Perceived Usefulness, and User Convenience.The findings reveal that System Quality and Perceived Usefulness are the most significant determinants of a positive user attitude and long-term loyalty. The study highlights that a high-functioning system—one that provides clear information and ease of navigation—is essential for fostering trust in the competitive Philippine food delivery market. The researchers conclude that for local businesses to sustain customer engagement, they must prioritize technological improvements that enhance the perceived ease-of-use, as functionality plays a critical role in whether a customer continues to utilize a digital platform or returns to traditional ordering methods.Similar to the foreign study of Hsu et al. (2024), this local research explains why the C and N Bakery platform must be easy to use as these factors directly determine whether a Filipino customer will return to the site or go back to traditional ordering.</w:t>
-      </w:r>
-    </w:p>
-    <w:p>
-      <w:pPr>
-        <w:keepNext w:val="0"/>
-        <w:keepLines w:val="0"/>
-        <w:widowControl/>
-        <w:suppressLineNumbers w:val="0"/>
-        <w:jc w:val="left"/>
-      </w:pPr>
+      </w:pPr>
+      <w:r>
+        <w:rPr>
+          <w:rFonts w:hint="default" w:ascii="Courier New" w:hAnsi="Courier New" w:cs="Courier New"/>
+          <w:i w:val="0"/>
+          <w:iCs w:val="0"/>
+          <w:color w:val="000000"/>
+          <w:sz w:val="24"/>
+          <w:szCs w:val="24"/>
+          <w:u w:val="none"/>
+          <w:vertAlign w:val="baseline"/>
+        </w:rPr>
+        <w:t>Li (2024) addresses the operational challenges faced by Philippine eateries still utilizing manual recording methods. The research highlights that traditional systems involving pens and calculators for order tabulation are insufficient for today’s fast-paced environment. To resolve this, the researcher developed a digital ordering layout featuring an efficient interface designed to enhance user engagement for both delivery and self-collection services. The findings suggest that transitioning to a structured digital management style allows proprietors to manage menus and customer orders more effectively using clean interface tabs. Similar to the foreign findings of Rajput et al. (2026), this local study confirms that relying on manual notes is no longer enough for Filipino businesses. This is relevant to the project because it supports the goal of replacing C and N Bakery’s manual logs with an online platform that splits orders into clear, trackable production steps (</w:t>
+      </w:r>
+      <w:r>
+        <w:rPr>
+          <w:rFonts w:hint="default" w:ascii="Courier New" w:hAnsi="Courier New" w:cs="Courier New"/>
+          <w:i w:val="0"/>
+          <w:iCs w:val="0"/>
+          <w:color w:val="188038"/>
+          <w:sz w:val="24"/>
+          <w:szCs w:val="24"/>
+          <w:u w:val="none"/>
+          <w:vertAlign w:val="baseline"/>
+        </w:rPr>
+        <w:t>Pending</w:t>
+      </w:r>
+      <w:r>
+        <w:rPr>
+          <w:rFonts w:hint="default" w:ascii="Courier New" w:hAnsi="Courier New" w:cs="Courier New"/>
+          <w:i w:val="0"/>
+          <w:iCs w:val="0"/>
+          <w:color w:val="000000"/>
+          <w:sz w:val="24"/>
+          <w:szCs w:val="24"/>
+          <w:u w:val="none"/>
+          <w:vertAlign w:val="baseline"/>
+        </w:rPr>
+        <w:t xml:space="preserve">, </w:t>
+      </w:r>
+      <w:r>
+        <w:rPr>
+          <w:rFonts w:hint="default" w:ascii="Courier New" w:hAnsi="Courier New" w:cs="Courier New"/>
+          <w:i w:val="0"/>
+          <w:iCs w:val="0"/>
+          <w:color w:val="188038"/>
+          <w:sz w:val="24"/>
+          <w:szCs w:val="24"/>
+          <w:u w:val="none"/>
+          <w:vertAlign w:val="baseline"/>
+        </w:rPr>
+        <w:t>Confirmed</w:t>
+      </w:r>
+      <w:r>
+        <w:rPr>
+          <w:rFonts w:hint="default" w:ascii="Courier New" w:hAnsi="Courier New" w:cs="Courier New"/>
+          <w:i w:val="0"/>
+          <w:iCs w:val="0"/>
+          <w:color w:val="000000"/>
+          <w:sz w:val="24"/>
+          <w:szCs w:val="24"/>
+          <w:u w:val="none"/>
+          <w:vertAlign w:val="baseline"/>
+        </w:rPr>
+        <w:t xml:space="preserve">, </w:t>
+      </w:r>
+      <w:r>
+        <w:rPr>
+          <w:rFonts w:hint="default" w:ascii="Courier New" w:hAnsi="Courier New" w:cs="Courier New"/>
+          <w:i w:val="0"/>
+          <w:iCs w:val="0"/>
+          <w:color w:val="188038"/>
+          <w:sz w:val="24"/>
+          <w:szCs w:val="24"/>
+          <w:u w:val="none"/>
+          <w:vertAlign w:val="baseline"/>
+        </w:rPr>
+        <w:t>Baking</w:t>
+      </w:r>
+      <w:r>
+        <w:rPr>
+          <w:rFonts w:hint="default" w:ascii="Courier New" w:hAnsi="Courier New" w:cs="Courier New"/>
+          <w:i w:val="0"/>
+          <w:iCs w:val="0"/>
+          <w:color w:val="000000"/>
+          <w:sz w:val="24"/>
+          <w:szCs w:val="24"/>
+          <w:u w:val="none"/>
+          <w:vertAlign w:val="baseline"/>
+        </w:rPr>
+        <w:t xml:space="preserve">, </w:t>
+      </w:r>
+      <w:r>
+        <w:rPr>
+          <w:rFonts w:hint="default" w:ascii="Courier New" w:hAnsi="Courier New" w:cs="Courier New"/>
+          <w:i w:val="0"/>
+          <w:iCs w:val="0"/>
+          <w:color w:val="188038"/>
+          <w:sz w:val="24"/>
+          <w:szCs w:val="24"/>
+          <w:u w:val="none"/>
+          <w:vertAlign w:val="baseline"/>
+        </w:rPr>
+        <w:t>Ready</w:t>
+      </w:r>
+      <w:r>
+        <w:rPr>
+          <w:rFonts w:hint="default" w:ascii="Courier New" w:hAnsi="Courier New" w:cs="Courier New"/>
+          <w:i w:val="0"/>
+          <w:iCs w:val="0"/>
+          <w:color w:val="000000"/>
+          <w:sz w:val="24"/>
+          <w:szCs w:val="24"/>
+          <w:u w:val="none"/>
+          <w:vertAlign w:val="baseline"/>
+        </w:rPr>
+        <w:t xml:space="preserve">, </w:t>
+      </w:r>
+      <w:r>
+        <w:rPr>
+          <w:rFonts w:hint="default" w:ascii="Courier New" w:hAnsi="Courier New" w:cs="Courier New"/>
+          <w:i w:val="0"/>
+          <w:iCs w:val="0"/>
+          <w:color w:val="188038"/>
+          <w:sz w:val="24"/>
+          <w:szCs w:val="24"/>
+          <w:u w:val="none"/>
+          <w:vertAlign w:val="baseline"/>
+        </w:rPr>
+        <w:t>Completed</w:t>
+      </w:r>
+      <w:r>
+        <w:rPr>
+          <w:rFonts w:hint="default" w:ascii="Courier New" w:hAnsi="Courier New" w:cs="Courier New"/>
+          <w:i w:val="0"/>
+          <w:iCs w:val="0"/>
+          <w:color w:val="000000"/>
+          <w:sz w:val="24"/>
+          <w:szCs w:val="24"/>
+          <w:u w:val="none"/>
+          <w:vertAlign w:val="baseline"/>
+        </w:rPr>
+        <w:t xml:space="preserve">, </w:t>
+      </w:r>
+      <w:r>
+        <w:rPr>
+          <w:rFonts w:hint="default" w:ascii="Courier New" w:hAnsi="Courier New" w:cs="Courier New"/>
+          <w:i w:val="0"/>
+          <w:iCs w:val="0"/>
+          <w:color w:val="188038"/>
+          <w:sz w:val="24"/>
+          <w:szCs w:val="24"/>
+          <w:u w:val="none"/>
+          <w:vertAlign w:val="baseline"/>
+        </w:rPr>
+        <w:t>Cancelled</w:t>
+      </w:r>
+      <w:r>
+        <w:rPr>
+          <w:rFonts w:hint="default" w:ascii="Courier New" w:hAnsi="Courier New" w:cs="Courier New"/>
+          <w:i w:val="0"/>
+          <w:iCs w:val="0"/>
+          <w:color w:val="000000"/>
+          <w:sz w:val="24"/>
+          <w:szCs w:val="24"/>
+          <w:u w:val="none"/>
+          <w:vertAlign w:val="baseline"/>
+        </w:rPr>
+        <w:t>) alongside a live text search box, making it much easier for the staff to stay organized.</w:t>
+      </w:r>
     </w:p>
     <w:p>
       <w:pPr>
@@ -3713,30 +3418,20 @@
         <w:suppressLineNumbers w:val="0"/>
         <w:bidi w:val="0"/>
         <w:spacing w:before="240" w:beforeAutospacing="0" w:after="240" w:afterAutospacing="0" w:line="17" w:lineRule="atLeast"/>
-        <w:ind w:left="0" w:right="600" w:firstLine="720"/>
-      </w:pPr>
-      <w:r>
-        <w:rPr>
-          <w:rFonts w:hint="default" w:ascii="Courier New" w:hAnsi="Courier New" w:cs="Courier New"/>
-          <w:i w:val="0"/>
-          <w:iCs w:val="0"/>
-          <w:color w:val="000000"/>
-          <w:sz w:val="24"/>
-          <w:szCs w:val="24"/>
-          <w:u w:val="none"/>
-          <w:vertAlign w:val="baseline"/>
-        </w:rPr>
-        <w:t>Espinosa, Quiambao, and Ramos (2023) investigated why 285 Filipino small business owners are moving toward digital payments. Using the UTAUT and DOI theories, they found that "Relative Advantage" is the biggest reason to switch, as it reduces the risks of handling physical cash and avoids the need for expensive equipment. The study highlighted that simple tools, like static QR codes, appeal to entrepreneurs looking for low-complexity ways to manage money. The researchers concluded that digital payment integration is a strategic necessity to align with the habits of modern Filipino consumers. Similar to the foreign study of Prawirayudha et al. (2025), this local research justifies the need for C and N Bakery to offer various payment options—including QR codes and bank transfers. It proves that providing these digital choices is a smart move to enhance security, reduce cash-handling errors, and meet the digital preferences of local buyers. </w:t>
-      </w:r>
-    </w:p>
-    <w:p>
-      <w:pPr>
-        <w:keepNext w:val="0"/>
-        <w:keepLines w:val="0"/>
-        <w:widowControl/>
-        <w:suppressLineNumbers w:val="0"/>
-        <w:jc w:val="left"/>
-      </w:pPr>
+      </w:pPr>
+      <w:r>
+        <w:rPr>
+          <w:rFonts w:hint="default" w:ascii="Courier New" w:hAnsi="Courier New" w:cs="Courier New"/>
+          <w:i w:val="0"/>
+          <w:iCs w:val="0"/>
+          <w:color w:val="000000"/>
+          <w:sz w:val="24"/>
+          <w:szCs w:val="24"/>
+          <w:u w:val="none"/>
+          <w:vertAlign w:val="baseline"/>
+        </w:rPr>
+        <w:t>Lambino and Murcia (2025) utilized path analysis to examine the factors influencing the adoption of online food ordering systems among 367 consumers in Davao City, Philippines. The research focuses on why Filipino customers choose to use online platforms, evaluating variables such as System Quality, Perceived Usefulness, and User Convenience. The findings reveal that System Quality and Perceived Usefulness are the most significant determinants of a positive user attitude and long-term loyalty. The study highlights that a high-functioning system—one that provides clear price information, budget filters, and ease of navigation—is essential for fostering trust in the competitive Philippine food marketplace. The researchers conclude that for local businesses to sustain customer engagement, they must prioritize technological improvements that enhance the perceived ease-of-use, as functionality plays a critical role in whether a customer continues to utilize a digital platform. Similar to the foreign study of Hsu et al. (2024), this local research explains why the C and N Bakery platform must feature simple budget filter chips and interactive review sliders, as these layout features directly determine whether a Filipino customer will enjoy using the site.</w:t>
+      </w:r>
     </w:p>
     <w:p>
       <w:pPr>
@@ -3747,30 +3442,20 @@
         <w:suppressLineNumbers w:val="0"/>
         <w:bidi w:val="0"/>
         <w:spacing w:before="240" w:beforeAutospacing="0" w:after="240" w:afterAutospacing="0" w:line="17" w:lineRule="atLeast"/>
-        <w:ind w:left="0" w:firstLine="720"/>
-      </w:pPr>
-      <w:r>
-        <w:rPr>
-          <w:rFonts w:hint="default" w:ascii="Courier New" w:hAnsi="Courier New" w:cs="Courier New"/>
-          <w:i w:val="0"/>
-          <w:iCs w:val="0"/>
-          <w:color w:val="000000"/>
-          <w:sz w:val="24"/>
-          <w:szCs w:val="24"/>
-          <w:u w:val="none"/>
-          <w:vertAlign w:val="baseline"/>
-        </w:rPr>
-        <w:t>Manaligod et al. (2022) developed a web-based management system for local service providers in the Philippines to address the issues of slow, manual data processing. Their research focused on creating a centralized platform where transaction data is updated in real-time to ensure the owner has the most current information. The study emphasized that a web-based approach allows for secure user authentication and easier data retrieval compared to traditional paper logs. The findings showed that by moving to a digital system, the business could handle more orders with fewer errors. Similar to the foreign findings of Azhari and Sutarman (2024), this local research explains why a real-time digital system is a huge upgrade for small businesses. This is relevant to the project because it supports the use of Firebase Realtime Database and Authentication, ensuring that C and N Bakery’s orders are synced instantly and their records remain secure. </w:t>
-      </w:r>
-    </w:p>
-    <w:p>
-      <w:pPr>
-        <w:keepNext w:val="0"/>
-        <w:keepLines w:val="0"/>
-        <w:widowControl/>
-        <w:suppressLineNumbers w:val="0"/>
-        <w:jc w:val="left"/>
-      </w:pPr>
+      </w:pPr>
+      <w:r>
+        <w:rPr>
+          <w:rFonts w:hint="default" w:ascii="Courier New" w:hAnsi="Courier New" w:cs="Courier New"/>
+          <w:i w:val="0"/>
+          <w:iCs w:val="0"/>
+          <w:color w:val="000000"/>
+          <w:sz w:val="24"/>
+          <w:szCs w:val="24"/>
+          <w:u w:val="none"/>
+          <w:vertAlign w:val="baseline"/>
+        </w:rPr>
+        <w:t>Espinosa, Quiambao, and Ramos (2023) investigated why 285 Filipino small business owners are moving toward digital payments. Using the UTAUT and DOI theories, they found that "Relative Advantage" is the biggest reason to switch, as it reduces the risks of handling physical cash and avoids the need for expensive equipment. The study highlighted that simple tools, like static QR codes, appeal to entrepreneurs looking for low-complexity ways to manage money. The researchers concluded that digital payment integration is a strategic necessity to align with the habits of modern Filipino consumers. Similar to the foreign study of Prawirayudha et al. (2025), this local research justifies the need for C and N Bakery to offer various payment options—including QR codes and bank transfers. It proves that providing these digital choices is a smart move to enhance security, reduce cash-handling errors, and meet the digital preferences of local buyers.</w:t>
+      </w:r>
     </w:p>
     <w:p>
       <w:pPr>
@@ -3781,7 +3466,30 @@
         <w:suppressLineNumbers w:val="0"/>
         <w:bidi w:val="0"/>
         <w:spacing w:before="240" w:beforeAutospacing="0" w:after="240" w:afterAutospacing="0" w:line="17" w:lineRule="atLeast"/>
-        <w:ind w:left="0" w:right="600" w:firstLine="720"/>
+      </w:pPr>
+      <w:r>
+        <w:rPr>
+          <w:rFonts w:hint="default" w:ascii="Courier New" w:hAnsi="Courier New" w:cs="Courier New"/>
+          <w:i w:val="0"/>
+          <w:iCs w:val="0"/>
+          <w:color w:val="000000"/>
+          <w:sz w:val="24"/>
+          <w:szCs w:val="24"/>
+          <w:u w:val="none"/>
+          <w:vertAlign w:val="baseline"/>
+        </w:rPr>
+        <w:t>Manaligod et al. (2022) developed a web-based management system for local service providers in the Philippines to address the issues of slow, manual data processing. Their research focused on creating a centralized platform where transaction data is updated in real-time to ensure the owner has the most current information. The study emphasized that a web-based approach allows for secure user authentication and easier data retrieval compared to traditional paper logs. The findings showed that by moving to a digital system, the business could handle more orders with fewer errors. Similar to the foreign findings of Azhari and Sutarman (2024), this local research explains why a real-time digital system is a huge upgrade for small businesses. This is relevant to the project because it supports the use of Firebase Realtime Database and Authentication, ensuring that C and N Bakery’s customer custom details are synced instantly and their records remain secure.</w:t>
+      </w:r>
+    </w:p>
+    <w:p>
+      <w:pPr>
+        <w:pStyle w:val="11"/>
+        <w:keepNext w:val="0"/>
+        <w:keepLines w:val="0"/>
+        <w:widowControl/>
+        <w:suppressLineNumbers w:val="0"/>
+        <w:bidi w:val="0"/>
+        <w:spacing w:before="240" w:beforeAutospacing="0" w:after="240" w:afterAutospacing="0" w:line="17" w:lineRule="atLeast"/>
       </w:pPr>
       <w:r>
         <w:rPr>
@@ -3799,15 +3507,6 @@
     </w:p>
     <w:p>
       <w:pPr>
-        <w:keepNext w:val="0"/>
-        <w:keepLines w:val="0"/>
-        <w:widowControl/>
-        <w:suppressLineNumbers w:val="0"/>
-        <w:jc w:val="left"/>
-      </w:pPr>
-    </w:p>
-    <w:p>
-      <w:pPr>
         <w:pStyle w:val="11"/>
         <w:keepNext w:val="0"/>
         <w:keepLines w:val="0"/>
@@ -3815,45 +3514,20 @@
         <w:suppressLineNumbers w:val="0"/>
         <w:bidi w:val="0"/>
         <w:spacing w:before="240" w:beforeAutospacing="0" w:after="240" w:afterAutospacing="0" w:line="17" w:lineRule="atLeast"/>
-        <w:ind w:left="0" w:firstLine="720"/>
-      </w:pPr>
-      <w:r>
-        <w:rPr>
-          <w:rFonts w:hint="default" w:ascii="Courier New" w:hAnsi="Courier New" w:cs="Courier New"/>
-          <w:b/>
-          <w:bCs/>
-          <w:i w:val="0"/>
-          <w:iCs w:val="0"/>
-          <w:color w:val="000000"/>
-          <w:sz w:val="24"/>
-          <w:szCs w:val="24"/>
-          <w:u w:val="none"/>
-          <w:vertAlign w:val="baseline"/>
-        </w:rPr>
-        <w:t>Aquino (2022)</w:t>
-      </w:r>
-      <w:r>
-        <w:rPr>
-          <w:rFonts w:hint="default" w:ascii="Courier New" w:hAnsi="Courier New" w:cs="Courier New"/>
-          <w:i w:val="0"/>
-          <w:iCs w:val="0"/>
-          <w:color w:val="000000"/>
-          <w:sz w:val="24"/>
-          <w:szCs w:val="24"/>
-          <w:u w:val="none"/>
-          <w:vertAlign w:val="baseline"/>
-        </w:rPr>
-        <w:t xml:space="preserve"> looked into how Filipino businesses are using digital tools to better understand what their customers actually want. The research found that using real-time systems allows shops to change and adapt quickly to keep up with customer expectations. The study highlights that a step-by-step digital shift is the best way for small businesses to keep their relationships strong while making sure the new tech actually fits their daily routine. Just like Pargaonkar (2023), this study shows why being flexible is important for small shops. It is relevant because it explains why we built the bakery’s site piece-by-piece—allowing me to fix and improve the cake menu and QR payments until they were easy for everyone to use. </w:t>
-      </w:r>
-    </w:p>
-    <w:p>
-      <w:pPr>
-        <w:keepNext w:val="0"/>
-        <w:keepLines w:val="0"/>
-        <w:widowControl/>
-        <w:suppressLineNumbers w:val="0"/>
-        <w:jc w:val="left"/>
-      </w:pPr>
+      </w:pPr>
+      <w:r>
+        <w:rPr>
+          <w:rFonts w:hint="default" w:ascii="Courier New" w:hAnsi="Courier New" w:cs="Courier New"/>
+          <w:i w:val="0"/>
+          <w:iCs w:val="0"/>
+          <w:color w:val="000000"/>
+          <w:sz w:val="24"/>
+          <w:szCs w:val="24"/>
+          <w:u w:val="none"/>
+          <w:vertAlign w:val="baseline"/>
+        </w:rPr>
+        <w:t>Aquino (2022) looked into how Filipino businesses are using digital tools to better understand what their customers actually want. The research found that using real-time systems allows shops to change and adapt quickly to keep up with customer expectations. The study highlights that a step-by-step digital shift is the best way for small businesses to keep their relationships strong while making sure the new tech actually fits their daily routine. Just like Pargaonkar (2023), this study shows why being flexible is important for small shops. It is relevant because it explains why we built the bakery’s site piece-by-piece—allowing me to fix and improve the cake menu and QR payments until they were easy for everyone to use.</w:t>
+      </w:r>
     </w:p>
     <w:p>
       <w:pPr>
@@ -3868,58 +3542,15 @@
       <w:r>
         <w:rPr>
           <w:rFonts w:hint="default" w:ascii="Courier New" w:hAnsi="Courier New" w:cs="Courier New"/>
-          <w:b/>
-          <w:bCs/>
-          <w:i w:val="0"/>
-          <w:iCs w:val="0"/>
-          <w:color w:val="000000"/>
-          <w:sz w:val="24"/>
-          <w:szCs w:val="24"/>
-          <w:u w:val="none"/>
-          <w:vertAlign w:val="baseline"/>
-        </w:rPr>
-        <w:t>Abad and Dela Cruz (2025)</w:t>
-      </w:r>
-      <w:r>
-        <w:rPr>
-          <w:rFonts w:hint="default" w:ascii="Courier New" w:hAnsi="Courier New" w:cs="Courier New"/>
-          <w:i w:val="0"/>
-          <w:iCs w:val="0"/>
-          <w:color w:val="000000"/>
-          <w:sz w:val="24"/>
-          <w:szCs w:val="24"/>
-          <w:u w:val="none"/>
-          <w:vertAlign w:val="baseline"/>
-        </w:rPr>
-        <w:t xml:space="preserve"> conducted a study on a local Filipino food enterprise ("Pastil sa Tabi") to address the limitations of traditional manual operations. Their research involved developing a data-driven system that integrates real-time analytics to help owners transition away from error-prone manual logging. The findings revealed that by utilizing visual reporting and sales forecasting, the business could accurately identify peak hours and fast-moving menu items. The study concluded that for Filipino micro-enterprises, having a centralized digital platform with visual data summaries is vital for making informed business decisions and maintaining operational growth. </w:t>
-      </w:r>
-      <w:r>
-        <w:rPr>
-          <w:rFonts w:hint="default" w:ascii="Courier New" w:hAnsi="Courier New" w:cs="Courier New"/>
-          <w:b/>
-          <w:bCs/>
-          <w:i w:val="0"/>
-          <w:iCs w:val="0"/>
-          <w:color w:val="000000"/>
-          <w:sz w:val="24"/>
-          <w:szCs w:val="24"/>
-          <w:u w:val="none"/>
-          <w:vertAlign w:val="baseline"/>
-        </w:rPr>
-        <w:t>This study is highly significant to the C and N Bakery project because it validates the necessity of the Sales Analytics dashboard. It proves that local food businesses in the Philippines benefit from the same visual data tools—such as the bar charts and statistics—that are built into this platform.</w:t>
-      </w:r>
-      <w:r>
-        <w:rPr>
-          <w:rFonts w:hint="default" w:ascii="Courier New" w:hAnsi="Courier New" w:cs="Courier New"/>
-          <w:i w:val="0"/>
-          <w:iCs w:val="0"/>
-          <w:color w:val="000000"/>
-          <w:sz w:val="24"/>
-          <w:szCs w:val="24"/>
-          <w:u w:val="none"/>
-          <w:vertAlign w:val="baseline"/>
-        </w:rPr>
-        <w:t> </w:t>
+          <w:i w:val="0"/>
+          <w:iCs w:val="0"/>
+          <w:color w:val="000000"/>
+          <w:sz w:val="24"/>
+          <w:szCs w:val="24"/>
+          <w:u w:val="none"/>
+          <w:vertAlign w:val="baseline"/>
+        </w:rPr>
+        <w:t>Abad and Dela Cruz (2025) conducted a study on a local Filipino food enterprise ("Pastil sa Tabi") to address the limitations of traditional manual operations. Their research involved developing a data-driven system that integrates real-time analytics to help owners transition away from error-prone manual logging. The findings revealed that by utilizing visual reporting and sales forecasting, the business could accurately identify peak hours and fast-moving menu items. The study concluded that for Filipino micro-enterprises, having a centralized digital platform with visual data summaries is vital for making informed business decisions and maintaining operational growth. This study is highly significant to the C and N Bakery project because it validates the necessity of the Sales Analytics dashboard. It proves that local food businesses in the Philippines benefit from the same visual data tools—such as the vertical revenue and horizontal product popularity bar charts—that are built into this platform.</w:t>
       </w:r>
     </w:p>
     <w:p>
@@ -3982,35 +3613,7 @@
           <w:u w:val="none"/>
           <w:vertAlign w:val="baseline"/>
         </w:rPr>
-        <w:t xml:space="preserve">The architecture and operational framework of the Custom Cake Ordering Platform are grounded in several key areas of software engineering and digital business management. To ensure the system is both functional and adaptable, the project follows a descriptive-developmental research design. </w:t>
-      </w:r>
-      <w:r>
-        <w:rPr>
-          <w:rFonts w:hint="default" w:ascii="Courier New" w:hAnsi="Courier New" w:cs="Courier New"/>
-          <w:b/>
-          <w:bCs/>
-          <w:i w:val="0"/>
-          <w:iCs w:val="0"/>
-          <w:color w:val="000000"/>
-          <w:sz w:val="24"/>
-          <w:szCs w:val="24"/>
-          <w:u w:val="none"/>
-          <w:vertAlign w:val="baseline"/>
-        </w:rPr>
-        <w:t>Pargaonkar (2023)</w:t>
-      </w:r>
-      <w:r>
-        <w:rPr>
-          <w:rFonts w:hint="default" w:ascii="Courier New" w:hAnsi="Courier New" w:cs="Courier New"/>
-          <w:i w:val="0"/>
-          <w:iCs w:val="0"/>
-          <w:color w:val="000000"/>
-          <w:sz w:val="24"/>
-          <w:szCs w:val="24"/>
-          <w:u w:val="none"/>
-          <w:vertAlign w:val="baseline"/>
-        </w:rPr>
-        <w:t xml:space="preserve">, in </w:t>
+        <w:t xml:space="preserve">The architecture and operational framework of the Custom Cake Ordering Platform are grounded in several key areas of software engineering and digital business management. To ensure the system is both functional and adaptable, the project follows a descriptive-developmental research design. Pargaonkar (2023), in </w:t>
       </w:r>
       <w:r>
         <w:rPr>
@@ -4036,35 +3639,7 @@
           <w:u w:val="none"/>
           <w:vertAlign w:val="baseline"/>
         </w:rPr>
-        <w:t xml:space="preserve"> (</w:t>
-      </w:r>
-      <w:r>
-        <w:rPr>
-          <w:rFonts w:hint="default" w:ascii="Courier New" w:hAnsi="Courier New" w:cs="Courier New"/>
-          <w:b/>
-          <w:bCs/>
-          <w:i w:val="0"/>
-          <w:iCs w:val="0"/>
-          <w:color w:val="000000"/>
-          <w:sz w:val="24"/>
-          <w:szCs w:val="24"/>
-          <w:u w:val="none"/>
-          <w:vertAlign w:val="baseline"/>
-        </w:rPr>
-        <w:t>International Journal of Science and Research, ISSN 2319-7064</w:t>
-      </w:r>
-      <w:r>
-        <w:rPr>
-          <w:rFonts w:hint="default" w:ascii="Courier New" w:hAnsi="Courier New" w:cs="Courier New"/>
-          <w:i w:val="0"/>
-          <w:iCs w:val="0"/>
-          <w:color w:val="000000"/>
-          <w:sz w:val="24"/>
-          <w:szCs w:val="24"/>
-          <w:u w:val="none"/>
-          <w:vertAlign w:val="baseline"/>
-        </w:rPr>
-        <w:t>), establishes that while traditional models like Waterfall are effective for projects with fixed requirements, the Agile methodology is the superior choice for dynamic, user-centered applications. By adopting Agile, the researchers can build the system in iterative "sprints," allowing the bakery owner to test features like the cake customization menu early on. This iterative process ensures that the final product isn't just a generic website, but a tool that has been refined through constant feedback to solve the bakery’s specific daily struggles.</w:t>
+        <w:t xml:space="preserve"> (International Journal of Science and Research, ISSN 2319-7064), establishes that while traditional models like Waterfall are effective for projects with fixed requirements, the Agile methodology is the superior choice for dynamic, user-centered applications. By adopting Agile, the researchers can build the system in iterative sprints, allowing the bakery owner to test features like the cake customization menu early on. This iterative process ensures that the final product isn't just a generic website, but a tool that has been refined through constant feedback to solve the bakery’s specific daily struggles.</w:t>
       </w:r>
     </w:p>
     <w:p>
@@ -4088,35 +3663,7 @@
           <w:u w:val="none"/>
           <w:vertAlign w:val="baseline"/>
         </w:rPr>
-        <w:t xml:space="preserve">In terms of technical infrastructure, the transition from manual logs to a digital environment requires a stable yet scalable backend. </w:t>
-      </w:r>
-      <w:r>
-        <w:rPr>
-          <w:rFonts w:hint="default" w:ascii="Courier New" w:hAnsi="Courier New" w:cs="Courier New"/>
-          <w:b/>
-          <w:bCs/>
-          <w:i w:val="0"/>
-          <w:iCs w:val="0"/>
-          <w:color w:val="000000"/>
-          <w:sz w:val="24"/>
-          <w:szCs w:val="24"/>
-          <w:u w:val="none"/>
-          <w:vertAlign w:val="baseline"/>
-        </w:rPr>
-        <w:t>Azhari and Sutarman (2024)</w:t>
-      </w:r>
-      <w:r>
-        <w:rPr>
-          <w:rFonts w:hint="default" w:ascii="Courier New" w:hAnsi="Courier New" w:cs="Courier New"/>
-          <w:i w:val="0"/>
-          <w:iCs w:val="0"/>
-          <w:color w:val="000000"/>
-          <w:sz w:val="24"/>
-          <w:szCs w:val="24"/>
-          <w:u w:val="none"/>
-          <w:vertAlign w:val="baseline"/>
-        </w:rPr>
-        <w:t xml:space="preserve">, in </w:t>
+        <w:t xml:space="preserve">In terms of technical infrastructure, the transition from manual logs to a digital environment requires a stable yet scalable backend. Azhari and Sutarman (2024), in </w:t>
       </w:r>
       <w:r>
         <w:rPr>
@@ -4142,63 +3689,7 @@
           <w:u w:val="none"/>
           <w:vertAlign w:val="baseline"/>
         </w:rPr>
-        <w:t xml:space="preserve"> (</w:t>
-      </w:r>
-      <w:r>
-        <w:rPr>
-          <w:rFonts w:hint="default" w:ascii="Courier New" w:hAnsi="Courier New" w:cs="Courier New"/>
-          <w:b/>
-          <w:bCs/>
-          <w:i w:val="0"/>
-          <w:iCs w:val="0"/>
-          <w:color w:val="000000"/>
-          <w:sz w:val="24"/>
-          <w:szCs w:val="24"/>
-          <w:u w:val="none"/>
-          <w:vertAlign w:val="baseline"/>
-        </w:rPr>
-        <w:t>Journal of Computing and Software Technology, ISSN 2722-2543</w:t>
-      </w:r>
-      <w:r>
-        <w:rPr>
-          <w:rFonts w:hint="default" w:ascii="Courier New" w:hAnsi="Courier New" w:cs="Courier New"/>
-          <w:i w:val="0"/>
-          <w:iCs w:val="0"/>
-          <w:color w:val="000000"/>
-          <w:sz w:val="24"/>
-          <w:szCs w:val="24"/>
-          <w:u w:val="none"/>
-          <w:vertAlign w:val="baseline"/>
-        </w:rPr>
-        <w:t xml:space="preserve">), highlight that BaaS solutions provide high-speed data integrity without the heavy burden of manual server management. By integrating </w:t>
-      </w:r>
-      <w:r>
-        <w:rPr>
-          <w:rFonts w:hint="default" w:ascii="Courier New" w:hAnsi="Courier New" w:cs="Courier New"/>
-          <w:b/>
-          <w:bCs/>
-          <w:i w:val="0"/>
-          <w:iCs w:val="0"/>
-          <w:color w:val="000000"/>
-          <w:sz w:val="24"/>
-          <w:szCs w:val="24"/>
-          <w:u w:val="none"/>
-          <w:vertAlign w:val="baseline"/>
-        </w:rPr>
-        <w:t>Firebase (Google Cloud, 2024)</w:t>
-      </w:r>
-      <w:r>
-        <w:rPr>
-          <w:rFonts w:hint="default" w:ascii="Courier New" w:hAnsi="Courier New" w:cs="Courier New"/>
-          <w:i w:val="0"/>
-          <w:iCs w:val="0"/>
-          <w:color w:val="000000"/>
-          <w:sz w:val="24"/>
-          <w:szCs w:val="24"/>
-          <w:u w:val="none"/>
-          <w:vertAlign w:val="baseline"/>
-        </w:rPr>
-        <w:t xml:space="preserve"> as the primary backend, the platform leverages cloud-based storage and hosting. This is a strategic move for small-scale enterprises like C and N Bakery because it offers a "serverless" environment that reduces overhead costs while maintaining professional-grade security and speed, ensuring that the website remains responsive even as the bakery's customer base grows.</w:t>
+        <w:t xml:space="preserve"> (Journal of Computing and Software Technology, ISSN 2722-2543), highlight that BaaS solutions provide high-speed data integrity without the heavy burden of manual server management. By integrating Firebase (Google Cloud, 2024) as the primary backend, the platform leverages cloud-based storage and hosting. This is a strategic move for small-scale enterprises like C and N Bakery because it offers a "serverless" environment that reduces overhead costs while maintaining professional-grade security and speed, ensuring that the website remains responsive even as the bakery's customer base grows.</w:t>
       </w:r>
     </w:p>
     <w:p>
@@ -4222,35 +3713,7 @@
           <w:u w:val="none"/>
           <w:vertAlign w:val="baseline"/>
         </w:rPr>
-        <w:t xml:space="preserve">The efficiency of handling complex orders, such as custom cakes with varying tiers and flavors, depends heavily on the underlying database structure. </w:t>
-      </w:r>
-      <w:r>
-        <w:rPr>
-          <w:rFonts w:hint="default" w:ascii="Courier New" w:hAnsi="Courier New" w:cs="Courier New"/>
-          <w:b/>
-          <w:bCs/>
-          <w:i w:val="0"/>
-          <w:iCs w:val="0"/>
-          <w:color w:val="000000"/>
-          <w:sz w:val="24"/>
-          <w:szCs w:val="24"/>
-          <w:u w:val="none"/>
-          <w:vertAlign w:val="baseline"/>
-        </w:rPr>
-        <w:t>Labastida et al. (2024)</w:t>
-      </w:r>
-      <w:r>
-        <w:rPr>
-          <w:rFonts w:hint="default" w:ascii="Courier New" w:hAnsi="Courier New" w:cs="Courier New"/>
-          <w:i w:val="0"/>
-          <w:iCs w:val="0"/>
-          <w:color w:val="000000"/>
-          <w:sz w:val="24"/>
-          <w:szCs w:val="24"/>
-          <w:u w:val="none"/>
-          <w:vertAlign w:val="baseline"/>
-        </w:rPr>
-        <w:t xml:space="preserve">, in </w:t>
+        <w:t xml:space="preserve">The efficiency of handling complex orders, such as custom cakes with varying tiers and flavors, depends heavily on the underlying database structure. Labastida et al. (2024), in </w:t>
       </w:r>
       <w:r>
         <w:rPr>
@@ -4276,35 +3739,7 @@
           <w:u w:val="none"/>
           <w:vertAlign w:val="baseline"/>
         </w:rPr>
-        <w:t xml:space="preserve"> (</w:t>
-      </w:r>
-      <w:r>
-        <w:rPr>
-          <w:rFonts w:hint="default" w:ascii="Courier New" w:hAnsi="Courier New" w:cs="Courier New"/>
-          <w:b/>
-          <w:bCs/>
-          <w:i w:val="0"/>
-          <w:iCs w:val="0"/>
-          <w:color w:val="000000"/>
-          <w:sz w:val="24"/>
-          <w:szCs w:val="24"/>
-          <w:u w:val="none"/>
-          <w:vertAlign w:val="baseline"/>
-        </w:rPr>
-        <w:t>World Journal of Advanced Research and Reviews, ISSN 2581-9615</w:t>
-      </w:r>
-      <w:r>
-        <w:rPr>
-          <w:rFonts w:hint="default" w:ascii="Courier New" w:hAnsi="Courier New" w:cs="Courier New"/>
-          <w:i w:val="0"/>
-          <w:iCs w:val="0"/>
-          <w:color w:val="000000"/>
-          <w:sz w:val="24"/>
-          <w:szCs w:val="24"/>
-          <w:u w:val="none"/>
-          <w:vertAlign w:val="baseline"/>
-        </w:rPr>
-        <w:t>), emphasizes that centralized digital platforms are essential for real-time data synchronization and accurate business forecasting. Unlike traditional paper-based logs which are prone to misinterpretation, a real-time NoSQL database allows for a flexible data schema. This means that as soon as a customer selects a specific frosting or dedication message, the data is pushed instantly to the admin dashboard.</w:t>
+        <w:t xml:space="preserve"> (World Journal of Advanced Research and Reviews, ISSN 2581-9615), emphasizes that centralized digital platforms are essential for real-time data synchronization and accurate business forecasting. Unlike traditional paper-based logs which are prone to misinterpretation, a real-time NoSQL database allows for a flexible data schema. This means that as soon as a customer selects a specific frosting or dedication message, the data is pushed instantly to the admin dashboard.</w:t>
       </w:r>
     </w:p>
     <w:p>
@@ -4328,35 +3763,7 @@
           <w:u w:val="none"/>
           <w:vertAlign w:val="baseline"/>
         </w:rPr>
-        <w:t xml:space="preserve">Furthermore, the platform's ability to transform this data into actionable business intelligence is supported by </w:t>
-      </w:r>
-      <w:r>
-        <w:rPr>
-          <w:rFonts w:hint="default" w:ascii="Courier New" w:hAnsi="Courier New" w:cs="Courier New"/>
-          <w:b/>
-          <w:bCs/>
-          <w:i w:val="0"/>
-          <w:iCs w:val="0"/>
-          <w:color w:val="000000"/>
-          <w:sz w:val="24"/>
-          <w:szCs w:val="24"/>
-          <w:u w:val="none"/>
-          <w:vertAlign w:val="baseline"/>
-        </w:rPr>
-        <w:t>Eyeregba et al. (2024)</w:t>
-      </w:r>
-      <w:r>
-        <w:rPr>
-          <w:rFonts w:hint="default" w:ascii="Courier New" w:hAnsi="Courier New" w:cs="Courier New"/>
-          <w:i w:val="0"/>
-          <w:iCs w:val="0"/>
-          <w:color w:val="000000"/>
-          <w:sz w:val="24"/>
-          <w:szCs w:val="24"/>
-          <w:u w:val="none"/>
-          <w:vertAlign w:val="baseline"/>
-        </w:rPr>
-        <w:t xml:space="preserve">, in </w:t>
+        <w:t xml:space="preserve">Furthermore, the platform's ability to transform this data into actionable business intelligence is supported by Eyeregba et al. (2024), in </w:t>
       </w:r>
       <w:r>
         <w:rPr>
@@ -4382,63 +3789,7 @@
           <w:u w:val="none"/>
           <w:vertAlign w:val="baseline"/>
         </w:rPr>
-        <w:t xml:space="preserve"> (</w:t>
-      </w:r>
-      <w:r>
-        <w:rPr>
-          <w:rFonts w:hint="default" w:ascii="Courier New" w:hAnsi="Courier New" w:cs="Courier New"/>
-          <w:b/>
-          <w:bCs/>
-          <w:i w:val="0"/>
-          <w:iCs w:val="0"/>
-          <w:color w:val="000000"/>
-          <w:sz w:val="24"/>
-          <w:szCs w:val="24"/>
-          <w:u w:val="none"/>
-          <w:vertAlign w:val="baseline"/>
-        </w:rPr>
-        <w:t>International Journal of Frontiers in Science and Technology Research, ISSN 3006-2581</w:t>
-      </w:r>
-      <w:r>
-        <w:rPr>
-          <w:rFonts w:hint="default" w:ascii="Courier New" w:hAnsi="Courier New" w:cs="Courier New"/>
-          <w:i w:val="0"/>
-          <w:iCs w:val="0"/>
-          <w:color w:val="000000"/>
-          <w:sz w:val="24"/>
-          <w:szCs w:val="24"/>
-          <w:u w:val="none"/>
-          <w:vertAlign w:val="baseline"/>
-        </w:rPr>
-        <w:t xml:space="preserve">). They argue that visual reporting simplifies complex datasets into intuitive formats, allowing business owners to identify trends at a glance. This is further localized by </w:t>
-      </w:r>
-      <w:r>
-        <w:rPr>
-          <w:rFonts w:hint="default" w:ascii="Courier New" w:hAnsi="Courier New" w:cs="Courier New"/>
-          <w:b/>
-          <w:bCs/>
-          <w:i w:val="0"/>
-          <w:iCs w:val="0"/>
-          <w:color w:val="000000"/>
-          <w:sz w:val="24"/>
-          <w:szCs w:val="24"/>
-          <w:u w:val="none"/>
-          <w:vertAlign w:val="baseline"/>
-        </w:rPr>
-        <w:t>Abad and Dela Cruz (2025)</w:t>
-      </w:r>
-      <w:r>
-        <w:rPr>
-          <w:rFonts w:hint="default" w:ascii="Courier New" w:hAnsi="Courier New" w:cs="Courier New"/>
-          <w:i w:val="0"/>
-          <w:iCs w:val="0"/>
-          <w:color w:val="000000"/>
-          <w:sz w:val="24"/>
-          <w:szCs w:val="24"/>
-          <w:u w:val="none"/>
-          <w:vertAlign w:val="baseline"/>
-        </w:rPr>
-        <w:t xml:space="preserve">, in </w:t>
+        <w:t xml:space="preserve"> (International Journal of Frontiers in Science and Technology Research, ISSN 3006-2581). They argue that visual reporting simplifies complex datasets into intuitive formats, allowing business owners to identify trends at a glance. This is further localized by Abad and Dela Cruz (2025), in </w:t>
       </w:r>
       <w:r>
         <w:rPr>
@@ -4464,35 +3815,7 @@
           <w:u w:val="none"/>
           <w:vertAlign w:val="baseline"/>
         </w:rPr>
-        <w:t xml:space="preserve"> (</w:t>
-      </w:r>
-      <w:r>
-        <w:rPr>
-          <w:rFonts w:hint="default" w:ascii="Courier New" w:hAnsi="Courier New" w:cs="Courier New"/>
-          <w:b/>
-          <w:bCs/>
-          <w:i w:val="0"/>
-          <w:iCs w:val="0"/>
-          <w:color w:val="000000"/>
-          <w:sz w:val="24"/>
-          <w:szCs w:val="24"/>
-          <w:u w:val="none"/>
-          <w:vertAlign w:val="baseline"/>
-        </w:rPr>
-        <w:t>International Journal of Research and Innovation in Applied Science, ISSN 2454-6186</w:t>
-      </w:r>
-      <w:r>
-        <w:rPr>
-          <w:rFonts w:hint="default" w:ascii="Courier New" w:hAnsi="Courier New" w:cs="Courier New"/>
-          <w:i w:val="0"/>
-          <w:iCs w:val="0"/>
-          <w:color w:val="000000"/>
-          <w:sz w:val="24"/>
-          <w:szCs w:val="24"/>
-          <w:u w:val="none"/>
-          <w:vertAlign w:val="baseline"/>
-        </w:rPr>
-        <w:t>), who demonstrate that Filipino micro-enterprises benefit significantly from visual data summaries to identify peak hours and fast-moving items, effectively closing the gap between raw data and business growth.</w:t>
+        <w:t xml:space="preserve"> (International Journal of Research and Innovation in Applied Science, ISSN 2454-6186), who demonstrate that Filipino micro-enterprises benefit significantly from visual data summaries to identify peak hours and fast-moving items, effectively closing the gap between raw data and business growth.</w:t>
       </w:r>
     </w:p>
     <w:p>
@@ -4516,35 +3839,7 @@
           <w:u w:val="none"/>
           <w:vertAlign w:val="baseline"/>
         </w:rPr>
-        <w:t xml:space="preserve">Finally, to ensure the system is inclusive of the diverse payment habits in the Philippines, the platform incorporates a multi-channel payment framework. </w:t>
-      </w:r>
-      <w:r>
-        <w:rPr>
-          <w:rFonts w:hint="default" w:ascii="Courier New" w:hAnsi="Courier New" w:cs="Courier New"/>
-          <w:b/>
-          <w:bCs/>
-          <w:i w:val="0"/>
-          <w:iCs w:val="0"/>
-          <w:color w:val="000000"/>
-          <w:sz w:val="24"/>
-          <w:szCs w:val="24"/>
-          <w:u w:val="none"/>
-          <w:vertAlign w:val="baseline"/>
-        </w:rPr>
-        <w:t>Espinosa, Quiambao, and Ramos (2023)</w:t>
-      </w:r>
-      <w:r>
-        <w:rPr>
-          <w:rFonts w:hint="default" w:ascii="Courier New" w:hAnsi="Courier New" w:cs="Courier New"/>
-          <w:i w:val="0"/>
-          <w:iCs w:val="0"/>
-          <w:color w:val="000000"/>
-          <w:sz w:val="24"/>
-          <w:szCs w:val="24"/>
-          <w:u w:val="none"/>
-          <w:vertAlign w:val="baseline"/>
-        </w:rPr>
-        <w:t xml:space="preserve">, in </w:t>
+        <w:t xml:space="preserve">Finally, to ensure the system is inclusive of the diverse payment habits in the Philippines, the platform incorporates a multi-channel payment framework. Espinosa, Quiambao, and Ramos (2023), in </w:t>
       </w:r>
       <w:r>
         <w:rPr>
@@ -4570,63 +3865,7 @@
           <w:u w:val="none"/>
           <w:vertAlign w:val="baseline"/>
         </w:rPr>
-        <w:t xml:space="preserve"> (</w:t>
-      </w:r>
-      <w:r>
-        <w:rPr>
-          <w:rFonts w:hint="default" w:ascii="Courier New" w:hAnsi="Courier New" w:cs="Courier New"/>
-          <w:b/>
-          <w:bCs/>
-          <w:i w:val="0"/>
-          <w:iCs w:val="0"/>
-          <w:color w:val="000000"/>
-          <w:sz w:val="24"/>
-          <w:szCs w:val="24"/>
-          <w:u w:val="none"/>
-          <w:vertAlign w:val="baseline"/>
-        </w:rPr>
-        <w:t>Animo Repository, DLSU</w:t>
-      </w:r>
-      <w:r>
-        <w:rPr>
-          <w:rFonts w:hint="default" w:ascii="Courier New" w:hAnsi="Courier New" w:cs="Courier New"/>
-          <w:i w:val="0"/>
-          <w:iCs w:val="0"/>
-          <w:color w:val="000000"/>
-          <w:sz w:val="24"/>
-          <w:szCs w:val="24"/>
-          <w:u w:val="none"/>
-          <w:vertAlign w:val="baseline"/>
-        </w:rPr>
-        <w:t xml:space="preserve">), establish that "Relative Advantage" and "Perceived Ease of Use" are the primary drivers for digital tool adoption among local entrepreneurs. By integrating QR codes, Bank Transfers, and Cash on Delivery (COD), the system caters to both tech-savvy users and traditional customers. This financial flexibility is further supported by </w:t>
-      </w:r>
-      <w:r>
-        <w:rPr>
-          <w:rFonts w:hint="default" w:ascii="Courier New" w:hAnsi="Courier New" w:cs="Courier New"/>
-          <w:b/>
-          <w:bCs/>
-          <w:i w:val="0"/>
-          <w:iCs w:val="0"/>
-          <w:color w:val="000000"/>
-          <w:sz w:val="24"/>
-          <w:szCs w:val="24"/>
-          <w:u w:val="none"/>
-          <w:vertAlign w:val="baseline"/>
-        </w:rPr>
-        <w:t>Automated Email Notifications (Firebase Functions, 2024)</w:t>
-      </w:r>
-      <w:r>
-        <w:rPr>
-          <w:rFonts w:hint="default" w:ascii="Courier New" w:hAnsi="Courier New" w:cs="Courier New"/>
-          <w:i w:val="0"/>
-          <w:iCs w:val="0"/>
-          <w:color w:val="000000"/>
-          <w:sz w:val="24"/>
-          <w:szCs w:val="24"/>
-          <w:u w:val="none"/>
-          <w:vertAlign w:val="baseline"/>
-        </w:rPr>
-        <w:t>, which act as a digital bridge between the bakery and the client, providing instant confirmation and building significant consumer trust through transparent, real-time updates.</w:t>
+        <w:t xml:space="preserve"> (Animo Repository, DLSU), establish that "Relative Advantage" and "Perceived Ease of Use" are the primary drivers for digital tool adoption among local entrepreneurs. By integrating QR codes, Bank Transfers, and Cash on Delivery (COD), the system caters to both tech-savvy users and traditional customers. This financial flexibility is further supported by Automated Email Notifications (Firebase Functions, 2024), which act as a digital bridge between the bakery and the client, providing instant confirmation and building significant consumer trust through transparent, real-time updates.</w:t>
       </w:r>
     </w:p>
     <w:p>
@@ -4688,63 +3927,7 @@
           <w:u w:val="none"/>
           <w:vertAlign w:val="baseline"/>
         </w:rPr>
-        <w:t xml:space="preserve">The reviewed literature and studies provide a comprehensive foundation for the development of the Custom Cake Ordering Platform for C and N Bakery. Both foreign and local studies, such as those by </w:t>
-      </w:r>
-      <w:r>
-        <w:rPr>
-          <w:rFonts w:hint="default" w:ascii="Courier New" w:hAnsi="Courier New" w:cs="Courier New"/>
-          <w:b/>
-          <w:bCs/>
-          <w:i w:val="0"/>
-          <w:iCs w:val="0"/>
-          <w:color w:val="000000"/>
-          <w:sz w:val="24"/>
-          <w:szCs w:val="24"/>
-          <w:u w:val="none"/>
-          <w:vertAlign w:val="baseline"/>
-        </w:rPr>
-        <w:t>Lim and Hamzah (2023)</w:t>
-      </w:r>
-      <w:r>
-        <w:rPr>
-          <w:rFonts w:hint="default" w:ascii="Courier New" w:hAnsi="Courier New" w:cs="Courier New"/>
-          <w:i w:val="0"/>
-          <w:iCs w:val="0"/>
-          <w:color w:val="000000"/>
-          <w:sz w:val="24"/>
-          <w:szCs w:val="24"/>
-          <w:u w:val="none"/>
-          <w:vertAlign w:val="baseline"/>
-        </w:rPr>
-        <w:t xml:space="preserve"> and </w:t>
-      </w:r>
-      <w:r>
-        <w:rPr>
-          <w:rFonts w:hint="default" w:ascii="Courier New" w:hAnsi="Courier New" w:cs="Courier New"/>
-          <w:b/>
-          <w:bCs/>
-          <w:i w:val="0"/>
-          <w:iCs w:val="0"/>
-          <w:color w:val="000000"/>
-          <w:sz w:val="24"/>
-          <w:szCs w:val="24"/>
-          <w:u w:val="none"/>
-          <w:vertAlign w:val="baseline"/>
-        </w:rPr>
-        <w:t>Bermudez et al. (2022)</w:t>
-      </w:r>
-      <w:r>
-        <w:rPr>
-          <w:rFonts w:hint="default" w:ascii="Courier New" w:hAnsi="Courier New" w:cs="Courier New"/>
-          <w:i w:val="0"/>
-          <w:iCs w:val="0"/>
-          <w:color w:val="000000"/>
-          <w:sz w:val="24"/>
-          <w:szCs w:val="24"/>
-          <w:u w:val="none"/>
-          <w:vertAlign w:val="baseline"/>
-        </w:rPr>
-        <w:t>, emphasize that manual record-keeping in the food industry leads to data discrepancies and operational inefficiencies. This common theme justifies the necessity of moving C and N Bakery from a manual, chat-based ordering process to a centralized web-based system to ensure data integrity and better organization.</w:t>
+        <w:t>The reviewed literature and studies provide a comprehensive foundation for the development of the Custom Cake Ordering Platform for C and N Bakery. Both foreign and local studies, such as those by Lim and Hamzah (2023) and Bermudez et al. (2022), emphasize that manual record-keeping in the food industry leads to data discrepancies and operational inefficiencies. This common theme justifies the necessity of moving C and N Bakery from a manual, chat-based ordering process to a centralized web-based system to ensure data integrity and better organization.</w:t>
       </w:r>
     </w:p>
     <w:p>
@@ -4768,119 +3951,7 @@
           <w:u w:val="none"/>
           <w:vertAlign w:val="baseline"/>
         </w:rPr>
-        <w:t xml:space="preserve">Furthermore, the research highlights the shifting behavior of modern consumers. Studies by </w:t>
-      </w:r>
-      <w:r>
-        <w:rPr>
-          <w:rFonts w:hint="default" w:ascii="Courier New" w:hAnsi="Courier New" w:cs="Courier New"/>
-          <w:b/>
-          <w:bCs/>
-          <w:i w:val="0"/>
-          <w:iCs w:val="0"/>
-          <w:color w:val="000000"/>
-          <w:sz w:val="24"/>
-          <w:szCs w:val="24"/>
-          <w:u w:val="none"/>
-          <w:vertAlign w:val="baseline"/>
-        </w:rPr>
-        <w:t>Hsu et al. (2024)</w:t>
-      </w:r>
-      <w:r>
-        <w:rPr>
-          <w:rFonts w:hint="default" w:ascii="Courier New" w:hAnsi="Courier New" w:cs="Courier New"/>
-          <w:i w:val="0"/>
-          <w:iCs w:val="0"/>
-          <w:color w:val="000000"/>
-          <w:sz w:val="24"/>
-          <w:szCs w:val="24"/>
-          <w:u w:val="none"/>
-          <w:vertAlign w:val="baseline"/>
-        </w:rPr>
-        <w:t xml:space="preserve"> and </w:t>
-      </w:r>
-      <w:r>
-        <w:rPr>
-          <w:rFonts w:hint="default" w:ascii="Courier New" w:hAnsi="Courier New" w:cs="Courier New"/>
-          <w:b/>
-          <w:bCs/>
-          <w:i w:val="0"/>
-          <w:iCs w:val="0"/>
-          <w:color w:val="000000"/>
-          <w:sz w:val="24"/>
-          <w:szCs w:val="24"/>
-          <w:u w:val="none"/>
-          <w:vertAlign w:val="baseline"/>
-        </w:rPr>
-        <w:t>Lambino and Murcia (2025)</w:t>
-      </w:r>
-      <w:r>
-        <w:rPr>
-          <w:rFonts w:hint="default" w:ascii="Courier New" w:hAnsi="Courier New" w:cs="Courier New"/>
-          <w:i w:val="0"/>
-          <w:iCs w:val="0"/>
-          <w:color w:val="000000"/>
-          <w:sz w:val="24"/>
-          <w:szCs w:val="24"/>
-          <w:u w:val="none"/>
-          <w:vertAlign w:val="baseline"/>
-        </w:rPr>
-        <w:t xml:space="preserve"> point out that high-quality visuals and system ease-of-use are the primary drivers of customer trust and loyalty. This is directly addressed in the proposed system through the development of a structured Online Catalog and a user-friendly Cake Customization interface. To support these features, the technical literature identifies the </w:t>
-      </w:r>
-      <w:r>
-        <w:rPr>
-          <w:rFonts w:hint="default" w:ascii="Courier New" w:hAnsi="Courier New" w:cs="Courier New"/>
-          <w:b/>
-          <w:bCs/>
-          <w:i w:val="0"/>
-          <w:iCs w:val="0"/>
-          <w:color w:val="000000"/>
-          <w:sz w:val="24"/>
-          <w:szCs w:val="24"/>
-          <w:u w:val="none"/>
-          <w:vertAlign w:val="baseline"/>
-        </w:rPr>
-        <w:t>Agile Model</w:t>
-      </w:r>
-      <w:r>
-        <w:rPr>
-          <w:rFonts w:hint="default" w:ascii="Courier New" w:hAnsi="Courier New" w:cs="Courier New"/>
-          <w:i w:val="0"/>
-          <w:iCs w:val="0"/>
-          <w:color w:val="000000"/>
-          <w:sz w:val="24"/>
-          <w:szCs w:val="24"/>
-          <w:u w:val="none"/>
-          <w:vertAlign w:val="baseline"/>
-        </w:rPr>
-        <w:t xml:space="preserve"> and </w:t>
-      </w:r>
-      <w:r>
-        <w:rPr>
-          <w:rFonts w:hint="default" w:ascii="Courier New" w:hAnsi="Courier New" w:cs="Courier New"/>
-          <w:b/>
-          <w:bCs/>
-          <w:i w:val="0"/>
-          <w:iCs w:val="0"/>
-          <w:color w:val="000000"/>
-          <w:sz w:val="24"/>
-          <w:szCs w:val="24"/>
-          <w:u w:val="none"/>
-          <w:vertAlign w:val="baseline"/>
-        </w:rPr>
-        <w:t>Firebase Cloud Architecture</w:t>
-      </w:r>
-      <w:r>
-        <w:rPr>
-          <w:rFonts w:hint="default" w:ascii="Courier New" w:hAnsi="Courier New" w:cs="Courier New"/>
-          <w:i w:val="0"/>
-          <w:iCs w:val="0"/>
-          <w:color w:val="000000"/>
-          <w:sz w:val="24"/>
-          <w:szCs w:val="24"/>
-          <w:u w:val="none"/>
-          <w:vertAlign w:val="baseline"/>
-        </w:rPr>
-        <w:t xml:space="preserve"> as the most effective tools for creating a responsive, real-time environment that can adapt to user feedback during development.</w:t>
+        <w:t>Furthermore, the research highlights the shifting behavior of modern consumers. Studies by Hsu et al. (2024) and Lambino and Murcia (2025) point out that high-quality visuals and system ease-of-use are the primary drivers of customer trust and loyalty. This is directly addressed in the proposed system through the development of a structured Menu Catalog and a user-friendly Cake Customization interface. To support these features, the technical literature identifies the Agile Model and Firebase Cloud Architecture as the most effective tools for creating a responsive, real-time environment that can adapt to user feedback during development.</w:t>
       </w:r>
     </w:p>
     <w:p>
@@ -4896,86 +3967,15 @@
       <w:r>
         <w:rPr>
           <w:rFonts w:hint="default" w:ascii="Courier New" w:hAnsi="Courier New" w:cs="Courier New"/>
-          <w:b/>
-          <w:bCs/>
-          <w:i w:val="0"/>
-          <w:iCs w:val="0"/>
-          <w:color w:val="000000"/>
-          <w:sz w:val="24"/>
-          <w:szCs w:val="24"/>
-          <w:u w:val="none"/>
-          <w:vertAlign w:val="baseline"/>
-        </w:rPr>
-        <w:t>A significant contribution of the reviewed literature is the emphasis on data-driven decision-making for small enterprises.</w:t>
-      </w:r>
-      <w:r>
-        <w:rPr>
-          <w:rFonts w:hint="default" w:ascii="Courier New" w:hAnsi="Courier New" w:cs="Courier New"/>
-          <w:i w:val="0"/>
-          <w:iCs w:val="0"/>
-          <w:color w:val="000000"/>
-          <w:sz w:val="24"/>
-          <w:szCs w:val="24"/>
-          <w:u w:val="none"/>
-          <w:vertAlign w:val="baseline"/>
-        </w:rPr>
-        <w:t xml:space="preserve"> While traditional systems focus on order intake, the integration of a Sales Analytics dashboard is backed by </w:t>
-      </w:r>
-      <w:r>
-        <w:rPr>
-          <w:rFonts w:hint="default" w:ascii="Courier New" w:hAnsi="Courier New" w:cs="Courier New"/>
-          <w:b/>
-          <w:bCs/>
-          <w:i w:val="0"/>
-          <w:iCs w:val="0"/>
-          <w:color w:val="000000"/>
-          <w:sz w:val="24"/>
-          <w:szCs w:val="24"/>
-          <w:u w:val="none"/>
-          <w:vertAlign w:val="baseline"/>
-        </w:rPr>
-        <w:t>Eyeregba et al. (2024)</w:t>
-      </w:r>
-      <w:r>
-        <w:rPr>
-          <w:rFonts w:hint="default" w:ascii="Courier New" w:hAnsi="Courier New" w:cs="Courier New"/>
-          <w:i w:val="0"/>
-          <w:iCs w:val="0"/>
-          <w:color w:val="000000"/>
-          <w:sz w:val="24"/>
-          <w:szCs w:val="24"/>
-          <w:u w:val="none"/>
-          <w:vertAlign w:val="baseline"/>
-        </w:rPr>
-        <w:t xml:space="preserve"> and </w:t>
-      </w:r>
-      <w:r>
-        <w:rPr>
-          <w:rFonts w:hint="default" w:ascii="Courier New" w:hAnsi="Courier New" w:cs="Courier New"/>
-          <w:b/>
-          <w:bCs/>
-          <w:i w:val="0"/>
-          <w:iCs w:val="0"/>
-          <w:color w:val="000000"/>
-          <w:sz w:val="24"/>
-          <w:szCs w:val="24"/>
-          <w:u w:val="none"/>
-          <w:vertAlign w:val="baseline"/>
-        </w:rPr>
-        <w:t>Abad and Dela Cruz (2025)</w:t>
-      </w:r>
-      <w:r>
-        <w:rPr>
-          <w:rFonts w:hint="default" w:ascii="Courier New" w:hAnsi="Courier New" w:cs="Courier New"/>
-          <w:i w:val="0"/>
-          <w:iCs w:val="0"/>
-          <w:color w:val="000000"/>
-          <w:sz w:val="24"/>
-          <w:szCs w:val="24"/>
-          <w:u w:val="none"/>
-          <w:vertAlign w:val="baseline"/>
-        </w:rPr>
-        <w:t>, who argue that visual reporting and real-time analytics are vital for identifying peak business hours and fast-moving products. By transforming raw transaction data into visual bar charts and summaries, the proposed system empowers the bakery owner to move beyond simple record-keeping toward strategic business forecasting.</w:t>
+          <w:i w:val="0"/>
+          <w:iCs w:val="0"/>
+          <w:color w:val="000000"/>
+          <w:sz w:val="24"/>
+          <w:szCs w:val="24"/>
+          <w:u w:val="none"/>
+          <w:vertAlign w:val="baseline"/>
+        </w:rPr>
+        <w:t>A significant contribution of the reviewed literature is the emphasis on data-driven decision-making for small enterprises. While traditional systems focus on order intake, the integration of a Sales Analytics dashboard is backed by Eyeregba et al. (2024) and Abad and Dela Cruz (2025), who argue that visual reporting and real-time analytics are vital for identifying peak business hours and fast-moving products. By transforming raw transaction data into Dashboard Summary Cards along with visual bar charts and summaries, the proposed system empowers the bakery owner to move beyond simple record-keeping toward strategic business forecasting.</w:t>
       </w:r>
     </w:p>
     <w:p>
@@ -4999,36 +3999,28 @@
           <w:u w:val="none"/>
           <w:vertAlign w:val="baseline"/>
         </w:rPr>
-        <w:t xml:space="preserve">Finally, the inclusion of multi-channel payments—specifically QR codes, bank transfers, and Cash on Delivery (COD)—is backed by the findings of </w:t>
-      </w:r>
-      <w:r>
-        <w:rPr>
-          <w:rFonts w:hint="default" w:ascii="Courier New" w:hAnsi="Courier New" w:cs="Courier New"/>
-          <w:b/>
-          <w:bCs/>
-          <w:i w:val="0"/>
-          <w:iCs w:val="0"/>
-          <w:color w:val="000000"/>
-          <w:sz w:val="24"/>
-          <w:szCs w:val="24"/>
-          <w:u w:val="none"/>
-          <w:vertAlign w:val="baseline"/>
-        </w:rPr>
-        <w:t>Espinosa et al. (2023)</w:t>
-      </w:r>
-      <w:r>
-        <w:rPr>
-          <w:rFonts w:hint="default" w:ascii="Courier New" w:hAnsi="Courier New" w:cs="Courier New"/>
-          <w:i w:val="0"/>
-          <w:iCs w:val="0"/>
-          <w:color w:val="000000"/>
-          <w:sz w:val="24"/>
-          <w:szCs w:val="24"/>
-          <w:u w:val="none"/>
-          <w:vertAlign w:val="baseline"/>
-        </w:rPr>
-        <w:t>, who argue that payment flexibility is a strategic necessity for local MSMEs in the Philippines. While existing systems often focus on simple product listings, the proposed platform fills a significant gap by combining customization, smart scheduling, visual analytics, and real-time status tracking into a single solution. Collectively, these studies and literature validate that the transition to a digital platform is not only a technological upgrade but a vital business strategy for C and N Bakery to improve its service quality and sustain growth in a competitive market.</w:t>
-      </w:r>
+        <w:t>Finally, the inclusion of multi-channel payments—specifically QR codes, bank transfers, and Cash on Delivery (COD)—is backed by the findings of Espinosa et al. (2023), who argue that payment flexibility is a strategic necessity for local MSMEs in the Philippines. While existing systems often focus on simple product listings, the proposed platform fills a significant gap by combining customization, smart scheduling, visual analytics, an instant search filter, and a real-time 7-tab status pipeline (Pending, Confirmed, Baking, Ready, Completed, and Cancelled) into a single solution. Collectively, these studies and literature validate that the transition to a digital platform is not only a technological upgrade but a vital business strategy for C and N Bakery to improve its service quality and sustain growth in a competitive market.</w:t>
+      </w:r>
+    </w:p>
+    <w:p>
+      <w:pPr>
+        <w:spacing w:before="240" w:after="240"/>
+        <w:rPr>
+          <w:rFonts w:ascii="Courier New" w:hAnsi="Courier New" w:eastAsia="Courier New" w:cs="Courier New"/>
+          <w:sz w:val="24"/>
+          <w:szCs w:val="24"/>
+        </w:rPr>
+      </w:pPr>
+    </w:p>
+    <w:p>
+      <w:pPr>
+        <w:spacing w:before="240" w:after="240"/>
+        <w:rPr>
+          <w:rFonts w:ascii="Courier New" w:hAnsi="Courier New" w:eastAsia="Courier New" w:cs="Courier New"/>
+          <w:sz w:val="24"/>
+          <w:szCs w:val="24"/>
+        </w:rPr>
+      </w:pPr>
     </w:p>
     <w:p>
       <w:pPr>
@@ -5150,132 +4142,140 @@
     </w:p>
     <w:p>
       <w:pPr>
-        <w:spacing w:before="240" w:after="240"/>
-        <w:rPr>
-          <w:rFonts w:ascii="Courier New" w:hAnsi="Courier New" w:eastAsia="Courier New" w:cs="Courier New"/>
-          <w:sz w:val="24"/>
-          <w:szCs w:val="24"/>
-        </w:rPr>
-      </w:pPr>
-      <w:r>
-        <w:rPr>
-          <w:rFonts w:ascii="Courier New" w:hAnsi="Courier New" w:eastAsia="Courier New" w:cs="Courier New"/>
-          <w:sz w:val="24"/>
-          <w:szCs w:val="24"/>
-          <w:rtl w:val="0"/>
+        <w:pStyle w:val="11"/>
+        <w:keepNext w:val="0"/>
+        <w:keepLines w:val="0"/>
+        <w:widowControl/>
+        <w:suppressLineNumbers w:val="0"/>
+        <w:bidi w:val="0"/>
+        <w:spacing w:before="240" w:beforeAutospacing="0" w:after="240" w:afterAutospacing="0" w:line="17" w:lineRule="atLeast"/>
+      </w:pPr>
+      <w:bookmarkStart w:id="23" w:name="_6car407nhuq8" w:colFirst="0" w:colLast="0"/>
+      <w:bookmarkEnd w:id="23"/>
+      <w:r>
+        <w:rPr>
+          <w:rFonts w:ascii="Courier New" w:hAnsi="Courier New" w:cs="Courier New"/>
+          <w:i w:val="0"/>
+          <w:iCs w:val="0"/>
+          <w:color w:val="000000"/>
+          <w:sz w:val="24"/>
+          <w:szCs w:val="24"/>
+          <w:u w:val="none"/>
+          <w:vertAlign w:val="baseline"/>
         </w:rPr>
         <w:t xml:space="preserve">Our study employed a </w:t>
       </w:r>
       <w:r>
         <w:rPr>
-          <w:rFonts w:ascii="Courier New" w:hAnsi="Courier New" w:eastAsia="Courier New" w:cs="Courier New"/>
-          <w:b/>
-          <w:bCs/>
-          <w:sz w:val="24"/>
-          <w:szCs w:val="24"/>
-          <w:rtl w:val="0"/>
+          <w:rFonts w:hint="default" w:ascii="Courier New" w:hAnsi="Courier New" w:cs="Courier New"/>
+          <w:b/>
+          <w:bCs/>
+          <w:i w:val="0"/>
+          <w:iCs w:val="0"/>
+          <w:color w:val="000000"/>
+          <w:sz w:val="24"/>
+          <w:szCs w:val="24"/>
+          <w:u w:val="none"/>
+          <w:vertAlign w:val="baseline"/>
         </w:rPr>
         <w:t>descriptive-developmental research design</w:t>
       </w:r>
       <w:r>
         <w:rPr>
-          <w:rFonts w:ascii="Courier New" w:hAnsi="Courier New" w:eastAsia="Courier New" w:cs="Courier New"/>
-          <w:sz w:val="24"/>
-          <w:szCs w:val="24"/>
-          <w:rtl w:val="0"/>
+          <w:rFonts w:hint="default" w:ascii="Courier New" w:hAnsi="Courier New" w:cs="Courier New"/>
+          <w:i w:val="0"/>
+          <w:iCs w:val="0"/>
+          <w:color w:val="000000"/>
+          <w:sz w:val="24"/>
+          <w:szCs w:val="24"/>
+          <w:u w:val="none"/>
+          <w:vertAlign w:val="baseline"/>
         </w:rPr>
         <w:t>.</w:t>
       </w:r>
     </w:p>
     <w:p>
       <w:pPr>
-        <w:spacing w:before="240" w:after="240"/>
-        <w:rPr>
-          <w:rFonts w:ascii="Courier New" w:hAnsi="Courier New" w:eastAsia="Courier New" w:cs="Courier New"/>
-          <w:sz w:val="24"/>
-          <w:szCs w:val="24"/>
-        </w:rPr>
-      </w:pPr>
-      <w:r>
-        <w:rPr>
-          <w:rFonts w:ascii="Courier New" w:hAnsi="Courier New" w:eastAsia="Courier New" w:cs="Courier New"/>
-          <w:b/>
-          <w:bCs/>
-          <w:sz w:val="24"/>
-          <w:szCs w:val="24"/>
-          <w:rtl w:val="0"/>
-        </w:rPr>
-        <w:t>Descriptive research</w:t>
-      </w:r>
-      <w:r>
-        <w:rPr>
-          <w:rFonts w:ascii="Courier New" w:hAnsi="Courier New" w:eastAsia="Courier New" w:cs="Courier New"/>
-          <w:sz w:val="24"/>
-          <w:szCs w:val="24"/>
-          <w:rtl w:val="0"/>
-        </w:rPr>
-        <w:t xml:space="preserve"> was utilized to clearly identify and analyze the existing manual processes of C and N Bakery in handling custom cake orders, pre-orders, pickup scheduling, and sales monitoring. This involved gathering detailed information about the current problems through interviews with the bakery owner and staff, direct observation of daily operations, and a thorough review of related local and foreign studies on bakery and food ordering systems.</w:t>
-      </w:r>
-    </w:p>
-    <w:p>
-      <w:pPr>
-        <w:spacing w:before="240" w:after="240"/>
-        <w:rPr>
-          <w:rFonts w:ascii="Courier New" w:hAnsi="Courier New" w:eastAsia="Courier New" w:cs="Courier New"/>
-          <w:sz w:val="24"/>
-          <w:szCs w:val="24"/>
-        </w:rPr>
-      </w:pPr>
-      <w:r>
-        <w:rPr>
-          <w:rFonts w:ascii="Courier New" w:hAnsi="Courier New" w:eastAsia="Courier New" w:cs="Courier New"/>
-          <w:b/>
-          <w:bCs/>
-          <w:sz w:val="24"/>
-          <w:szCs w:val="24"/>
-          <w:rtl w:val="0"/>
-        </w:rPr>
-        <w:t>Developmental research</w:t>
-      </w:r>
-      <w:r>
-        <w:rPr>
-          <w:rFonts w:ascii="Courier New" w:hAnsi="Courier New" w:eastAsia="Courier New" w:cs="Courier New"/>
-          <w:sz w:val="24"/>
-          <w:szCs w:val="24"/>
-          <w:rtl w:val="0"/>
-        </w:rPr>
-        <w:t xml:space="preserve"> formed the core of the study, focusing on the systematic design, development, and refinement of a functional web-based Custom Cake Ordering Platform with Smart Scheduling and Sales Analytics. This approach is highly appropriate for technology-oriented capstone projects as it emphasizes the creation of a practical software solution to solve identified real-world problems. The developmental process followed a structured software development lifecycle to ensure the system is reliable, user-friendly, and tailored to the specific needs of the bakery.</w:t>
-      </w:r>
-    </w:p>
-    <w:p>
-      <w:pPr>
-        <w:spacing w:before="240" w:after="240"/>
-        <w:rPr>
-          <w:rFonts w:ascii="Courier New" w:hAnsi="Courier New" w:eastAsia="Courier New" w:cs="Courier New"/>
-          <w:sz w:val="24"/>
-          <w:szCs w:val="24"/>
-        </w:rPr>
-      </w:pPr>
-      <w:r>
-        <w:rPr>
-          <w:rFonts w:ascii="Courier New" w:hAnsi="Courier New" w:eastAsia="Courier New" w:cs="Courier New"/>
-          <w:b/>
-          <w:bCs/>
-          <w:sz w:val="24"/>
-          <w:szCs w:val="24"/>
-          <w:rtl w:val="0"/>
-        </w:rPr>
-        <w:t>Experimental research</w:t>
-      </w:r>
-      <w:r>
-        <w:rPr>
-          <w:rFonts w:ascii="Courier New" w:hAnsi="Courier New" w:eastAsia="Courier New" w:cs="Courier New"/>
-          <w:sz w:val="24"/>
-          <w:szCs w:val="24"/>
-          <w:rtl w:val="0"/>
-        </w:rPr>
-        <w:t xml:space="preserve"> was not applicable in this study because the primary goal was not to establish cause-and-effect relationships through controlled experiments or hypothesis testing, but rather to describe the existing situation and develop an integrated system solution.</w:t>
-      </w:r>
+        <w:pStyle w:val="2"/>
+        <w:keepNext w:val="0"/>
+        <w:keepLines w:val="0"/>
+        <w:widowControl/>
+        <w:suppressLineNumbers w:val="0"/>
+        <w:bidi w:val="0"/>
+        <w:spacing w:before="240" w:beforeAutospacing="0" w:after="240" w:afterAutospacing="0" w:line="17" w:lineRule="atLeast"/>
+      </w:pPr>
+      <w:r>
+        <w:rPr>
+          <w:rFonts w:hint="default" w:ascii="Courier New" w:hAnsi="Courier New" w:cs="Courier New"/>
+          <w:i w:val="0"/>
+          <w:iCs w:val="0"/>
+          <w:color w:val="000000"/>
+          <w:sz w:val="24"/>
+          <w:szCs w:val="24"/>
+          <w:u w:val="none"/>
+          <w:vertAlign w:val="baseline"/>
+        </w:rPr>
+        <w:t>Descriptive research was utilized to clearly identify and analyze the existing manual processes of C and N Bakery in handling custom cake orders, pre-orders, pickup scheduling, and sales monitoring. This involved gathering detailed information about the current problems through interviews with the bakery owner and staff, direct observation of daily operations, and a thorough review of related local and foreign studies on bakery and food ordering systems.</w:t>
+      </w:r>
+    </w:p>
+    <w:p>
+      <w:pPr>
+        <w:pStyle w:val="2"/>
+        <w:keepNext w:val="0"/>
+        <w:keepLines w:val="0"/>
+        <w:widowControl/>
+        <w:suppressLineNumbers w:val="0"/>
+        <w:bidi w:val="0"/>
+        <w:spacing w:before="240" w:beforeAutospacing="0" w:after="240" w:afterAutospacing="0" w:line="17" w:lineRule="atLeast"/>
+      </w:pPr>
+      <w:r>
+        <w:rPr>
+          <w:rFonts w:hint="default" w:ascii="Courier New" w:hAnsi="Courier New" w:cs="Courier New"/>
+          <w:i w:val="0"/>
+          <w:iCs w:val="0"/>
+          <w:color w:val="000000"/>
+          <w:sz w:val="24"/>
+          <w:szCs w:val="24"/>
+          <w:u w:val="none"/>
+          <w:vertAlign w:val="baseline"/>
+        </w:rPr>
+        <w:t>Developmental research formed the core of the study, focusing on the systematic design, development, and refinement of a functional web-based Custom Cake Ordering Platform with Smart Scheduling and Sales Analytics. This approach is highly appropriate for technology-oriented capstone projects as it emphasizes the creation of a practical software solution to solve identified real-world problems. The developmental process followed a structured software development lifecycle to ensure the system is reliable, user-friendly, and tailored to the specific needs of the bakery.</w:t>
+      </w:r>
+    </w:p>
+    <w:p>
+      <w:pPr>
+        <w:pStyle w:val="2"/>
+        <w:keepNext w:val="0"/>
+        <w:keepLines w:val="0"/>
+        <w:widowControl/>
+        <w:suppressLineNumbers w:val="0"/>
+        <w:bidi w:val="0"/>
+        <w:spacing w:before="240" w:beforeAutospacing="0" w:after="240" w:afterAutospacing="0" w:line="17" w:lineRule="atLeast"/>
+      </w:pPr>
+      <w:r>
+        <w:rPr>
+          <w:rFonts w:hint="default" w:ascii="Courier New" w:hAnsi="Courier New" w:cs="Courier New"/>
+          <w:i w:val="0"/>
+          <w:iCs w:val="0"/>
+          <w:color w:val="000000"/>
+          <w:sz w:val="24"/>
+          <w:szCs w:val="24"/>
+          <w:u w:val="none"/>
+          <w:vertAlign w:val="baseline"/>
+        </w:rPr>
+        <w:t>Experimental research was not applicable in this study because the primary goal was not to establish cause-and-effect relationships through controlled experiments or hypothesis testing, but rather to describe the existing situation and develop an integrated system solution.</w:t>
+      </w:r>
+    </w:p>
+    <w:p>
+      <w:pPr>
+        <w:pStyle w:val="2"/>
+        <w:keepNext w:val="0"/>
+        <w:keepLines w:val="0"/>
+        <w:widowControl/>
+        <w:suppressLineNumbers w:val="0"/>
+        <w:bidi w:val="0"/>
+        <w:spacing w:before="240" w:beforeAutospacing="0" w:after="240" w:afterAutospacing="0" w:line="17" w:lineRule="atLeast"/>
+      </w:pPr>
     </w:p>
     <w:p>
       <w:pPr>
@@ -5283,14 +4283,10 @@
         <w:spacing w:before="240" w:after="240"/>
         <w:rPr>
           <w:rFonts w:ascii="Courier New" w:hAnsi="Courier New" w:eastAsia="Courier New" w:cs="Courier New"/>
-          <w:b/>
-          <w:bCs/>
-          <w:sz w:val="24"/>
-          <w:szCs w:val="24"/>
-        </w:rPr>
-      </w:pPr>
-      <w:bookmarkStart w:id="23" w:name="_6car407nhuq8" w:colFirst="0" w:colLast="0"/>
-      <w:bookmarkEnd w:id="23"/>
+          <w:sz w:val="24"/>
+          <w:szCs w:val="24"/>
+        </w:rPr>
+      </w:pPr>
       <w:r>
         <w:rPr>
           <w:rtl w:val="0"/>
@@ -5311,41 +4307,26 @@
     </w:p>
     <w:p>
       <w:pPr>
-        <w:spacing w:before="240" w:after="240"/>
-        <w:rPr>
-          <w:rFonts w:ascii="Courier New" w:hAnsi="Courier New" w:eastAsia="Courier New" w:cs="Courier New"/>
-          <w:sz w:val="24"/>
-          <w:szCs w:val="24"/>
-        </w:rPr>
-      </w:pPr>
-      <w:r>
-        <w:rPr>
-          <w:rFonts w:ascii="Courier New" w:hAnsi="Courier New" w:eastAsia="Courier New" w:cs="Courier New"/>
-          <w:sz w:val="24"/>
-          <w:szCs w:val="24"/>
-          <w:rtl w:val="0"/>
-        </w:rPr>
-        <w:t xml:space="preserve">The researchers adopted the </w:t>
-      </w:r>
-      <w:r>
-        <w:rPr>
-          <w:rFonts w:ascii="Courier New" w:hAnsi="Courier New" w:eastAsia="Courier New" w:cs="Courier New"/>
-          <w:b/>
-          <w:bCs/>
-          <w:sz w:val="24"/>
-          <w:szCs w:val="24"/>
-          <w:rtl w:val="0"/>
-        </w:rPr>
-        <w:t>Agile Model</w:t>
-      </w:r>
-      <w:r>
-        <w:rPr>
-          <w:rFonts w:ascii="Courier New" w:hAnsi="Courier New" w:eastAsia="Courier New" w:cs="Courier New"/>
-          <w:sz w:val="24"/>
-          <w:szCs w:val="24"/>
-          <w:rtl w:val="0"/>
-        </w:rPr>
-        <w:t xml:space="preserve"> as the Software Development Life Cycle (SDLC) for this project. The Agile Model was chosen because it is iterative and incremental, allowing for flexibility, continuous feedback from the bakery owner and staff, and rapid adjustments during development. This is ideal for a small-scale web-based system where user requirements may evolve as the bakery tests early versions of the platform.</w:t>
+        <w:pStyle w:val="11"/>
+        <w:keepNext w:val="0"/>
+        <w:keepLines w:val="0"/>
+        <w:widowControl/>
+        <w:suppressLineNumbers w:val="0"/>
+        <w:bidi w:val="0"/>
+        <w:spacing w:before="240" w:beforeAutospacing="0" w:after="240" w:afterAutospacing="0" w:line="17" w:lineRule="atLeast"/>
+      </w:pPr>
+      <w:r>
+        <w:rPr>
+          <w:rFonts w:ascii="Courier New" w:hAnsi="Courier New" w:cs="Courier New"/>
+          <w:i w:val="0"/>
+          <w:iCs w:val="0"/>
+          <w:color w:val="000000"/>
+          <w:sz w:val="24"/>
+          <w:szCs w:val="24"/>
+          <w:u w:val="none"/>
+          <w:vertAlign w:val="baseline"/>
+        </w:rPr>
+        <w:t>The researchers adopted the Agile Model as the Software Development Life Cycle (SDLC) for this project. The Agile Model was chosen because it is iterative and incremental, allowing for flexibility, continuous feedback from the bakery owner and staff, and rapid adjustments during development. This is ideal for a small-scale web-based system where user requirements may evolve as the bakery tests early versions of the platform. </w:t>
       </w:r>
     </w:p>
     <w:p>
@@ -5411,260 +4392,425 @@
     </w:p>
     <w:p>
       <w:pPr>
-        <w:spacing w:before="240" w:after="240"/>
-        <w:rPr>
-          <w:rFonts w:ascii="Courier New" w:hAnsi="Courier New" w:eastAsia="Courier New" w:cs="Courier New"/>
-          <w:sz w:val="24"/>
-          <w:szCs w:val="24"/>
-        </w:rPr>
-      </w:pPr>
-      <w:r>
-        <w:rPr>
-          <w:rFonts w:ascii="Courier New" w:hAnsi="Courier New" w:eastAsia="Courier New" w:cs="Courier New"/>
-          <w:sz w:val="24"/>
-          <w:szCs w:val="24"/>
-          <w:rtl w:val="0"/>
+        <w:pStyle w:val="11"/>
+        <w:keepNext w:val="0"/>
+        <w:keepLines w:val="0"/>
+        <w:widowControl/>
+        <w:suppressLineNumbers w:val="0"/>
+        <w:bidi w:val="0"/>
+        <w:spacing w:before="240" w:beforeAutospacing="0" w:after="240" w:afterAutospacing="0" w:line="17" w:lineRule="atLeast"/>
+        <w:rPr>
+          <w:rFonts w:ascii="Arial" w:hAnsi="Arial" w:cs="Arial"/>
+          <w:i w:val="0"/>
+          <w:iCs w:val="0"/>
+          <w:color w:val="000000"/>
+          <w:sz w:val="24"/>
+          <w:szCs w:val="24"/>
+          <w:u w:val="none"/>
+        </w:rPr>
+      </w:pPr>
+      <w:bookmarkStart w:id="24" w:name="_r57npry16q7u" w:colFirst="0" w:colLast="0"/>
+      <w:bookmarkEnd w:id="24"/>
+      <w:r>
+        <w:rPr>
+          <w:rFonts w:ascii="Courier New" w:hAnsi="Courier New" w:cs="Courier New"/>
+          <w:i w:val="0"/>
+          <w:iCs w:val="0"/>
+          <w:color w:val="000000"/>
+          <w:sz w:val="24"/>
+          <w:szCs w:val="24"/>
+          <w:u w:val="none"/>
+          <w:vertAlign w:val="baseline"/>
         </w:rPr>
         <w:t>The development process followed these main phases:</w:t>
       </w:r>
     </w:p>
     <w:p>
       <w:pPr>
+        <w:pStyle w:val="11"/>
+        <w:keepNext w:val="0"/>
+        <w:keepLines w:val="0"/>
+        <w:widowControl/>
         <w:numPr>
           <w:ilvl w:val="0"/>
           <w:numId w:val="3"/>
         </w:numPr>
-        <w:spacing w:before="240" w:after="0" w:afterAutospacing="0"/>
-        <w:ind w:left="720" w:hanging="360"/>
-        <w:rPr>
-          <w:sz w:val="24"/>
-          <w:szCs w:val="24"/>
-        </w:rPr>
-      </w:pPr>
-      <w:r>
-        <w:rPr>
-          <w:rFonts w:ascii="Courier New" w:hAnsi="Courier New" w:eastAsia="Courier New" w:cs="Courier New"/>
-          <w:b/>
-          <w:bCs/>
-          <w:sz w:val="24"/>
-          <w:szCs w:val="24"/>
-          <w:rtl w:val="0"/>
-        </w:rPr>
-        <w:t>Planning</w:t>
-      </w:r>
-      <w:r>
-        <w:rPr>
-          <w:rFonts w:ascii="Courier New" w:hAnsi="Courier New" w:eastAsia="Courier New" w:cs="Courier New"/>
-          <w:sz w:val="24"/>
-          <w:szCs w:val="24"/>
-          <w:rtl w:val="0"/>
-        </w:rPr>
-        <w:t>: Identified project goals, scope, deliverables, and resources. Initial requirements were gathered from the bakery through interviews and observation.</w:t>
-      </w:r>
-    </w:p>
-    <w:p>
-      <w:pPr>
+        <w:suppressLineNumbers w:val="0"/>
+        <w:bidi w:val="0"/>
+        <w:spacing w:before="240" w:beforeAutospacing="0" w:after="0" w:afterAutospacing="0" w:line="17" w:lineRule="atLeast"/>
+        <w:ind w:left="420" w:leftChars="0" w:hanging="420" w:firstLineChars="0"/>
+        <w:rPr>
+          <w:rFonts w:hint="default" w:ascii="Courier New" w:hAnsi="Courier New" w:cs="Courier New"/>
+          <w:i w:val="0"/>
+          <w:iCs w:val="0"/>
+          <w:color w:val="000000"/>
+          <w:sz w:val="24"/>
+          <w:szCs w:val="24"/>
+          <w:u w:val="none"/>
+          <w:vertAlign w:val="baseline"/>
+        </w:rPr>
+      </w:pPr>
+      <w:r>
+        <w:rPr>
+          <w:rFonts w:hint="default" w:ascii="Courier New" w:hAnsi="Courier New" w:cs="Courier New"/>
+          <w:b/>
+          <w:bCs/>
+          <w:i w:val="0"/>
+          <w:iCs w:val="0"/>
+          <w:color w:val="000000"/>
+          <w:sz w:val="24"/>
+          <w:szCs w:val="24"/>
+          <w:u w:val="none"/>
+          <w:vertAlign w:val="baseline"/>
+        </w:rPr>
+        <w:t>Planning:</w:t>
+      </w:r>
+      <w:r>
+        <w:rPr>
+          <w:rFonts w:hint="default" w:ascii="Courier New" w:hAnsi="Courier New" w:cs="Courier New"/>
+          <w:i w:val="0"/>
+          <w:iCs w:val="0"/>
+          <w:color w:val="000000"/>
+          <w:sz w:val="24"/>
+          <w:szCs w:val="24"/>
+          <w:u w:val="none"/>
+          <w:vertAlign w:val="baseline"/>
+        </w:rPr>
+        <w:t xml:space="preserve"> Identified project goals, scope, deliverables, and resources. Initial requirements were gathered from the bakery through interviews and observation.</w:t>
+      </w:r>
+    </w:p>
+    <w:p>
+      <w:pPr>
+        <w:pStyle w:val="11"/>
+        <w:keepNext w:val="0"/>
+        <w:keepLines w:val="0"/>
+        <w:widowControl/>
         <w:numPr>
           <w:ilvl w:val="0"/>
           <w:numId w:val="3"/>
         </w:numPr>
-        <w:spacing w:before="0" w:beforeAutospacing="0" w:after="0" w:afterAutospacing="0"/>
-        <w:ind w:left="720" w:hanging="360"/>
-        <w:rPr>
-          <w:sz w:val="24"/>
-          <w:szCs w:val="24"/>
-        </w:rPr>
-      </w:pPr>
-      <w:r>
-        <w:rPr>
-          <w:rFonts w:ascii="Courier New" w:hAnsi="Courier New" w:eastAsia="Courier New" w:cs="Courier New"/>
-          <w:b/>
-          <w:bCs/>
-          <w:sz w:val="24"/>
-          <w:szCs w:val="24"/>
-          <w:rtl w:val="0"/>
-        </w:rPr>
-        <w:t>Requirements Analysis</w:t>
-      </w:r>
-      <w:r>
-        <w:rPr>
-          <w:rFonts w:ascii="Courier New" w:hAnsi="Courier New" w:eastAsia="Courier New" w:cs="Courier New"/>
-          <w:sz w:val="24"/>
-          <w:szCs w:val="24"/>
-          <w:rtl w:val="0"/>
-        </w:rPr>
-        <w:t>: Analyzed the functional and non-functional requirements, including custom cake ordering, smart scheduling, real-time tracking, email notifications, and sales analytics.</w:t>
-      </w:r>
-    </w:p>
-    <w:p>
-      <w:pPr>
+        <w:suppressLineNumbers w:val="0"/>
+        <w:bidi w:val="0"/>
+        <w:spacing w:before="0" w:beforeAutospacing="0" w:after="0" w:afterAutospacing="0" w:line="17" w:lineRule="atLeast"/>
+        <w:ind w:left="420" w:leftChars="0" w:hanging="420" w:firstLineChars="0"/>
+        <w:rPr>
+          <w:rFonts w:hint="default" w:ascii="Arial" w:hAnsi="Arial" w:cs="Arial"/>
+          <w:i w:val="0"/>
+          <w:iCs w:val="0"/>
+          <w:color w:val="000000"/>
+          <w:sz w:val="24"/>
+          <w:szCs w:val="24"/>
+          <w:u w:val="none"/>
+        </w:rPr>
+      </w:pPr>
+      <w:r>
+        <w:rPr>
+          <w:rFonts w:hint="default" w:ascii="Courier New" w:hAnsi="Courier New" w:cs="Courier New"/>
+          <w:b/>
+          <w:bCs/>
+          <w:i w:val="0"/>
+          <w:iCs w:val="0"/>
+          <w:color w:val="000000"/>
+          <w:sz w:val="24"/>
+          <w:szCs w:val="24"/>
+          <w:u w:val="none"/>
+          <w:vertAlign w:val="baseline"/>
+        </w:rPr>
+        <w:t>Requirements Analysis:</w:t>
+      </w:r>
+      <w:r>
+        <w:rPr>
+          <w:rFonts w:hint="default" w:ascii="Courier New" w:hAnsi="Courier New" w:cs="Courier New"/>
+          <w:i w:val="0"/>
+          <w:iCs w:val="0"/>
+          <w:color w:val="000000"/>
+          <w:sz w:val="24"/>
+          <w:szCs w:val="24"/>
+          <w:u w:val="none"/>
+          <w:vertAlign w:val="baseline"/>
+        </w:rPr>
+        <w:t xml:space="preserve"> Analyzed the functional and non-functional requirements, including custom cake ordering, smart scheduling, real-time tracking, email notifications, and sales analytics.</w:t>
+      </w:r>
+    </w:p>
+    <w:p>
+      <w:pPr>
+        <w:pStyle w:val="11"/>
+        <w:keepNext w:val="0"/>
+        <w:keepLines w:val="0"/>
+        <w:widowControl/>
         <w:numPr>
           <w:ilvl w:val="0"/>
           <w:numId w:val="3"/>
         </w:numPr>
-        <w:spacing w:before="0" w:beforeAutospacing="0" w:after="0" w:afterAutospacing="0"/>
-        <w:ind w:left="720" w:hanging="360"/>
-        <w:rPr>
-          <w:sz w:val="24"/>
-          <w:szCs w:val="24"/>
-        </w:rPr>
-      </w:pPr>
-      <w:r>
-        <w:rPr>
-          <w:rFonts w:ascii="Courier New" w:hAnsi="Courier New" w:eastAsia="Courier New" w:cs="Courier New"/>
-          <w:b/>
-          <w:bCs/>
-          <w:sz w:val="24"/>
-          <w:szCs w:val="24"/>
-          <w:rtl w:val="0"/>
-        </w:rPr>
-        <w:t>Design</w:t>
-      </w:r>
-      <w:r>
-        <w:rPr>
-          <w:rFonts w:ascii="Courier New" w:hAnsi="Courier New" w:eastAsia="Courier New" w:cs="Courier New"/>
-          <w:sz w:val="24"/>
-          <w:szCs w:val="24"/>
-          <w:rtl w:val="0"/>
-        </w:rPr>
-        <w:t>: Created system architecture, database design, user interface wireframes, and detailed feature specifications.</w:t>
-      </w:r>
-    </w:p>
-    <w:p>
-      <w:pPr>
+        <w:suppressLineNumbers w:val="0"/>
+        <w:bidi w:val="0"/>
+        <w:spacing w:before="0" w:beforeAutospacing="0" w:after="0" w:afterAutospacing="0" w:line="17" w:lineRule="atLeast"/>
+        <w:ind w:left="420" w:leftChars="0" w:hanging="420" w:firstLineChars="0"/>
+        <w:rPr>
+          <w:rFonts w:hint="default" w:ascii="Arial" w:hAnsi="Arial" w:cs="Arial"/>
+          <w:i w:val="0"/>
+          <w:iCs w:val="0"/>
+          <w:color w:val="000000"/>
+          <w:sz w:val="24"/>
+          <w:szCs w:val="24"/>
+          <w:u w:val="none"/>
+        </w:rPr>
+      </w:pPr>
+      <w:r>
+        <w:rPr>
+          <w:rFonts w:hint="default" w:ascii="Courier New" w:hAnsi="Courier New" w:cs="Courier New"/>
+          <w:b/>
+          <w:bCs/>
+          <w:i w:val="0"/>
+          <w:iCs w:val="0"/>
+          <w:color w:val="000000"/>
+          <w:sz w:val="24"/>
+          <w:szCs w:val="24"/>
+          <w:u w:val="none"/>
+          <w:vertAlign w:val="baseline"/>
+        </w:rPr>
+        <w:t>Design:</w:t>
+      </w:r>
+      <w:r>
+        <w:rPr>
+          <w:rFonts w:hint="default" w:ascii="Courier New" w:hAnsi="Courier New" w:cs="Courier New"/>
+          <w:i w:val="0"/>
+          <w:iCs w:val="0"/>
+          <w:color w:val="000000"/>
+          <w:sz w:val="24"/>
+          <w:szCs w:val="24"/>
+          <w:u w:val="none"/>
+          <w:vertAlign w:val="baseline"/>
+        </w:rPr>
+        <w:t xml:space="preserve"> Created system architecture, database design, user interface wireframes, and detailed feature specifications.</w:t>
+      </w:r>
+    </w:p>
+    <w:p>
+      <w:pPr>
+        <w:pStyle w:val="11"/>
+        <w:keepNext w:val="0"/>
+        <w:keepLines w:val="0"/>
+        <w:widowControl/>
         <w:numPr>
           <w:ilvl w:val="0"/>
           <w:numId w:val="3"/>
         </w:numPr>
-        <w:spacing w:before="0" w:beforeAutospacing="0" w:after="0" w:afterAutospacing="0"/>
-        <w:ind w:left="720" w:hanging="360"/>
-        <w:rPr>
-          <w:sz w:val="24"/>
-          <w:szCs w:val="24"/>
-        </w:rPr>
-      </w:pPr>
-      <w:r>
-        <w:rPr>
-          <w:rFonts w:ascii="Courier New" w:hAnsi="Courier New" w:eastAsia="Courier New" w:cs="Courier New"/>
-          <w:b/>
-          <w:bCs/>
-          <w:sz w:val="24"/>
-          <w:szCs w:val="24"/>
-          <w:rtl w:val="0"/>
-        </w:rPr>
-        <w:t>Implementation (Development)</w:t>
-      </w:r>
-      <w:r>
-        <w:rPr>
-          <w:rFonts w:ascii="Courier New" w:hAnsi="Courier New" w:eastAsia="Courier New" w:cs="Courier New"/>
-          <w:sz w:val="24"/>
-          <w:szCs w:val="24"/>
-          <w:rtl w:val="0"/>
-        </w:rPr>
-        <w:t>: Coded the actual system in iterative sprints, developing features such as the customer ordering interface, admin dashboard, and scheduling calendar.</w:t>
-      </w:r>
-    </w:p>
-    <w:p>
-      <w:pPr>
+        <w:suppressLineNumbers w:val="0"/>
+        <w:bidi w:val="0"/>
+        <w:spacing w:before="0" w:beforeAutospacing="0" w:after="0" w:afterAutospacing="0" w:line="17" w:lineRule="atLeast"/>
+        <w:ind w:left="420" w:leftChars="0" w:hanging="420" w:firstLineChars="0"/>
+        <w:rPr>
+          <w:rFonts w:hint="default" w:ascii="Arial" w:hAnsi="Arial" w:cs="Arial"/>
+          <w:i w:val="0"/>
+          <w:iCs w:val="0"/>
+          <w:color w:val="000000"/>
+          <w:sz w:val="24"/>
+          <w:szCs w:val="24"/>
+          <w:u w:val="none"/>
+        </w:rPr>
+      </w:pPr>
+      <w:r>
+        <w:rPr>
+          <w:rFonts w:hint="default" w:ascii="Courier New" w:hAnsi="Courier New" w:cs="Courier New"/>
+          <w:b/>
+          <w:bCs/>
+          <w:i w:val="0"/>
+          <w:iCs w:val="0"/>
+          <w:color w:val="000000"/>
+          <w:sz w:val="24"/>
+          <w:szCs w:val="24"/>
+          <w:u w:val="none"/>
+          <w:vertAlign w:val="baseline"/>
+        </w:rPr>
+        <w:t>Implementation (Development):</w:t>
+      </w:r>
+      <w:r>
+        <w:rPr>
+          <w:rFonts w:hint="default" w:ascii="Courier New" w:hAnsi="Courier New" w:cs="Courier New"/>
+          <w:i w:val="0"/>
+          <w:iCs w:val="0"/>
+          <w:color w:val="000000"/>
+          <w:sz w:val="24"/>
+          <w:szCs w:val="24"/>
+          <w:u w:val="none"/>
+          <w:vertAlign w:val="baseline"/>
+        </w:rPr>
+        <w:t xml:space="preserve"> Coded the actual system in iterative sprints, developing features such as the customer ordering interface, admin dashboard, and scheduling calendar.</w:t>
+      </w:r>
+    </w:p>
+    <w:p>
+      <w:pPr>
+        <w:pStyle w:val="11"/>
+        <w:keepNext w:val="0"/>
+        <w:keepLines w:val="0"/>
+        <w:widowControl/>
         <w:numPr>
           <w:ilvl w:val="0"/>
           <w:numId w:val="3"/>
         </w:numPr>
-        <w:spacing w:before="0" w:beforeAutospacing="0" w:after="0" w:afterAutospacing="0"/>
-        <w:ind w:left="720" w:hanging="360"/>
-        <w:rPr>
-          <w:sz w:val="24"/>
-          <w:szCs w:val="24"/>
-        </w:rPr>
-      </w:pPr>
-      <w:r>
-        <w:rPr>
-          <w:rFonts w:ascii="Courier New" w:hAnsi="Courier New" w:eastAsia="Courier New" w:cs="Courier New"/>
-          <w:b/>
-          <w:bCs/>
-          <w:sz w:val="24"/>
-          <w:szCs w:val="24"/>
-          <w:rtl w:val="0"/>
-        </w:rPr>
-        <w:t>Testing</w:t>
-      </w:r>
-      <w:r>
-        <w:rPr>
-          <w:rFonts w:ascii="Courier New" w:hAnsi="Courier New" w:eastAsia="Courier New" w:cs="Courier New"/>
-          <w:sz w:val="24"/>
-          <w:szCs w:val="24"/>
-          <w:rtl w:val="0"/>
-        </w:rPr>
-        <w:t>: Conducted unit, integration, system, and user acceptance testing in each iteration to identify and fix issues early.</w:t>
-      </w:r>
-    </w:p>
-    <w:p>
-      <w:pPr>
+        <w:suppressLineNumbers w:val="0"/>
+        <w:bidi w:val="0"/>
+        <w:spacing w:before="0" w:beforeAutospacing="0" w:after="0" w:afterAutospacing="0" w:line="17" w:lineRule="atLeast"/>
+        <w:ind w:left="420" w:leftChars="0" w:hanging="420" w:firstLineChars="0"/>
+        <w:rPr>
+          <w:rFonts w:hint="default" w:ascii="Arial" w:hAnsi="Arial" w:cs="Arial"/>
+          <w:i w:val="0"/>
+          <w:iCs w:val="0"/>
+          <w:color w:val="000000"/>
+          <w:sz w:val="24"/>
+          <w:szCs w:val="24"/>
+          <w:u w:val="none"/>
+        </w:rPr>
+      </w:pPr>
+      <w:r>
+        <w:rPr>
+          <w:rFonts w:hint="default" w:ascii="Courier New" w:hAnsi="Courier New" w:cs="Courier New"/>
+          <w:b/>
+          <w:bCs/>
+          <w:i w:val="0"/>
+          <w:iCs w:val="0"/>
+          <w:color w:val="000000"/>
+          <w:sz w:val="24"/>
+          <w:szCs w:val="24"/>
+          <w:u w:val="none"/>
+          <w:vertAlign w:val="baseline"/>
+        </w:rPr>
+        <w:t>Testing:</w:t>
+      </w:r>
+      <w:r>
+        <w:rPr>
+          <w:rFonts w:hint="default" w:ascii="Courier New" w:hAnsi="Courier New" w:cs="Courier New"/>
+          <w:i w:val="0"/>
+          <w:iCs w:val="0"/>
+          <w:color w:val="000000"/>
+          <w:sz w:val="24"/>
+          <w:szCs w:val="24"/>
+          <w:u w:val="none"/>
+          <w:vertAlign w:val="baseline"/>
+        </w:rPr>
+        <w:t xml:space="preserve"> Conducted unit, integration, system, and user acceptance testing in each iteration to identify and fix issues early.</w:t>
+      </w:r>
+    </w:p>
+    <w:p>
+      <w:pPr>
+        <w:pStyle w:val="11"/>
+        <w:keepNext w:val="0"/>
+        <w:keepLines w:val="0"/>
+        <w:widowControl/>
         <w:numPr>
           <w:ilvl w:val="0"/>
           <w:numId w:val="3"/>
         </w:numPr>
-        <w:spacing w:before="0" w:beforeAutospacing="0" w:after="0" w:afterAutospacing="0"/>
-        <w:ind w:left="720" w:hanging="360"/>
-        <w:rPr>
-          <w:sz w:val="24"/>
-          <w:szCs w:val="24"/>
-        </w:rPr>
-      </w:pPr>
-      <w:r>
-        <w:rPr>
-          <w:rFonts w:ascii="Courier New" w:hAnsi="Courier New" w:eastAsia="Courier New" w:cs="Courier New"/>
-          <w:b/>
-          <w:bCs/>
-          <w:sz w:val="24"/>
-          <w:szCs w:val="24"/>
-          <w:rtl w:val="0"/>
-        </w:rPr>
-        <w:t>Deployment</w:t>
-      </w:r>
-      <w:r>
-        <w:rPr>
-          <w:rFonts w:ascii="Courier New" w:hAnsi="Courier New" w:eastAsia="Courier New" w:cs="Courier New"/>
-          <w:sz w:val="24"/>
-          <w:szCs w:val="24"/>
-          <w:rtl w:val="0"/>
-        </w:rPr>
-        <w:t>: Installed and configured the system at C and N Bakery for actual use.</w:t>
-      </w:r>
-    </w:p>
-    <w:p>
-      <w:pPr>
+        <w:suppressLineNumbers w:val="0"/>
+        <w:bidi w:val="0"/>
+        <w:spacing w:before="0" w:beforeAutospacing="0" w:after="0" w:afterAutospacing="0" w:line="17" w:lineRule="atLeast"/>
+        <w:ind w:left="420" w:leftChars="0" w:hanging="420" w:firstLineChars="0"/>
+        <w:rPr>
+          <w:rFonts w:hint="default" w:ascii="Arial" w:hAnsi="Arial" w:cs="Arial"/>
+          <w:i w:val="0"/>
+          <w:iCs w:val="0"/>
+          <w:color w:val="000000"/>
+          <w:sz w:val="24"/>
+          <w:szCs w:val="24"/>
+          <w:u w:val="none"/>
+        </w:rPr>
+      </w:pPr>
+      <w:r>
+        <w:rPr>
+          <w:rFonts w:hint="default" w:ascii="Courier New" w:hAnsi="Courier New" w:cs="Courier New"/>
+          <w:b/>
+          <w:bCs/>
+          <w:i w:val="0"/>
+          <w:iCs w:val="0"/>
+          <w:color w:val="000000"/>
+          <w:sz w:val="24"/>
+          <w:szCs w:val="24"/>
+          <w:u w:val="none"/>
+          <w:vertAlign w:val="baseline"/>
+        </w:rPr>
+        <w:t>Deployment:</w:t>
+      </w:r>
+      <w:r>
+        <w:rPr>
+          <w:rFonts w:hint="default" w:ascii="Courier New" w:hAnsi="Courier New" w:cs="Courier New"/>
+          <w:i w:val="0"/>
+          <w:iCs w:val="0"/>
+          <w:color w:val="000000"/>
+          <w:sz w:val="24"/>
+          <w:szCs w:val="24"/>
+          <w:u w:val="none"/>
+          <w:vertAlign w:val="baseline"/>
+        </w:rPr>
+        <w:t xml:space="preserve"> Installed and configured the system at C and N Bakery for actual use.</w:t>
+      </w:r>
+    </w:p>
+    <w:p>
+      <w:pPr>
+        <w:pStyle w:val="11"/>
+        <w:keepNext w:val="0"/>
+        <w:keepLines w:val="0"/>
+        <w:widowControl/>
         <w:numPr>
           <w:ilvl w:val="0"/>
           <w:numId w:val="3"/>
         </w:numPr>
-        <w:spacing w:before="0" w:beforeAutospacing="0" w:after="240"/>
-        <w:ind w:left="720" w:hanging="360"/>
-        <w:rPr>
-          <w:sz w:val="24"/>
-          <w:szCs w:val="24"/>
-        </w:rPr>
-      </w:pPr>
-      <w:r>
-        <w:rPr>
-          <w:rFonts w:ascii="Courier New" w:hAnsi="Courier New" w:eastAsia="Courier New" w:cs="Courier New"/>
-          <w:b/>
-          <w:bCs/>
-          <w:sz w:val="24"/>
-          <w:szCs w:val="24"/>
-          <w:rtl w:val="0"/>
-        </w:rPr>
-        <w:t>Maintenance</w:t>
-      </w:r>
-      <w:r>
-        <w:rPr>
-          <w:rFonts w:ascii="Courier New" w:hAnsi="Courier New" w:eastAsia="Courier New" w:cs="Courier New"/>
-          <w:sz w:val="24"/>
-          <w:szCs w:val="24"/>
-          <w:rtl w:val="0"/>
-        </w:rPr>
-        <w:t>: Provided post-deployment support, bug fixes, and possible enhancements based on user feedback.</w:t>
-      </w:r>
+        <w:suppressLineNumbers w:val="0"/>
+        <w:bidi w:val="0"/>
+        <w:spacing w:before="0" w:beforeAutospacing="0" w:after="240" w:afterAutospacing="0" w:line="17" w:lineRule="atLeast"/>
+        <w:ind w:left="420" w:leftChars="0" w:hanging="420" w:firstLineChars="0"/>
+      </w:pPr>
+      <w:r>
+        <w:rPr>
+          <w:rFonts w:hint="default" w:ascii="Courier New" w:hAnsi="Courier New" w:cs="Courier New"/>
+          <w:b/>
+          <w:bCs/>
+          <w:i w:val="0"/>
+          <w:iCs w:val="0"/>
+          <w:color w:val="000000"/>
+          <w:sz w:val="24"/>
+          <w:szCs w:val="24"/>
+          <w:u w:val="none"/>
+          <w:vertAlign w:val="baseline"/>
+        </w:rPr>
+        <w:t>Maintenance:</w:t>
+      </w:r>
+      <w:r>
+        <w:rPr>
+          <w:rFonts w:hint="default" w:ascii="Courier New" w:hAnsi="Courier New" w:cs="Courier New"/>
+          <w:i w:val="0"/>
+          <w:iCs w:val="0"/>
+          <w:color w:val="000000"/>
+          <w:sz w:val="24"/>
+          <w:szCs w:val="24"/>
+          <w:u w:val="none"/>
+          <w:vertAlign w:val="baseline"/>
+        </w:rPr>
+        <w:t xml:space="preserve"> Provided post-deployment support, bug fixes, and possible enhancements based on user feedback.</w:t>
+      </w:r>
+    </w:p>
+    <w:p>
+      <w:pPr>
+        <w:keepNext w:val="0"/>
+        <w:keepLines w:val="0"/>
+        <w:widowControl/>
+        <w:numPr>
+          <w:numId w:val="0"/>
+        </w:numPr>
+        <w:suppressLineNumbers w:val="0"/>
+        <w:bidi w:val="0"/>
+        <w:spacing w:before="0" w:beforeAutospacing="1" w:after="0" w:afterAutospacing="1"/>
+        <w:ind w:left="1080" w:leftChars="0"/>
+        <w:textAlignment w:val="baseline"/>
+        <w:rPr>
+          <w:rFonts w:hint="default" w:ascii="Arial" w:hAnsi="Arial" w:cs="Arial"/>
+          <w:i w:val="0"/>
+          <w:iCs w:val="0"/>
+          <w:color w:val="000000"/>
+          <w:sz w:val="24"/>
+          <w:szCs w:val="24"/>
+          <w:u w:val="none"/>
+        </w:rPr>
+      </w:pPr>
     </w:p>
     <w:p>
       <w:pPr>
@@ -5680,8 +4826,6 @@
           <w:szCs w:val="24"/>
         </w:rPr>
       </w:pPr>
-      <w:bookmarkStart w:id="24" w:name="_r57npry16q7u" w:colFirst="0" w:colLast="0"/>
-      <w:bookmarkEnd w:id="24"/>
       <w:r>
         <w:rPr>
           <w:rFonts w:ascii="Courier New" w:hAnsi="Courier New" w:eastAsia="Courier New" w:cs="Courier New"/>
@@ -6643,9 +5787,13 @@
       <w:pPr>
         <w:spacing w:before="240" w:after="240"/>
         <w:rPr>
-          <w:rFonts w:ascii="Courier New" w:hAnsi="Courier New" w:eastAsia="Courier New" w:cs="Courier New"/>
-          <w:sz w:val="24"/>
-          <w:szCs w:val="24"/>
+          <w:rFonts w:ascii="Courier New" w:hAnsi="Courier New" w:cs="Courier New"/>
+          <w:i w:val="0"/>
+          <w:iCs w:val="0"/>
+          <w:color w:val="000000"/>
+          <w:sz w:val="24"/>
+          <w:szCs w:val="24"/>
+          <w:u w:val="none"/>
         </w:rPr>
       </w:pPr>
       <w:r>
@@ -6660,189 +5808,396 @@
     </w:p>
     <w:p>
       <w:pPr>
+        <w:pStyle w:val="11"/>
+        <w:keepNext w:val="0"/>
+        <w:keepLines w:val="0"/>
+        <w:widowControl/>
         <w:numPr>
           <w:ilvl w:val="0"/>
           <w:numId w:val="8"/>
         </w:numPr>
-        <w:spacing w:before="240" w:after="0" w:afterAutospacing="0"/>
-        <w:ind w:left="720" w:hanging="360"/>
-        <w:rPr>
-          <w:sz w:val="24"/>
-          <w:szCs w:val="24"/>
-        </w:rPr>
-      </w:pPr>
-      <w:r>
-        <w:rPr>
-          <w:rFonts w:ascii="Courier New" w:hAnsi="Courier New" w:eastAsia="Courier New" w:cs="Courier New"/>
-          <w:b/>
-          <w:bCs/>
-          <w:sz w:val="24"/>
-          <w:szCs w:val="24"/>
-          <w:rtl w:val="0"/>
+        <w:suppressLineNumbers w:val="0"/>
+        <w:bidi w:val="0"/>
+        <w:spacing w:before="240" w:beforeAutospacing="0" w:after="0" w:afterAutospacing="0" w:line="17" w:lineRule="atLeast"/>
+        <w:ind w:left="420" w:leftChars="0" w:hanging="420" w:firstLineChars="0"/>
+        <w:rPr>
+          <w:rFonts w:hint="default" w:ascii="Courier New" w:hAnsi="Courier New" w:cs="Courier New"/>
+          <w:i w:val="0"/>
+          <w:iCs w:val="0"/>
+          <w:color w:val="000000"/>
+          <w:sz w:val="24"/>
+          <w:szCs w:val="24"/>
+          <w:u w:val="none"/>
+          <w:vertAlign w:val="baseline"/>
+        </w:rPr>
+      </w:pPr>
+      <w:r>
+        <w:rPr>
+          <w:rFonts w:hint="default" w:ascii="Courier New" w:hAnsi="Courier New" w:cs="Courier New"/>
+          <w:b/>
+          <w:bCs/>
+          <w:i w:val="0"/>
+          <w:iCs w:val="0"/>
+          <w:color w:val="000000"/>
+          <w:sz w:val="24"/>
+          <w:szCs w:val="24"/>
+          <w:u w:val="none"/>
+          <w:vertAlign w:val="baseline"/>
         </w:rPr>
         <w:t>Functionality:</w:t>
       </w:r>
       <w:r>
         <w:rPr>
-          <w:rFonts w:ascii="Courier New" w:hAnsi="Courier New" w:eastAsia="Courier New" w:cs="Courier New"/>
-          <w:sz w:val="24"/>
-          <w:szCs w:val="24"/>
-          <w:rtl w:val="0"/>
-        </w:rPr>
-        <w:t xml:space="preserve"> The system performs all intended features correctly, including an online catalog (menu) for browsing available products, custom ordering with automatic pricing, smart scheduling, real-time tracking, automated email notifications for order confirmation, down payment verification, and pickup or delivery updates, and sales analytics.</w:t>
-      </w:r>
-    </w:p>
-    <w:p>
-      <w:pPr>
+          <w:rFonts w:hint="default" w:ascii="Courier New" w:hAnsi="Courier New" w:cs="Courier New"/>
+          <w:i w:val="0"/>
+          <w:iCs w:val="0"/>
+          <w:color w:val="000000"/>
+          <w:sz w:val="24"/>
+          <w:szCs w:val="24"/>
+          <w:u w:val="none"/>
+          <w:vertAlign w:val="baseline"/>
+        </w:rPr>
+        <w:t xml:space="preserve"> The system performs all intended features correctly, including an online catalog (menu) with custom budget range filters (₱0–₱199, ₱200–₱500, ₱501+) for browsing available products, custom ordering with automatic pricing, smart scheduling, real-time tracking, automated email notifications for order confirmation, down payment verification, and pickup or delivery updates, and sales analytics driven by graphic summary cards and chart displays. It correctly executes administrative operations through an instant database text search bar, a quick-action In-Stock switch, a receipt payment verification toggle, and a 7-stage production pipeline framework (Pending, Confirmed, Baking, Ready, Completed, Cancelled , along with a global view container) managed via an interactive split-screen modal workspace.</w:t>
+      </w:r>
+    </w:p>
+    <w:p>
+      <w:pPr>
+        <w:pStyle w:val="11"/>
+        <w:keepNext w:val="0"/>
+        <w:keepLines w:val="0"/>
+        <w:widowControl/>
+        <w:suppressLineNumbers w:val="0"/>
+        <w:bidi w:val="0"/>
+        <w:spacing w:before="240" w:beforeAutospacing="0" w:after="0" w:afterAutospacing="0" w:line="17" w:lineRule="atLeast"/>
+        <w:ind w:left="720"/>
+        <w:rPr>
+          <w:rFonts w:hint="default" w:ascii="Courier New" w:hAnsi="Courier New" w:cs="Courier New"/>
+          <w:i w:val="0"/>
+          <w:iCs w:val="0"/>
+          <w:color w:val="000000"/>
+          <w:sz w:val="24"/>
+          <w:szCs w:val="24"/>
+          <w:u w:val="none"/>
+          <w:vertAlign w:val="baseline"/>
+        </w:rPr>
+      </w:pPr>
+    </w:p>
+    <w:p>
+      <w:pPr>
+        <w:pStyle w:val="11"/>
+        <w:keepNext w:val="0"/>
+        <w:keepLines w:val="0"/>
+        <w:widowControl/>
         <w:numPr>
           <w:ilvl w:val="0"/>
           <w:numId w:val="8"/>
         </w:numPr>
-        <w:spacing w:before="0" w:beforeAutospacing="0" w:after="0" w:afterAutospacing="0"/>
-        <w:ind w:left="720" w:hanging="360"/>
-        <w:rPr>
-          <w:sz w:val="24"/>
-          <w:szCs w:val="24"/>
-        </w:rPr>
-      </w:pPr>
-      <w:r>
-        <w:rPr>
-          <w:rFonts w:ascii="Courier New" w:hAnsi="Courier New" w:eastAsia="Courier New" w:cs="Courier New"/>
-          <w:b/>
-          <w:bCs/>
-          <w:sz w:val="24"/>
-          <w:szCs w:val="24"/>
-          <w:rtl w:val="0"/>
-        </w:rPr>
-        <w:t>Usability</w:t>
-      </w:r>
-      <w:r>
-        <w:rPr>
-          <w:rFonts w:ascii="Courier New" w:hAnsi="Courier New" w:eastAsia="Courier New" w:cs="Courier New"/>
-          <w:sz w:val="24"/>
-          <w:szCs w:val="24"/>
-          <w:rtl w:val="0"/>
-        </w:rPr>
-        <w:t>: The interface is intuitive, easy to navigate, and user-friendly for both customers and administrators.</w:t>
-      </w:r>
-    </w:p>
-    <w:p>
-      <w:pPr>
+        <w:suppressLineNumbers w:val="0"/>
+        <w:bidi w:val="0"/>
+        <w:spacing w:before="0" w:beforeAutospacing="0" w:after="0" w:afterAutospacing="0" w:line="17" w:lineRule="atLeast"/>
+        <w:ind w:left="420" w:leftChars="0" w:hanging="420" w:firstLineChars="0"/>
+        <w:rPr>
+          <w:rFonts w:hint="default" w:ascii="Courier New" w:hAnsi="Courier New" w:cs="Courier New"/>
+          <w:i w:val="0"/>
+          <w:iCs w:val="0"/>
+          <w:color w:val="000000"/>
+          <w:sz w:val="24"/>
+          <w:szCs w:val="24"/>
+          <w:u w:val="none"/>
+          <w:vertAlign w:val="baseline"/>
+        </w:rPr>
+      </w:pPr>
+      <w:r>
+        <w:rPr>
+          <w:rFonts w:hint="default" w:ascii="Courier New" w:hAnsi="Courier New" w:cs="Courier New"/>
+          <w:b/>
+          <w:bCs/>
+          <w:i w:val="0"/>
+          <w:iCs w:val="0"/>
+          <w:color w:val="000000"/>
+          <w:sz w:val="24"/>
+          <w:szCs w:val="24"/>
+          <w:u w:val="none"/>
+          <w:vertAlign w:val="baseline"/>
+        </w:rPr>
+        <w:t>Usability:</w:t>
+      </w:r>
+      <w:r>
+        <w:rPr>
+          <w:rFonts w:hint="default" w:ascii="Courier New" w:hAnsi="Courier New" w:cs="Courier New"/>
+          <w:i w:val="0"/>
+          <w:iCs w:val="0"/>
+          <w:color w:val="000000"/>
+          <w:sz w:val="24"/>
+          <w:szCs w:val="24"/>
+          <w:u w:val="none"/>
+          <w:vertAlign w:val="baseline"/>
+        </w:rPr>
+        <w:t xml:space="preserve"> The interface is intuitive, easy to navigate, and user-friendly for both customers and administrators.</w:t>
+      </w:r>
+    </w:p>
+    <w:p>
+      <w:pPr>
+        <w:pStyle w:val="11"/>
+        <w:keepNext w:val="0"/>
+        <w:keepLines w:val="0"/>
+        <w:widowControl/>
+        <w:suppressLineNumbers w:val="0"/>
+        <w:bidi w:val="0"/>
+        <w:spacing w:before="0" w:beforeAutospacing="0" w:after="0" w:afterAutospacing="0" w:line="17" w:lineRule="atLeast"/>
+        <w:ind w:left="720"/>
+        <w:rPr>
+          <w:rFonts w:hint="default" w:ascii="Courier New" w:hAnsi="Courier New" w:cs="Courier New"/>
+          <w:i w:val="0"/>
+          <w:iCs w:val="0"/>
+          <w:color w:val="000000"/>
+          <w:sz w:val="24"/>
+          <w:szCs w:val="24"/>
+          <w:u w:val="none"/>
+          <w:vertAlign w:val="baseline"/>
+        </w:rPr>
+      </w:pPr>
+    </w:p>
+    <w:p>
+      <w:pPr>
+        <w:pStyle w:val="11"/>
+        <w:keepNext w:val="0"/>
+        <w:keepLines w:val="0"/>
+        <w:widowControl/>
         <w:numPr>
           <w:ilvl w:val="0"/>
           <w:numId w:val="8"/>
         </w:numPr>
-        <w:spacing w:before="0" w:beforeAutospacing="0" w:after="0" w:afterAutospacing="0"/>
-        <w:ind w:left="720" w:hanging="360"/>
-        <w:rPr>
-          <w:sz w:val="24"/>
-          <w:szCs w:val="24"/>
-        </w:rPr>
-      </w:pPr>
-      <w:r>
-        <w:rPr>
-          <w:rFonts w:ascii="Courier New" w:hAnsi="Courier New" w:eastAsia="Courier New" w:cs="Courier New"/>
-          <w:b/>
-          <w:bCs/>
-          <w:sz w:val="24"/>
-          <w:szCs w:val="24"/>
-          <w:rtl w:val="0"/>
-        </w:rPr>
-        <w:t>Reliability</w:t>
-      </w:r>
-      <w:r>
-        <w:rPr>
-          <w:rFonts w:ascii="Courier New" w:hAnsi="Courier New" w:eastAsia="Courier New" w:cs="Courier New"/>
-          <w:sz w:val="24"/>
-          <w:szCs w:val="24"/>
-          <w:rtl w:val="0"/>
-        </w:rPr>
-        <w:t>: The system operates consistently without frequent crashes or data loss and handles errors gracefully.</w:t>
-      </w:r>
-    </w:p>
-    <w:p>
-      <w:pPr>
+        <w:suppressLineNumbers w:val="0"/>
+        <w:bidi w:val="0"/>
+        <w:spacing w:before="0" w:beforeAutospacing="0" w:after="0" w:afterAutospacing="0" w:line="17" w:lineRule="atLeast"/>
+        <w:ind w:left="420" w:leftChars="0" w:hanging="420" w:firstLineChars="0"/>
+        <w:rPr>
+          <w:rFonts w:hint="default" w:ascii="Courier New" w:hAnsi="Courier New" w:cs="Courier New"/>
+          <w:i w:val="0"/>
+          <w:iCs w:val="0"/>
+          <w:color w:val="000000"/>
+          <w:sz w:val="24"/>
+          <w:szCs w:val="24"/>
+          <w:u w:val="none"/>
+          <w:vertAlign w:val="baseline"/>
+        </w:rPr>
+      </w:pPr>
+      <w:r>
+        <w:rPr>
+          <w:rFonts w:hint="default" w:ascii="Courier New" w:hAnsi="Courier New" w:cs="Courier New"/>
+          <w:b/>
+          <w:bCs/>
+          <w:i w:val="0"/>
+          <w:iCs w:val="0"/>
+          <w:color w:val="000000"/>
+          <w:sz w:val="24"/>
+          <w:szCs w:val="24"/>
+          <w:u w:val="none"/>
+          <w:vertAlign w:val="baseline"/>
+        </w:rPr>
+        <w:t>Reliability:</w:t>
+      </w:r>
+      <w:r>
+        <w:rPr>
+          <w:rFonts w:hint="default" w:ascii="Courier New" w:hAnsi="Courier New" w:cs="Courier New"/>
+          <w:i w:val="0"/>
+          <w:iCs w:val="0"/>
+          <w:color w:val="000000"/>
+          <w:sz w:val="24"/>
+          <w:szCs w:val="24"/>
+          <w:u w:val="none"/>
+          <w:vertAlign w:val="baseline"/>
+        </w:rPr>
+        <w:t xml:space="preserve"> The system operates consistently without frequent crashes or data loss and handles errors gracefully.</w:t>
+      </w:r>
+    </w:p>
+    <w:p>
+      <w:pPr>
+        <w:pStyle w:val="11"/>
+        <w:keepNext w:val="0"/>
+        <w:keepLines w:val="0"/>
+        <w:widowControl/>
+        <w:suppressLineNumbers w:val="0"/>
+        <w:bidi w:val="0"/>
+        <w:spacing w:before="0" w:beforeAutospacing="0" w:after="0" w:afterAutospacing="0" w:line="17" w:lineRule="atLeast"/>
+        <w:ind w:left="720"/>
+        <w:rPr>
+          <w:rFonts w:hint="default" w:ascii="Courier New" w:hAnsi="Courier New" w:cs="Courier New"/>
+          <w:i w:val="0"/>
+          <w:iCs w:val="0"/>
+          <w:color w:val="000000"/>
+          <w:sz w:val="24"/>
+          <w:szCs w:val="24"/>
+          <w:u w:val="none"/>
+          <w:vertAlign w:val="baseline"/>
+        </w:rPr>
+      </w:pPr>
+    </w:p>
+    <w:p>
+      <w:pPr>
+        <w:pStyle w:val="11"/>
+        <w:keepNext w:val="0"/>
+        <w:keepLines w:val="0"/>
+        <w:widowControl/>
         <w:numPr>
           <w:ilvl w:val="0"/>
           <w:numId w:val="8"/>
         </w:numPr>
-        <w:spacing w:before="0" w:beforeAutospacing="0" w:after="0" w:afterAutospacing="0"/>
-        <w:ind w:left="720" w:hanging="360"/>
-        <w:rPr>
-          <w:sz w:val="24"/>
-          <w:szCs w:val="24"/>
-        </w:rPr>
-      </w:pPr>
-      <w:r>
-        <w:rPr>
-          <w:rFonts w:ascii="Courier New" w:hAnsi="Courier New" w:eastAsia="Courier New" w:cs="Courier New"/>
-          <w:b/>
-          <w:bCs/>
-          <w:sz w:val="24"/>
-          <w:szCs w:val="24"/>
-          <w:rtl w:val="0"/>
-        </w:rPr>
-        <w:t>Efficiency</w:t>
-      </w:r>
-      <w:r>
-        <w:rPr>
-          <w:rFonts w:ascii="Courier New" w:hAnsi="Courier New" w:eastAsia="Courier New" w:cs="Courier New"/>
-          <w:sz w:val="24"/>
-          <w:szCs w:val="24"/>
-          <w:rtl w:val="0"/>
-        </w:rPr>
-        <w:t>: The system processes orders, calculations, and reports quickly, reducing manual workload and response time.</w:t>
-      </w:r>
-    </w:p>
-    <w:p>
-      <w:pPr>
+        <w:suppressLineNumbers w:val="0"/>
+        <w:bidi w:val="0"/>
+        <w:spacing w:before="0" w:beforeAutospacing="0" w:after="0" w:afterAutospacing="0" w:line="17" w:lineRule="atLeast"/>
+        <w:ind w:left="420" w:leftChars="0" w:hanging="420" w:firstLineChars="0"/>
+        <w:rPr>
+          <w:rFonts w:hint="default" w:ascii="Courier New" w:hAnsi="Courier New" w:cs="Courier New"/>
+          <w:i w:val="0"/>
+          <w:iCs w:val="0"/>
+          <w:color w:val="000000"/>
+          <w:sz w:val="24"/>
+          <w:szCs w:val="24"/>
+          <w:u w:val="none"/>
+          <w:vertAlign w:val="baseline"/>
+        </w:rPr>
+      </w:pPr>
+      <w:r>
+        <w:rPr>
+          <w:rFonts w:hint="default" w:ascii="Courier New" w:hAnsi="Courier New" w:cs="Courier New"/>
+          <w:b/>
+          <w:bCs/>
+          <w:i w:val="0"/>
+          <w:iCs w:val="0"/>
+          <w:color w:val="000000"/>
+          <w:sz w:val="24"/>
+          <w:szCs w:val="24"/>
+          <w:u w:val="none"/>
+          <w:vertAlign w:val="baseline"/>
+        </w:rPr>
+        <w:t>Efficiency:</w:t>
+      </w:r>
+      <w:r>
+        <w:rPr>
+          <w:rFonts w:hint="default" w:ascii="Courier New" w:hAnsi="Courier New" w:cs="Courier New"/>
+          <w:i w:val="0"/>
+          <w:iCs w:val="0"/>
+          <w:color w:val="000000"/>
+          <w:sz w:val="24"/>
+          <w:szCs w:val="24"/>
+          <w:u w:val="none"/>
+          <w:vertAlign w:val="baseline"/>
+        </w:rPr>
+        <w:t xml:space="preserve"> The system processes orders, calculations, search queries, and reports quickly, reducing manual workload and response time.</w:t>
+      </w:r>
+    </w:p>
+    <w:p>
+      <w:pPr>
+        <w:pStyle w:val="11"/>
+        <w:keepNext w:val="0"/>
+        <w:keepLines w:val="0"/>
+        <w:widowControl/>
+        <w:suppressLineNumbers w:val="0"/>
+        <w:bidi w:val="0"/>
+        <w:spacing w:before="0" w:beforeAutospacing="0" w:after="0" w:afterAutospacing="0" w:line="17" w:lineRule="atLeast"/>
+        <w:ind w:left="720"/>
+        <w:rPr>
+          <w:rFonts w:hint="default" w:ascii="Courier New" w:hAnsi="Courier New" w:cs="Courier New"/>
+          <w:i w:val="0"/>
+          <w:iCs w:val="0"/>
+          <w:color w:val="000000"/>
+          <w:sz w:val="24"/>
+          <w:szCs w:val="24"/>
+          <w:u w:val="none"/>
+          <w:vertAlign w:val="baseline"/>
+        </w:rPr>
+      </w:pPr>
+    </w:p>
+    <w:p>
+      <w:pPr>
+        <w:pStyle w:val="11"/>
+        <w:keepNext w:val="0"/>
+        <w:keepLines w:val="0"/>
+        <w:widowControl/>
         <w:numPr>
           <w:ilvl w:val="0"/>
           <w:numId w:val="8"/>
         </w:numPr>
-        <w:spacing w:before="0" w:beforeAutospacing="0" w:after="240"/>
-        <w:ind w:left="720" w:hanging="360"/>
-        <w:rPr>
-          <w:sz w:val="24"/>
-          <w:szCs w:val="24"/>
-        </w:rPr>
-      </w:pPr>
-      <w:r>
-        <w:rPr>
-          <w:rFonts w:ascii="Courier New" w:hAnsi="Courier New" w:eastAsia="Courier New" w:cs="Courier New"/>
-          <w:b/>
-          <w:bCs/>
-          <w:sz w:val="24"/>
-          <w:szCs w:val="24"/>
-          <w:rtl w:val="0"/>
-        </w:rPr>
-        <w:t>Security</w:t>
-      </w:r>
-      <w:r>
-        <w:rPr>
-          <w:rFonts w:ascii="Courier New" w:hAnsi="Courier New" w:eastAsia="Courier New" w:cs="Courier New"/>
-          <w:sz w:val="24"/>
-          <w:szCs w:val="24"/>
-          <w:rtl w:val="0"/>
-        </w:rPr>
-        <w:t>: User data, orders, and payments are protected through proper authentication, input validation, and secure practices (e.g., password hashing and secure QR code handling).</w:t>
-      </w:r>
-    </w:p>
-    <w:p>
-      <w:pPr>
-        <w:spacing w:before="240" w:after="240"/>
-        <w:rPr>
-          <w:rFonts w:ascii="Courier New" w:hAnsi="Courier New" w:eastAsia="Courier New" w:cs="Courier New"/>
-          <w:sz w:val="24"/>
-          <w:szCs w:val="24"/>
-        </w:rPr>
-      </w:pPr>
-      <w:r>
-        <w:rPr>
-          <w:rFonts w:ascii="Courier New" w:hAnsi="Courier New" w:eastAsia="Courier New" w:cs="Courier New"/>
-          <w:sz w:val="24"/>
-          <w:szCs w:val="24"/>
-          <w:rtl w:val="0"/>
+        <w:suppressLineNumbers w:val="0"/>
+        <w:bidi w:val="0"/>
+        <w:spacing w:before="0" w:beforeAutospacing="0" w:after="240" w:afterAutospacing="0" w:line="17" w:lineRule="atLeast"/>
+        <w:ind w:left="420" w:leftChars="0" w:hanging="420" w:firstLineChars="0"/>
+      </w:pPr>
+      <w:r>
+        <w:rPr>
+          <w:rFonts w:hint="default" w:ascii="Courier New" w:hAnsi="Courier New" w:cs="Courier New"/>
+          <w:b/>
+          <w:bCs/>
+          <w:i w:val="0"/>
+          <w:iCs w:val="0"/>
+          <w:color w:val="000000"/>
+          <w:sz w:val="24"/>
+          <w:szCs w:val="24"/>
+          <w:u w:val="none"/>
+          <w:vertAlign w:val="baseline"/>
+        </w:rPr>
+        <w:t>Security:</w:t>
+      </w:r>
+      <w:r>
+        <w:rPr>
+          <w:rFonts w:hint="default" w:ascii="Courier New" w:hAnsi="Courier New" w:cs="Courier New"/>
+          <w:i w:val="0"/>
+          <w:iCs w:val="0"/>
+          <w:color w:val="000000"/>
+          <w:sz w:val="24"/>
+          <w:szCs w:val="24"/>
+          <w:u w:val="none"/>
+          <w:vertAlign w:val="baseline"/>
+        </w:rPr>
+        <w:t xml:space="preserve"> User data, orders, and payments are protected through proper authentication, input validation, and secure practices (e.g., password hashing and secure QR code handling).</w:t>
+      </w:r>
+    </w:p>
+    <w:p>
+      <w:pPr>
+        <w:keepNext w:val="0"/>
+        <w:keepLines w:val="0"/>
+        <w:widowControl/>
+        <w:numPr>
+          <w:numId w:val="0"/>
+        </w:numPr>
+        <w:suppressLineNumbers w:val="0"/>
+        <w:bidi w:val="0"/>
+        <w:spacing w:before="0" w:beforeAutospacing="1" w:after="0" w:afterAutospacing="1"/>
+        <w:ind w:left="1080" w:leftChars="0"/>
+        <w:textAlignment w:val="baseline"/>
+        <w:rPr>
+          <w:rFonts w:hint="default" w:ascii="Courier New" w:hAnsi="Courier New" w:cs="Courier New"/>
+          <w:i w:val="0"/>
+          <w:iCs w:val="0"/>
+          <w:color w:val="000000"/>
+          <w:sz w:val="24"/>
+          <w:szCs w:val="24"/>
+          <w:u w:val="none"/>
+        </w:rPr>
+      </w:pPr>
+    </w:p>
+    <w:p>
+      <w:pPr>
+        <w:pStyle w:val="11"/>
+        <w:keepNext w:val="0"/>
+        <w:keepLines w:val="0"/>
+        <w:widowControl/>
+        <w:suppressLineNumbers w:val="0"/>
+        <w:bidi w:val="0"/>
+        <w:spacing w:before="240" w:beforeAutospacing="0" w:after="240" w:afterAutospacing="0" w:line="17" w:lineRule="atLeast"/>
+      </w:pPr>
+      <w:r>
+        <w:rPr>
+          <w:rFonts w:hint="default" w:ascii="Courier New" w:hAnsi="Courier New" w:cs="Courier New"/>
+          <w:i w:val="0"/>
+          <w:iCs w:val="0"/>
+          <w:color w:val="000000"/>
+          <w:sz w:val="24"/>
+          <w:szCs w:val="24"/>
+          <w:u w:val="none"/>
+          <w:vertAlign w:val="baseline"/>
         </w:rPr>
         <w:t>This chapter outlines the systematic approach used to design, develop, test, and evaluate the Custom Cake Ordering Platform with Smart Scheduling and Sales Analytics, ensuring the final product is practical and effective for C and N Bakery.</w:t>
       </w:r>
@@ -7368,6 +6723,8 @@
           <w:vertAlign w:val="baseline"/>
         </w:rPr>
       </w:pPr>
+      <w:bookmarkStart w:id="31" w:name="_GoBack"/>
+      <w:bookmarkEnd w:id="31"/>
     </w:p>
     <w:p>
       <w:pPr>
@@ -8452,9 +7809,9 @@
 <file path=word/numbering.xml><?xml version="1.0" encoding="utf-8"?>
 <w:numbering xmlns:wpc="http://schemas.microsoft.com/office/word/2010/wordprocessingCanvas" xmlns:mc="http://schemas.openxmlformats.org/markup-compatibility/2006" xmlns:o="urn:schemas-microsoft-com:office:office" xmlns:r="http://schemas.openxmlformats.org/officeDocument/2006/relationships" xmlns:m="http://schemas.openxmlformats.org/officeDocument/2006/math" xmlns:v="urn:schemas-microsoft-com:vml" xmlns:wp14="http://schemas.microsoft.com/office/word/2010/wordprocessingDrawing" xmlns:wp="http://schemas.openxmlformats.org/drawingml/2006/wordprocessingDrawing" xmlns:w10="urn:schemas-microsoft-com:office:word" xmlns:w="http://schemas.openxmlformats.org/wordprocessingml/2006/main" xmlns:w14="http://schemas.microsoft.com/office/word/2010/wordml" xmlns:wpg="http://schemas.microsoft.com/office/word/2010/wordprocessingGroup" xmlns:wpi="http://schemas.microsoft.com/office/word/2010/wordprocessingInk" xmlns:wne="http://schemas.microsoft.com/office/word/2006/wordml" xmlns:wps="http://schemas.microsoft.com/office/word/2010/wordprocessingShape" xmlns:wpsCustomData="http://www.wps.cn/officeDocument/2013/wpsCustomData" mc:Ignorable="w14 wp14">
   <w:abstractNum w:abstractNumId="0">
-    <w:nsid w:val="9D90F225"/>
+    <w:nsid w:val="8967615B"/>
     <w:multiLevelType w:val="singleLevel"/>
-    <w:tmpl w:val="9D90F225"/>
+    <w:tmpl w:val="8967615B"/>
     <w:lvl w:ilvl="0" w:tentative="0">
       <w:start w:val="1"/>
       <w:numFmt w:val="decimal"/>
@@ -8698,26 +8055,6 @@
     </w:lvl>
   </w:abstractNum>
   <w:abstractNum w:abstractNumId="3">
-    <w:nsid w:val="02DFB0C4"/>
-    <w:multiLevelType w:val="singleLevel"/>
-    <w:tmpl w:val="02DFB0C4"/>
-    <w:lvl w:ilvl="0" w:tentative="0">
-      <w:start w:val="1"/>
-      <w:numFmt w:val="bullet"/>
-      <w:lvlText w:val=""/>
-      <w:lvlJc w:val="left"/>
-      <w:pPr>
-        <w:tabs>
-          <w:tab w:val="left" w:pos="420"/>
-        </w:tabs>
-        <w:ind w:left="420" w:leftChars="0" w:hanging="420" w:firstLineChars="0"/>
-      </w:pPr>
-      <w:rPr>
-        <w:rFonts w:hint="default" w:ascii="Wingdings" w:hAnsi="Wingdings"/>
-      </w:rPr>
-    </w:lvl>
-  </w:abstractNum>
-  <w:abstractNum w:abstractNumId="4">
     <w:nsid w:val="03D62ECE"/>
     <w:multiLevelType w:val="multilevel"/>
     <w:tmpl w:val="03D62ECE"/>
@@ -8827,6 +8164,26 @@
       </w:pPr>
       <w:rPr>
         <w:u w:val="none"/>
+      </w:rPr>
+    </w:lvl>
+  </w:abstractNum>
+  <w:abstractNum w:abstractNumId="4">
+    <w:nsid w:val="20C798AC"/>
+    <w:multiLevelType w:val="singleLevel"/>
+    <w:tmpl w:val="20C798AC"/>
+    <w:lvl w:ilvl="0" w:tentative="0">
+      <w:start w:val="1"/>
+      <w:numFmt w:val="bullet"/>
+      <w:lvlText w:val=""/>
+      <w:lvlJc w:val="left"/>
+      <w:pPr>
+        <w:tabs>
+          <w:tab w:val="left" w:pos="420"/>
+        </w:tabs>
+        <w:ind w:left="420" w:leftChars="0" w:hanging="420" w:firstLineChars="0"/>
+      </w:pPr>
+      <w:rPr>
+        <w:rFonts w:hint="default" w:ascii="Wingdings" w:hAnsi="Wingdings"/>
       </w:rPr>
     </w:lvl>
   </w:abstractNum>
@@ -8944,239 +8301,53 @@
     </w:lvl>
   </w:abstractNum>
   <w:abstractNum w:abstractNumId="6">
-    <w:nsid w:val="59ADCABA"/>
-    <w:multiLevelType w:val="multilevel"/>
-    <w:tmpl w:val="59ADCABA"/>
+    <w:nsid w:val="411B8CF0"/>
+    <w:multiLevelType w:val="singleLevel"/>
+    <w:tmpl w:val="411B8CF0"/>
     <w:lvl w:ilvl="0" w:tentative="0">
       <w:start w:val="1"/>
       <w:numFmt w:val="bullet"/>
-      <w:lvlText w:val="●"/>
+      <w:lvlText w:val=""/>
       <w:lvlJc w:val="left"/>
       <w:pPr>
-        <w:ind w:left="720" w:hanging="360"/>
+        <w:tabs>
+          <w:tab w:val="left" w:pos="420"/>
+        </w:tabs>
+        <w:ind w:left="420" w:leftChars="0" w:hanging="420" w:firstLineChars="0"/>
       </w:pPr>
       <w:rPr>
-        <w:u w:val="none"/>
-      </w:rPr>
-    </w:lvl>
-    <w:lvl w:ilvl="1" w:tentative="0">
-      <w:start w:val="1"/>
-      <w:numFmt w:val="bullet"/>
-      <w:lvlText w:val="○"/>
-      <w:lvlJc w:val="left"/>
-      <w:pPr>
-        <w:ind w:left="1440" w:hanging="360"/>
-      </w:pPr>
-      <w:rPr>
-        <w:u w:val="none"/>
-      </w:rPr>
-    </w:lvl>
-    <w:lvl w:ilvl="2" w:tentative="0">
-      <w:start w:val="1"/>
-      <w:numFmt w:val="bullet"/>
-      <w:lvlText w:val="■"/>
-      <w:lvlJc w:val="left"/>
-      <w:pPr>
-        <w:ind w:left="2160" w:hanging="360"/>
-      </w:pPr>
-      <w:rPr>
-        <w:u w:val="none"/>
-      </w:rPr>
-    </w:lvl>
-    <w:lvl w:ilvl="3" w:tentative="0">
-      <w:start w:val="1"/>
-      <w:numFmt w:val="bullet"/>
-      <w:lvlText w:val="●"/>
-      <w:lvlJc w:val="left"/>
-      <w:pPr>
-        <w:ind w:left="2880" w:hanging="360"/>
-      </w:pPr>
-      <w:rPr>
-        <w:u w:val="none"/>
-      </w:rPr>
-    </w:lvl>
-    <w:lvl w:ilvl="4" w:tentative="0">
-      <w:start w:val="1"/>
-      <w:numFmt w:val="bullet"/>
-      <w:lvlText w:val="○"/>
-      <w:lvlJc w:val="left"/>
-      <w:pPr>
-        <w:ind w:left="3600" w:hanging="360"/>
-      </w:pPr>
-      <w:rPr>
-        <w:u w:val="none"/>
-      </w:rPr>
-    </w:lvl>
-    <w:lvl w:ilvl="5" w:tentative="0">
-      <w:start w:val="1"/>
-      <w:numFmt w:val="bullet"/>
-      <w:lvlText w:val="■"/>
-      <w:lvlJc w:val="left"/>
-      <w:pPr>
-        <w:ind w:left="4320" w:hanging="360"/>
-      </w:pPr>
-      <w:rPr>
-        <w:u w:val="none"/>
-      </w:rPr>
-    </w:lvl>
-    <w:lvl w:ilvl="6" w:tentative="0">
-      <w:start w:val="1"/>
-      <w:numFmt w:val="bullet"/>
-      <w:lvlText w:val="●"/>
-      <w:lvlJc w:val="left"/>
-      <w:pPr>
-        <w:ind w:left="5040" w:hanging="360"/>
-      </w:pPr>
-      <w:rPr>
-        <w:u w:val="none"/>
-      </w:rPr>
-    </w:lvl>
-    <w:lvl w:ilvl="7" w:tentative="0">
-      <w:start w:val="1"/>
-      <w:numFmt w:val="bullet"/>
-      <w:lvlText w:val="○"/>
-      <w:lvlJc w:val="left"/>
-      <w:pPr>
-        <w:ind w:left="5760" w:hanging="360"/>
-      </w:pPr>
-      <w:rPr>
-        <w:u w:val="none"/>
-      </w:rPr>
-    </w:lvl>
-    <w:lvl w:ilvl="8" w:tentative="0">
-      <w:start w:val="1"/>
-      <w:numFmt w:val="bullet"/>
-      <w:lvlText w:val="■"/>
-      <w:lvlJc w:val="left"/>
-      <w:pPr>
-        <w:ind w:left="6480" w:hanging="360"/>
-      </w:pPr>
-      <w:rPr>
-        <w:u w:val="none"/>
+        <w:rFonts w:hint="default" w:ascii="Wingdings" w:hAnsi="Wingdings"/>
       </w:rPr>
     </w:lvl>
   </w:abstractNum>
   <w:abstractNum w:abstractNumId="7">
-    <w:nsid w:val="72183CF9"/>
-    <w:multiLevelType w:val="multilevel"/>
-    <w:tmpl w:val="72183CF9"/>
+    <w:nsid w:val="621B16D6"/>
+    <w:multiLevelType w:val="singleLevel"/>
+    <w:tmpl w:val="621B16D6"/>
     <w:lvl w:ilvl="0" w:tentative="0">
       <w:start w:val="1"/>
       <w:numFmt w:val="bullet"/>
-      <w:lvlText w:val="●"/>
+      <w:lvlText w:val=""/>
       <w:lvlJc w:val="left"/>
       <w:pPr>
-        <w:ind w:left="720" w:hanging="360"/>
+        <w:tabs>
+          <w:tab w:val="left" w:pos="420"/>
+        </w:tabs>
+        <w:ind w:left="420" w:leftChars="0" w:hanging="420" w:firstLineChars="0"/>
       </w:pPr>
       <w:rPr>
-        <w:u w:val="none"/>
-      </w:rPr>
-    </w:lvl>
-    <w:lvl w:ilvl="1" w:tentative="0">
-      <w:start w:val="1"/>
-      <w:numFmt w:val="bullet"/>
-      <w:lvlText w:val="○"/>
-      <w:lvlJc w:val="left"/>
-      <w:pPr>
-        <w:ind w:left="1440" w:hanging="360"/>
-      </w:pPr>
-      <w:rPr>
-        <w:u w:val="none"/>
-      </w:rPr>
-    </w:lvl>
-    <w:lvl w:ilvl="2" w:tentative="0">
-      <w:start w:val="1"/>
-      <w:numFmt w:val="bullet"/>
-      <w:lvlText w:val="■"/>
-      <w:lvlJc w:val="left"/>
-      <w:pPr>
-        <w:ind w:left="2160" w:hanging="360"/>
-      </w:pPr>
-      <w:rPr>
-        <w:u w:val="none"/>
-      </w:rPr>
-    </w:lvl>
-    <w:lvl w:ilvl="3" w:tentative="0">
-      <w:start w:val="1"/>
-      <w:numFmt w:val="bullet"/>
-      <w:lvlText w:val="●"/>
-      <w:lvlJc w:val="left"/>
-      <w:pPr>
-        <w:ind w:left="2880" w:hanging="360"/>
-      </w:pPr>
-      <w:rPr>
-        <w:u w:val="none"/>
-      </w:rPr>
-    </w:lvl>
-    <w:lvl w:ilvl="4" w:tentative="0">
-      <w:start w:val="1"/>
-      <w:numFmt w:val="bullet"/>
-      <w:lvlText w:val="○"/>
-      <w:lvlJc w:val="left"/>
-      <w:pPr>
-        <w:ind w:left="3600" w:hanging="360"/>
-      </w:pPr>
-      <w:rPr>
-        <w:u w:val="none"/>
-      </w:rPr>
-    </w:lvl>
-    <w:lvl w:ilvl="5" w:tentative="0">
-      <w:start w:val="1"/>
-      <w:numFmt w:val="bullet"/>
-      <w:lvlText w:val="■"/>
-      <w:lvlJc w:val="left"/>
-      <w:pPr>
-        <w:ind w:left="4320" w:hanging="360"/>
-      </w:pPr>
-      <w:rPr>
-        <w:u w:val="none"/>
-      </w:rPr>
-    </w:lvl>
-    <w:lvl w:ilvl="6" w:tentative="0">
-      <w:start w:val="1"/>
-      <w:numFmt w:val="bullet"/>
-      <w:lvlText w:val="●"/>
-      <w:lvlJc w:val="left"/>
-      <w:pPr>
-        <w:ind w:left="5040" w:hanging="360"/>
-      </w:pPr>
-      <w:rPr>
-        <w:u w:val="none"/>
-      </w:rPr>
-    </w:lvl>
-    <w:lvl w:ilvl="7" w:tentative="0">
-      <w:start w:val="1"/>
-      <w:numFmt w:val="bullet"/>
-      <w:lvlText w:val="○"/>
-      <w:lvlJc w:val="left"/>
-      <w:pPr>
-        <w:ind w:left="5760" w:hanging="360"/>
-      </w:pPr>
-      <w:rPr>
-        <w:u w:val="none"/>
-      </w:rPr>
-    </w:lvl>
-    <w:lvl w:ilvl="8" w:tentative="0">
-      <w:start w:val="1"/>
-      <w:numFmt w:val="bullet"/>
-      <w:lvlText w:val="■"/>
-      <w:lvlJc w:val="left"/>
-      <w:pPr>
-        <w:ind w:left="6480" w:hanging="360"/>
-      </w:pPr>
-      <w:rPr>
-        <w:u w:val="none"/>
+        <w:rFonts w:hint="default" w:ascii="Wingdings" w:hAnsi="Wingdings"/>
       </w:rPr>
     </w:lvl>
   </w:abstractNum>
   <w:num w:numId="1">
-    <w:abstractNumId w:val="3"/>
+    <w:abstractNumId w:val="6"/>
   </w:num>
   <w:num w:numId="2">
     <w:abstractNumId w:val="0"/>
   </w:num>
   <w:num w:numId="3">
-    <w:abstractNumId w:val="6"/>
+    <w:abstractNumId w:val="7"/>
   </w:num>
   <w:num w:numId="4">
     <w:abstractNumId w:val="2"/>
@@ -9185,13 +8356,13 @@
     <w:abstractNumId w:val="1"/>
   </w:num>
   <w:num w:numId="6">
-    <w:abstractNumId w:val="4"/>
+    <w:abstractNumId w:val="3"/>
   </w:num>
   <w:num w:numId="7">
     <w:abstractNumId w:val="5"/>
   </w:num>
   <w:num w:numId="8">
-    <w:abstractNumId w:val="7"/>
+    <w:abstractNumId w:val="4"/>
   </w:num>
 </w:numbering>
 </file>

--- a/Digital_Dealers_Capstone_2026.docx
+++ b/Digital_Dealers_Capstone_2026.docx
@@ -102,6 +102,8 @@
           <w:szCs w:val="36"/>
         </w:rPr>
       </w:pPr>
+      <w:bookmarkStart w:id="31" w:name="_GoBack"/>
+      <w:bookmarkEnd w:id="31"/>
     </w:p>
     <w:p>
       <w:pPr>
@@ -6723,8 +6725,6 @@
           <w:vertAlign w:val="baseline"/>
         </w:rPr>
       </w:pPr>
-      <w:bookmarkStart w:id="31" w:name="_GoBack"/>
-      <w:bookmarkEnd w:id="31"/>
     </w:p>
     <w:p>
       <w:pPr>
